--- a/docs/submission/requirements_definition.docx
+++ b/docs/submission/requirements_definition.docx
@@ -2,13 +2,21 @@
 <file path=word/document.xml><?xml version="1.0" encoding="utf-8"?>
 <w:document xmlns:w="http://schemas.openxmlformats.org/wordprocessingml/2006/main" xmlns:m="http://schemas.openxmlformats.org/officeDocument/2006/math" xmlns:r="http://schemas.openxmlformats.org/officeDocument/2006/relationships" xmlns:o="urn:schemas-microsoft-com:office:office" xmlns:v="urn:schemas-microsoft-com:vml" xmlns:w10="urn:schemas-microsoft-com:office:word" xmlns:a="http://schemas.openxmlformats.org/drawingml/2006/main" xmlns:pic="http://schemas.openxmlformats.org/drawingml/2006/picture" xmlns:wp="http://schemas.openxmlformats.org/drawingml/2006/wordprocessingDrawing">
   <w:body>
-    <w:bookmarkStart w:id="18" w:name="requirements-definition"/>
+    <w:bookmarkStart w:id="18" w:name="요구사항-정의서"/>
     <w:p>
       <w:pPr>
         <w:pStyle w:val="Heading1"/>
       </w:pPr>
       <w:r>
-        <w:t xml:space="preserve">Requirements Definition</w:t>
+        <w:t xml:space="preserve">요구사항 정의서</w:t>
+      </w:r>
+    </w:p>
+    <w:p>
+      <w:pPr>
+        <w:pStyle w:val="FirstParagraph"/>
+      </w:pPr>
+      <w:r>
+        <w:t xml:space="preserve">English title: Requirements Definition</w:t>
       </w:r>
     </w:p>
     <w:bookmarkStart w:id="9" w:name="document-overview"/>
@@ -813,7 +821,7 @@
               <w:pStyle w:val="Compact"/>
             </w:pPr>
             <w:r>
-              <w:t xml:space="preserve">Prevents the prototype from being represented as a production-ready AIOps platform.</w:t>
+              <w:t xml:space="preserve">Prevents the prototype from being represented as an operational production system.</w:t>
             </w:r>
           </w:p>
         </w:tc>
@@ -969,7 +977,7 @@
               <w:pStyle w:val="Compact"/>
             </w:pPr>
             <w:r>
-              <w:t xml:space="preserve">Requirements Definition Source</w:t>
+              <w:t xml:space="preserve">요구사항 정의서 Source</w:t>
             </w:r>
           </w:p>
         </w:tc>
@@ -1018,7 +1026,7 @@
               <w:pStyle w:val="Compact"/>
             </w:pPr>
             <w:r>
-              <w:t xml:space="preserve">Requirements Definition Submission Copy</w:t>
+              <w:t xml:space="preserve">요구사항 정의서 Submission Copy</w:t>
             </w:r>
           </w:p>
         </w:tc>
@@ -1846,7 +1854,7 @@
               <w:pStyle w:val="Compact"/>
             </w:pPr>
             <w:r>
-              <w:t xml:space="preserve">LLM operation-management design</w:t>
+              <w:t xml:space="preserve">LLM 운영 관리 구조 설계서</w:t>
             </w:r>
           </w:p>
         </w:tc>
@@ -1873,7 +1881,7 @@
               <w:pStyle w:val="Compact"/>
             </w:pPr>
             <w:r>
-              <w:t xml:space="preserve">Agent registration-management prototype</w:t>
+              <w:t xml:space="preserve">에이전트 등록 관리 프로토타입</w:t>
             </w:r>
           </w:p>
         </w:tc>
@@ -1900,7 +1908,7 @@
               <w:pStyle w:val="Compact"/>
             </w:pPr>
             <w:r>
-              <w:t xml:space="preserve">AI application deployment/control optimization strategy</w:t>
+              <w:t xml:space="preserve">AI 응용 배포·제어 추론 최적화 전략 설계서</w:t>
             </w:r>
           </w:p>
         </w:tc>

--- a/docs/submission/requirements_definition.docx
+++ b/docs/submission/requirements_definition.docx
@@ -16,16 +16,16 @@
         <w:pStyle w:val="FirstParagraph"/>
       </w:pPr>
       <w:r>
-        <w:t xml:space="preserve">English title: Requirements Definition</w:t>
-      </w:r>
-    </w:p>
-    <w:bookmarkStart w:id="9" w:name="document-overview"/>
+        <w:t xml:space="preserve">영문 제목: Requirements Definition</w:t>
+      </w:r>
+    </w:p>
+    <w:bookmarkStart w:id="9" w:name="문서-개요"/>
     <w:p>
       <w:pPr>
         <w:pStyle w:val="Heading2"/>
       </w:pPr>
       <w:r>
-        <w:t xml:space="preserve">1. Document Overview</w:t>
+        <w:t xml:space="preserve">1. 문서 개요</w:t>
       </w:r>
     </w:p>
     <w:p>
@@ -33,31 +33,7 @@
         <w:pStyle w:val="FirstParagraph"/>
       </w:pPr>
       <w:r>
-        <w:t xml:space="preserve">This document defines the functional, non-functional, submission, development,</w:t>
-      </w:r>
-      <w:r>
-        <w:t xml:space="preserve"> </w:t>
-      </w:r>
-      <w:r>
-        <w:t xml:space="preserve">and validation requirements for the 1st-year Go-based service-control functional</w:t>
-      </w:r>
-      <w:r>
-        <w:t xml:space="preserve"> </w:t>
-      </w:r>
-      <w:r>
-        <w:t xml:space="preserve">prototype. The prototype supports AI LLM operation management, AI agent</w:t>
-      </w:r>
-      <w:r>
-        <w:t xml:space="preserve"> </w:t>
-      </w:r>
-      <w:r>
-        <w:t xml:space="preserve">registration management, CPU/GPU VM placement recommendation, and AI</w:t>
-      </w:r>
-      <w:r>
-        <w:t xml:space="preserve"> </w:t>
-      </w:r>
-      <w:r>
-        <w:t xml:space="preserve">application deployment/control readiness validation.</w:t>
+        <w:t xml:space="preserve">이 문서는 1차년도 Go 기반 서비스 제어 기능 프로토타입의 기능 요구사항, 비기능 요구사항, 제출 요구사항, 개발 요구사항, 검증 요구사항을 정의합니다. 프로토타입은 AI LLM 운영 관리, AI 에이전트 등록 관리, CPU/GPU VM 배치 추천, AI 응용 배포·제어 준비도 검증을 지원합니다.</w:t>
       </w:r>
     </w:p>
     <w:p>
@@ -65,50 +41,17 @@
         <w:pStyle w:val="BodyText"/>
       </w:pPr>
       <w:r>
-        <w:t xml:space="preserve">The document is maintained as the Markdown source for the requirements</w:t>
-      </w:r>
-      <w:r>
-        <w:t xml:space="preserve"> </w:t>
-      </w:r>
-      <w:r>
-        <w:t xml:space="preserve">definition submission artifact. A DOCX submission copy can be generated from</w:t>
-      </w:r>
-      <w:r>
-        <w:t xml:space="preserve"> </w:t>
-      </w:r>
-      <w:r>
-        <w:t xml:space="preserve">this source by using</w:t>
-      </w:r>
-      <w:r>
-        <w:t xml:space="preserve"> </w:t>
-      </w:r>
-      <w:r>
-        <w:rPr>
-          <w:rStyle w:val="VerbatimChar"/>
-        </w:rPr>
-        <w:t xml:space="preserve">scripts/generate_docx_deliverables.sh</w:t>
-      </w:r>
-      <w:r>
-        <w:t xml:space="preserve"> </w:t>
-      </w:r>
-      <w:r>
-        <w:t xml:space="preserve">or an equivalent</w:t>
-      </w:r>
-      <w:r>
-        <w:t xml:space="preserve"> </w:t>
-      </w:r>
-      <w:r>
-        <w:t xml:space="preserve">Pandoc command.</w:t>
+        <w:t xml:space="preserve">본 문서는 요구사항 정의서 제출 산출물의 Markdown 원본입니다. DOCX 제출본은 이 원본을 기준으로 생성합니다.</w:t>
       </w:r>
     </w:p>
     <w:bookmarkEnd w:id="9"/>
-    <w:bookmarkStart w:id="10" w:name="project-scope"/>
+    <w:bookmarkStart w:id="10" w:name="프로젝트-범위"/>
     <w:p>
       <w:pPr>
         <w:pStyle w:val="Heading2"/>
       </w:pPr>
       <w:r>
-        <w:t xml:space="preserve">2. Project Scope</w:t>
+        <w:t xml:space="preserve">2. 프로젝트 범위</w:t>
       </w:r>
     </w:p>
     <w:p>
@@ -116,25 +59,7 @@
         <w:pStyle w:val="FirstParagraph"/>
       </w:pPr>
       <w:r>
-        <w:t xml:space="preserve">The project scope is limited to a 1st-year functional prototype. The repository</w:t>
-      </w:r>
-      <w:r>
-        <w:t xml:space="preserve"> </w:t>
-      </w:r>
-      <w:r>
-        <w:t xml:space="preserve">provides Go API/CLI components, JSON configuration files, design deliverables,</w:t>
-      </w:r>
-      <w:r>
-        <w:t xml:space="preserve"> </w:t>
-      </w:r>
-      <w:r>
-        <w:t xml:space="preserve">and validation documents required to demonstrate the assigned service-control</w:t>
-      </w:r>
-      <w:r>
-        <w:t xml:space="preserve"> </w:t>
-      </w:r>
-      <w:r>
-        <w:t xml:space="preserve">research scope.</w:t>
+        <w:t xml:space="preserve">프로젝트 범위는 1차년도 기능 프로토타입으로 제한합니다. 저장소는 담당 연구 범위를 입증하기 위한 Go API/CLI 구성요소, JSON 설정 파일, 설계 산출물, 검증 문서를 제공합니다.</w:t>
       </w:r>
     </w:p>
     <w:p>
@@ -142,7 +67,7 @@
         <w:pStyle w:val="BodyText"/>
       </w:pPr>
       <w:r>
-        <w:t xml:space="preserve">Included scope:</w:t>
+        <w:t xml:space="preserve">포함 범위는 다음과 같습니다.</w:t>
       </w:r>
     </w:p>
     <w:p>
@@ -154,7 +79,7 @@
         </w:numPr>
       </w:pPr>
       <w:r>
-        <w:t xml:space="preserve">Ops LLM selection policy prototype.</w:t>
+        <w:t xml:space="preserve">Ops LLM 선정 정책 프로토타입</w:t>
       </w:r>
     </w:p>
     <w:p>
@@ -166,7 +91,7 @@
         </w:numPr>
       </w:pPr>
       <w:r>
-        <w:t xml:space="preserve">AI LLM operation-management structure validation.</w:t>
+        <w:t xml:space="preserve">AI LLM 운영 관리 구조 검증</w:t>
       </w:r>
     </w:p>
     <w:p>
@@ -178,7 +103,7 @@
         </w:numPr>
       </w:pPr>
       <w:r>
-        <w:t xml:space="preserve">Agent registry listing and bounded-action validation.</w:t>
+        <w:t xml:space="preserve">에이전트 registry 조회 및 bounded action 검증</w:t>
       </w:r>
     </w:p>
     <w:p>
@@ -190,7 +115,7 @@
         </w:numPr>
       </w:pPr>
       <w:r>
-        <w:t xml:space="preserve">CPU/GPU VM placement recommendation for AI application workloads.</w:t>
+        <w:t xml:space="preserve">AI 응용 워크로드를 위한 CPU/GPU VM 배치 추천</w:t>
       </w:r>
     </w:p>
     <w:p>
@@ -202,7 +127,7 @@
         </w:numPr>
       </w:pPr>
       <w:r>
-        <w:t xml:space="preserve">Kubernetes deployment-plan generation.</w:t>
+        <w:t xml:space="preserve">Kubernetes 배포 계획 생성</w:t>
       </w:r>
     </w:p>
     <w:p>
@@ -214,7 +139,7 @@
         </w:numPr>
       </w:pPr>
       <w:r>
-        <w:t xml:space="preserve">Mock deployment dry-run and service-operations readiness reporting.</w:t>
+        <w:t xml:space="preserve">mock 배포 dry-run 및 서비스 운영 준비도 보고</w:t>
       </w:r>
     </w:p>
     <w:p>
@@ -222,7 +147,7 @@
         <w:pStyle w:val="FirstParagraph"/>
       </w:pPr>
       <w:r>
-        <w:t xml:space="preserve">Out-of-scope for the default validation path:</w:t>
+        <w:t xml:space="preserve">기본 검증 경로의 제외 범위는 다음과 같습니다.</w:t>
       </w:r>
     </w:p>
     <w:p>
@@ -234,7 +159,7 @@
         </w:numPr>
       </w:pPr>
       <w:r>
-        <w:t xml:space="preserve">Production-ready AIOps operation.</w:t>
+        <w:t xml:space="preserve">운영 환경용 완성형 AIOps 운영</w:t>
       </w:r>
     </w:p>
     <w:p>
@@ -246,7 +171,7 @@
         </w:numPr>
       </w:pPr>
       <w:r>
-        <w:t xml:space="preserve">Final standardized LLM benchmark reporting.</w:t>
+        <w:t xml:space="preserve">최종 표준 LLM 벤치마크 보고</w:t>
       </w:r>
     </w:p>
     <w:p>
@@ -258,7 +183,7 @@
         </w:numPr>
       </w:pPr>
       <w:r>
-        <w:t xml:space="preserve">Real GPU VM provisioning.</w:t>
+        <w:t xml:space="preserve">실제 GPU VM 프로비저닝</w:t>
       </w:r>
     </w:p>
     <w:p>
@@ -270,7 +195,7 @@
         </w:numPr>
       </w:pPr>
       <w:r>
-        <w:t xml:space="preserve">Live Kubernetes mutation by default.</w:t>
+        <w:t xml:space="preserve">기본값 기준 live Kubernetes 변경</w:t>
       </w:r>
     </w:p>
     <w:p>
@@ -282,17 +207,17 @@
         </w:numPr>
       </w:pPr>
       <w:r>
-        <w:t xml:space="preserve">Replacement of CB-Tumblebug or AI-Infra provisioning components.</w:t>
+        <w:t xml:space="preserve">CB-Tumblebug 또는 AI-Infra 프로비저닝 구성요소 대체</w:t>
       </w:r>
     </w:p>
     <w:bookmarkEnd w:id="10"/>
-    <w:bookmarkStart w:id="11" w:name="functional-requirements"/>
+    <w:bookmarkStart w:id="11" w:name="기능-요구사항"/>
     <w:p>
       <w:pPr>
         <w:pStyle w:val="Heading2"/>
       </w:pPr>
       <w:r>
-        <w:t xml:space="preserve">3. Functional Requirements</w:t>
+        <w:t xml:space="preserve">3. 기능 요구사항</w:t>
       </w:r>
     </w:p>
     <w:tbl>
@@ -329,18 +254,18 @@
               <w:pStyle w:val="Compact"/>
             </w:pPr>
             <w:r>
-              <w:t xml:space="preserve">Functional Requirement</w:t>
-            </w:r>
-          </w:p>
-        </w:tc>
-        <w:tc>
-          <w:tcPr/>
-          <w:p>
-            <w:pPr>
-              <w:pStyle w:val="Compact"/>
-            </w:pPr>
-            <w:r>
-              <w:t xml:space="preserve">Implementation Status</w:t>
+              <w:t xml:space="preserve">기능 요구사항</w:t>
+            </w:r>
+          </w:p>
+        </w:tc>
+        <w:tc>
+          <w:tcPr/>
+          <w:p>
+            <w:pPr>
+              <w:pStyle w:val="Compact"/>
+            </w:pPr>
+            <w:r>
+              <w:t xml:space="preserve">구현 상태</w:t>
             </w:r>
           </w:p>
         </w:tc>
@@ -364,18 +289,18 @@
               <w:pStyle w:val="Compact"/>
             </w:pPr>
             <w:r>
-              <w:t xml:space="preserve">Provide an Ops LLM selection policy prototype based on JSON-defined candidate roles and policy weights.</w:t>
-            </w:r>
-          </w:p>
-        </w:tc>
-        <w:tc>
-          <w:tcPr/>
-          <w:p>
-            <w:pPr>
-              <w:pStyle w:val="Compact"/>
-            </w:pPr>
-            <w:r>
-              <w:t xml:space="preserve">Implemented</w:t>
+              <w:t xml:space="preserve">JSON으로 정의한 candidate role과 policy weight를 기반으로 Ops LLM 선정 정책 프로토타입을 제공해야 한다.</w:t>
+            </w:r>
+          </w:p>
+        </w:tc>
+        <w:tc>
+          <w:tcPr/>
+          <w:p>
+            <w:pPr>
+              <w:pStyle w:val="Compact"/>
+            </w:pPr>
+            <w:r>
+              <w:t xml:space="preserve">구현</w:t>
             </w:r>
           </w:p>
         </w:tc>
@@ -399,18 +324,18 @@
               <w:pStyle w:val="Compact"/>
             </w:pPr>
             <w:r>
-              <w:t xml:space="preserve">Provide Go API/CLI commands for policy-based LLM candidate ranking.</w:t>
-            </w:r>
-          </w:p>
-        </w:tc>
-        <w:tc>
-          <w:tcPr/>
-          <w:p>
-            <w:pPr>
-              <w:pStyle w:val="Compact"/>
-            </w:pPr>
-            <w:r>
-              <w:t xml:space="preserve">Implemented</w:t>
+              <w:t xml:space="preserve">정책 기반 LLM 후보 ranking을 Go API/CLI 명령으로 제공해야 한다.</w:t>
+            </w:r>
+          </w:p>
+        </w:tc>
+        <w:tc>
+          <w:tcPr/>
+          <w:p>
+            <w:pPr>
+              <w:pStyle w:val="Compact"/>
+            </w:pPr>
+            <w:r>
+              <w:t xml:space="preserve">구현</w:t>
             </w:r>
           </w:p>
         </w:tc>
@@ -434,18 +359,18 @@
               <w:pStyle w:val="Compact"/>
             </w:pPr>
             <w:r>
-              <w:t xml:space="preserve">Provide agent registry listing, single-agent lookup, and bounded-action validation.</w:t>
-            </w:r>
-          </w:p>
-        </w:tc>
-        <w:tc>
-          <w:tcPr/>
-          <w:p>
-            <w:pPr>
-              <w:pStyle w:val="Compact"/>
-            </w:pPr>
-            <w:r>
-              <w:t xml:space="preserve">Implemented</w:t>
+              <w:t xml:space="preserve">에이전트 registry 조회, 단일 에이전트 확인, bounded action 검증을 제공해야 한다.</w:t>
+            </w:r>
+          </w:p>
+        </w:tc>
+        <w:tc>
+          <w:tcPr/>
+          <w:p>
+            <w:pPr>
+              <w:pStyle w:val="Compact"/>
+            </w:pPr>
+            <w:r>
+              <w:t xml:space="preserve">구현</w:t>
             </w:r>
           </w:p>
         </w:tc>
@@ -469,18 +394,18 @@
               <w:pStyle w:val="Compact"/>
             </w:pPr>
             <w:r>
-              <w:t xml:space="preserve">Recommend CPU/GPU VM placement based on accelerator requirement, SLO, throughput, cost, and capacity.</w:t>
-            </w:r>
-          </w:p>
-        </w:tc>
-        <w:tc>
-          <w:tcPr/>
-          <w:p>
-            <w:pPr>
-              <w:pStyle w:val="Compact"/>
-            </w:pPr>
-            <w:r>
-              <w:t xml:space="preserve">Implemented</w:t>
+              <w:t xml:space="preserve">accelerator 요구, SLO, 처리량, 비용, capacity를 기준으로 CPU/GPU VM 배치를 추천해야 한다.</w:t>
+            </w:r>
+          </w:p>
+        </w:tc>
+        <w:tc>
+          <w:tcPr/>
+          <w:p>
+            <w:pPr>
+              <w:pStyle w:val="Compact"/>
+            </w:pPr>
+            <w:r>
+              <w:t xml:space="preserve">구현</w:t>
             </w:r>
           </w:p>
         </w:tc>
@@ -504,18 +429,18 @@
               <w:pStyle w:val="Compact"/>
             </w:pPr>
             <w:r>
-              <w:t xml:space="preserve">Generate Kubernetes deployment/control plans for selected AI application resources.</w:t>
-            </w:r>
-          </w:p>
-        </w:tc>
-        <w:tc>
-          <w:tcPr/>
-          <w:p>
-            <w:pPr>
-              <w:pStyle w:val="Compact"/>
-            </w:pPr>
-            <w:r>
-              <w:t xml:space="preserve">Implemented</w:t>
+              <w:t xml:space="preserve">선택된 AI 응용 자원에 대한 Kubernetes 배포·제어 계획을 생성해야 한다.</w:t>
+            </w:r>
+          </w:p>
+        </w:tc>
+        <w:tc>
+          <w:tcPr/>
+          <w:p>
+            <w:pPr>
+              <w:pStyle w:val="Compact"/>
+            </w:pPr>
+            <w:r>
+              <w:t xml:space="preserve">구현</w:t>
             </w:r>
           </w:p>
         </w:tc>
@@ -539,18 +464,18 @@
               <w:pStyle w:val="Compact"/>
             </w:pPr>
             <w:r>
-              <w:t xml:space="preserve">Generate an integrated service-operations readiness report that combines LLM selection, placement recommendation, deployment-plan generation, agent review, mock dry-run, and guard-readiness validation.</w:t>
-            </w:r>
-          </w:p>
-        </w:tc>
-        <w:tc>
-          <w:tcPr/>
-          <w:p>
-            <w:pPr>
-              <w:pStyle w:val="Compact"/>
-            </w:pPr>
-            <w:r>
-              <w:t xml:space="preserve">Implemented</w:t>
+              <w:t xml:space="preserve">LLM 선정, 배치 추천, 배포 계획 생성, 에이전트 검토, mock dry-run, guard 준비도 검증을 결합한 통합 서비스 운영 준비도 보고서를 생성해야 한다.</w:t>
+            </w:r>
+          </w:p>
+        </w:tc>
+        <w:tc>
+          <w:tcPr/>
+          <w:p>
+            <w:pPr>
+              <w:pStyle w:val="Compact"/>
+            </w:pPr>
+            <w:r>
+              <w:t xml:space="preserve">구현</w:t>
             </w:r>
           </w:p>
         </w:tc>
@@ -574,18 +499,18 @@
               <w:pStyle w:val="Compact"/>
             </w:pPr>
             <w:r>
-              <w:t xml:space="preserve">Expose the main functions through an Echo-based Go HTTP API.</w:t>
-            </w:r>
-          </w:p>
-        </w:tc>
-        <w:tc>
-          <w:tcPr/>
-          <w:p>
-            <w:pPr>
-              <w:pStyle w:val="Compact"/>
-            </w:pPr>
-            <w:r>
-              <w:t xml:space="preserve">Implemented</w:t>
+              <w:t xml:space="preserve">주요 기능을 Echo 기반 Go HTTP API로 제공해야 한다.</w:t>
+            </w:r>
+          </w:p>
+        </w:tc>
+        <w:tc>
+          <w:tcPr/>
+          <w:p>
+            <w:pPr>
+              <w:pStyle w:val="Compact"/>
+            </w:pPr>
+            <w:r>
+              <w:t xml:space="preserve">구현</w:t>
             </w:r>
           </w:p>
         </w:tc>
@@ -609,31 +534,31 @@
               <w:pStyle w:val="Compact"/>
             </w:pPr>
             <w:r>
-              <w:t xml:space="preserve">Provide an OpenAPI contract for the service-control API.</w:t>
-            </w:r>
-          </w:p>
-        </w:tc>
-        <w:tc>
-          <w:tcPr/>
-          <w:p>
-            <w:pPr>
-              <w:pStyle w:val="Compact"/>
-            </w:pPr>
-            <w:r>
-              <w:t xml:space="preserve">Implemented</w:t>
+              <w:t xml:space="preserve">서비스 제어 API의 OpenAPI 계약을 제공해야 한다.</w:t>
+            </w:r>
+          </w:p>
+        </w:tc>
+        <w:tc>
+          <w:tcPr/>
+          <w:p>
+            <w:pPr>
+              <w:pStyle w:val="Compact"/>
+            </w:pPr>
+            <w:r>
+              <w:t xml:space="preserve">구현</w:t>
             </w:r>
           </w:p>
         </w:tc>
       </w:tr>
     </w:tbl>
     <w:bookmarkEnd w:id="11"/>
-    <w:bookmarkStart w:id="12" w:name="non-functional-requirements"/>
+    <w:bookmarkStart w:id="12" w:name="비기능-요구사항"/>
     <w:p>
       <w:pPr>
         <w:pStyle w:val="Heading2"/>
       </w:pPr>
       <w:r>
-        <w:t xml:space="preserve">4. Non-Functional Requirements</w:t>
+        <w:t xml:space="preserve">4. 비기능 요구사항</w:t>
       </w:r>
     </w:p>
     <w:tbl>
@@ -670,18 +595,18 @@
               <w:pStyle w:val="Compact"/>
             </w:pPr>
             <w:r>
-              <w:t xml:space="preserve">Non-Functional Requirement</w:t>
-            </w:r>
-          </w:p>
-        </w:tc>
-        <w:tc>
-          <w:tcPr/>
-          <w:p>
-            <w:pPr>
-              <w:pStyle w:val="Compact"/>
-            </w:pPr>
-            <w:r>
-              <w:t xml:space="preserve">Rationale</w:t>
+              <w:t xml:space="preserve">비기능 요구사항</w:t>
+            </w:r>
+          </w:p>
+        </w:tc>
+        <w:tc>
+          <w:tcPr/>
+          <w:p>
+            <w:pPr>
+              <w:pStyle w:val="Compact"/>
+            </w:pPr>
+            <w:r>
+              <w:t xml:space="preserve">근거</w:t>
             </w:r>
           </w:p>
         </w:tc>
@@ -705,18 +630,18 @@
               <w:pStyle w:val="Compact"/>
             </w:pPr>
             <w:r>
-              <w:t xml:space="preserve">Keep the implementation Go-centered for the submission/demo path.</w:t>
-            </w:r>
-          </w:p>
-        </w:tc>
-        <w:tc>
-          <w:tcPr/>
-          <w:p>
-            <w:pPr>
-              <w:pStyle w:val="Compact"/>
-            </w:pPr>
-            <w:r>
-              <w:t xml:space="preserve">Aligns with the development-language requirement and avoids mixed-language prototype ambiguity.</w:t>
+              <w:t xml:space="preserve">제출/시연 경로의 구현은 Go 중심으로 유지해야 한다.</w:t>
+            </w:r>
+          </w:p>
+        </w:tc>
+        <w:tc>
+          <w:tcPr/>
+          <w:p>
+            <w:pPr>
+              <w:pStyle w:val="Compact"/>
+            </w:pPr>
+            <w:r>
+              <w:t xml:space="preserve">개발 언어 요구사항에 맞추고 혼합 언어 프로토타입의 모호성을 줄인다.</w:t>
             </w:r>
           </w:p>
         </w:tc>
@@ -740,18 +665,18 @@
               <w:pStyle w:val="Compact"/>
             </w:pPr>
             <w:r>
-              <w:t xml:space="preserve">Keep LLM, agent, and placement policies reproducible through JSON configuration.</w:t>
-            </w:r>
-          </w:p>
-        </w:tc>
-        <w:tc>
-          <w:tcPr/>
-          <w:p>
-            <w:pPr>
-              <w:pStyle w:val="Compact"/>
-            </w:pPr>
-            <w:r>
-              <w:t xml:space="preserve">Supports reviewable and repeatable functional validation.</w:t>
+              <w:t xml:space="preserve">LLM, 에이전트, 배치 정책은 JSON 설정으로 재현 가능해야 한다.</w:t>
+            </w:r>
+          </w:p>
+        </w:tc>
+        <w:tc>
+          <w:tcPr/>
+          <w:p>
+            <w:pPr>
+              <w:pStyle w:val="Compact"/>
+            </w:pPr>
+            <w:r>
+              <w:t xml:space="preserve">검토 가능하고 반복 가능한 기능 검증을 지원한다.</w:t>
             </w:r>
           </w:p>
         </w:tc>
@@ -775,18 +700,18 @@
               <w:pStyle w:val="Compact"/>
             </w:pPr>
             <w:r>
-              <w:t xml:space="preserve">Use mock validation as the default execution path.</w:t>
-            </w:r>
-          </w:p>
-        </w:tc>
-        <w:tc>
-          <w:tcPr/>
-          <w:p>
-            <w:pPr>
-              <w:pStyle w:val="Compact"/>
-            </w:pPr>
-            <w:r>
-              <w:t xml:space="preserve">Allows local validation without live Kubernetes or GPU VM infrastructure.</w:t>
+              <w:t xml:space="preserve">기본 실행 경로는 mock 검증을 사용해야 한다.</w:t>
+            </w:r>
+          </w:p>
+        </w:tc>
+        <w:tc>
+          <w:tcPr/>
+          <w:p>
+            <w:pPr>
+              <w:pStyle w:val="Compact"/>
+            </w:pPr>
+            <w:r>
+              <w:t xml:space="preserve">live Kubernetes 또는 GPU VM 인프라 없이 로컬 검증을 가능하게 한다.</w:t>
             </w:r>
           </w:p>
         </w:tc>
@@ -810,18 +735,18 @@
               <w:pStyle w:val="Compact"/>
             </w:pPr>
             <w:r>
-              <w:t xml:space="preserve">Clearly separate prototype validation from production operation.</w:t>
-            </w:r>
-          </w:p>
-        </w:tc>
-        <w:tc>
-          <w:tcPr/>
-          <w:p>
-            <w:pPr>
-              <w:pStyle w:val="Compact"/>
-            </w:pPr>
-            <w:r>
-              <w:t xml:space="preserve">Prevents the prototype from being represented as an operational production system.</w:t>
+              <w:t xml:space="preserve">프로토타입 검증과 운영 환경 배포를 명확히 구분해야 한다.</w:t>
+            </w:r>
+          </w:p>
+        </w:tc>
+        <w:tc>
+          <w:tcPr/>
+          <w:p>
+            <w:pPr>
+              <w:pStyle w:val="Compact"/>
+            </w:pPr>
+            <w:r>
+              <w:t xml:space="preserve">기능 프로토타입이 운영 시스템으로 오해되는 것을 방지한다.</w:t>
             </w:r>
           </w:p>
         </w:tc>
@@ -845,18 +770,18 @@
               <w:pStyle w:val="Compact"/>
             </w:pPr>
             <w:r>
-              <w:t xml:space="preserve">Clearly separate prototype policy baselines from final benchmark results.</w:t>
-            </w:r>
-          </w:p>
-        </w:tc>
-        <w:tc>
-          <w:tcPr/>
-          <w:p>
-            <w:pPr>
-              <w:pStyle w:val="Compact"/>
-            </w:pPr>
-            <w:r>
-              <w:t xml:space="preserve">Prevents manually defined LLM policy values from being interpreted as standardized model evaluation results.</w:t>
+              <w:t xml:space="preserve">프로토타입 정책 기준값과 최종 벤치마크 결과를 명확히 구분해야 한다.</w:t>
+            </w:r>
+          </w:p>
+        </w:tc>
+        <w:tc>
+          <w:tcPr/>
+          <w:p>
+            <w:pPr>
+              <w:pStyle w:val="Compact"/>
+            </w:pPr>
+            <w:r>
+              <w:t xml:space="preserve">수동 정의 LLM 정책 값이 표준 모델 평가 결과로 해석되는 것을 방지한다.</w:t>
             </w:r>
           </w:p>
         </w:tc>
@@ -880,31 +805,31 @@
               <w:pStyle w:val="Compact"/>
             </w:pPr>
             <w:r>
-              <w:t xml:space="preserve">Avoid unnecessary external dependencies and non-core experiment runners.</w:t>
-            </w:r>
-          </w:p>
-        </w:tc>
-        <w:tc>
-          <w:tcPr/>
-          <w:p>
-            <w:pPr>
-              <w:pStyle w:val="Compact"/>
-            </w:pPr>
-            <w:r>
-              <w:t xml:space="preserve">Keeps the repository focused on the assigned research deliverables.</w:t>
+              <w:t xml:space="preserve">불필요한 외부 의존성과 핵심 범위 밖 실험 runner를 제거해야 한다.</w:t>
+            </w:r>
+          </w:p>
+        </w:tc>
+        <w:tc>
+          <w:tcPr/>
+          <w:p>
+            <w:pPr>
+              <w:pStyle w:val="Compact"/>
+            </w:pPr>
+            <w:r>
+              <w:t xml:space="preserve">담당 연구 산출물 중심으로 저장소를 유지한다.</w:t>
             </w:r>
           </w:p>
         </w:tc>
       </w:tr>
     </w:tbl>
     <w:bookmarkEnd w:id="12"/>
-    <w:bookmarkStart w:id="13" w:name="submission-artifact-requirements"/>
+    <w:bookmarkStart w:id="13" w:name="제출-산출물-요구사항"/>
     <w:p>
       <w:pPr>
         <w:pStyle w:val="Heading2"/>
       </w:pPr>
       <w:r>
-        <w:t xml:space="preserve">5. Submission Artifact Requirements</w:t>
+        <w:t xml:space="preserve">5. 제출 산출물 요구사항</w:t>
       </w:r>
     </w:p>
     <w:tbl>
@@ -931,53 +856,53 @@
               <w:pStyle w:val="Compact"/>
             </w:pPr>
             <w:r>
-              <w:t xml:space="preserve">Required Artifact</w:t>
-            </w:r>
-          </w:p>
-        </w:tc>
-        <w:tc>
-          <w:tcPr/>
-          <w:p>
-            <w:pPr>
-              <w:pStyle w:val="Compact"/>
-            </w:pPr>
-            <w:r>
-              <w:t xml:space="preserve">Format</w:t>
-            </w:r>
-          </w:p>
-        </w:tc>
-        <w:tc>
-          <w:tcPr/>
-          <w:p>
-            <w:pPr>
-              <w:pStyle w:val="Compact"/>
-            </w:pPr>
-            <w:r>
-              <w:t xml:space="preserve">Repository Path</w:t>
-            </w:r>
-          </w:p>
-        </w:tc>
-        <w:tc>
-          <w:tcPr/>
-          <w:p>
-            <w:pPr>
-              <w:pStyle w:val="Compact"/>
-            </w:pPr>
-            <w:r>
-              <w:t xml:space="preserve">Requirement</w:t>
-            </w:r>
-          </w:p>
-        </w:tc>
-      </w:tr>
-      <w:tr>
-        <w:tc>
-          <w:tcPr/>
-          <w:p>
-            <w:pPr>
-              <w:pStyle w:val="Compact"/>
-            </w:pPr>
-            <w:r>
-              <w:t xml:space="preserve">요구사항 정의서 Source</w:t>
+              <w:t xml:space="preserve">필수 산출물</w:t>
+            </w:r>
+          </w:p>
+        </w:tc>
+        <w:tc>
+          <w:tcPr/>
+          <w:p>
+            <w:pPr>
+              <w:pStyle w:val="Compact"/>
+            </w:pPr>
+            <w:r>
+              <w:t xml:space="preserve">형식</w:t>
+            </w:r>
+          </w:p>
+        </w:tc>
+        <w:tc>
+          <w:tcPr/>
+          <w:p>
+            <w:pPr>
+              <w:pStyle w:val="Compact"/>
+            </w:pPr>
+            <w:r>
+              <w:t xml:space="preserve">저장소 경로</w:t>
+            </w:r>
+          </w:p>
+        </w:tc>
+        <w:tc>
+          <w:tcPr/>
+          <w:p>
+            <w:pPr>
+              <w:pStyle w:val="Compact"/>
+            </w:pPr>
+            <w:r>
+              <w:t xml:space="preserve">요구사항</w:t>
+            </w:r>
+          </w:p>
+        </w:tc>
+      </w:tr>
+      <w:tr>
+        <w:tc>
+          <w:tcPr/>
+          <w:p>
+            <w:pPr>
+              <w:pStyle w:val="Compact"/>
+            </w:pPr>
+            <w:r>
+              <w:t xml:space="preserve">요구사항 정의서 원본</w:t>
             </w:r>
           </w:p>
         </w:tc>
@@ -1013,20 +938,20 @@
               <w:pStyle w:val="Compact"/>
             </w:pPr>
             <w:r>
-              <w:t xml:space="preserve">Must define scope, requirements, validation method, and boundaries.</w:t>
-            </w:r>
-          </w:p>
-        </w:tc>
-      </w:tr>
-      <w:tr>
-        <w:tc>
-          <w:tcPr/>
-          <w:p>
-            <w:pPr>
-              <w:pStyle w:val="Compact"/>
-            </w:pPr>
-            <w:r>
-              <w:t xml:space="preserve">요구사항 정의서 Submission Copy</w:t>
+              <w:t xml:space="preserve">범위, 요구사항, 검증 방법, 경계 조건을 정의해야 한다.</w:t>
+            </w:r>
+          </w:p>
+        </w:tc>
+      </w:tr>
+      <w:tr>
+        <w:tc>
+          <w:tcPr/>
+          <w:p>
+            <w:pPr>
+              <w:pStyle w:val="Compact"/>
+            </w:pPr>
+            <w:r>
+              <w:t xml:space="preserve">요구사항 정의서 제출본</w:t>
             </w:r>
           </w:p>
         </w:tc>
@@ -1062,20 +987,20 @@
               <w:pStyle w:val="Compact"/>
             </w:pPr>
             <w:r>
-              <w:t xml:space="preserve">Must be generated from the Markdown source when conversion tooling is available.</w:t>
-            </w:r>
-          </w:p>
-        </w:tc>
-      </w:tr>
-      <w:tr>
-        <w:tc>
-          <w:tcPr/>
-          <w:p>
-            <w:pPr>
-              <w:pStyle w:val="Compact"/>
-            </w:pPr>
-            <w:r>
-              <w:t xml:space="preserve">Functional/API Guide</w:t>
+              <w:t xml:space="preserve">Markdown 원본을 기준으로 생성되어야 한다.</w:t>
+            </w:r>
+          </w:p>
+        </w:tc>
+      </w:tr>
+      <w:tr>
+        <w:tc>
+          <w:tcPr/>
+          <w:p>
+            <w:pPr>
+              <w:pStyle w:val="Compact"/>
+            </w:pPr>
+            <w:r>
+              <w:t xml:space="preserve">기능/API 가이드</w:t>
             </w:r>
           </w:p>
         </w:tc>
@@ -1111,7 +1036,7 @@
               <w:pStyle w:val="Compact"/>
             </w:pPr>
             <w:r>
-              <w:t xml:space="preserve">Must describe API server execution, endpoints, request examples, and response fields.</w:t>
+              <w:t xml:space="preserve">API 서버 실행, endpoint, request 예시, response 필드를 설명해야 한다.</w:t>
             </w:r>
           </w:p>
         </w:tc>
@@ -1160,20 +1085,20 @@
               <w:pStyle w:val="Compact"/>
             </w:pPr>
             <w:r>
-              <w:t xml:space="preserve">Must describe the HTTP API contract.</w:t>
-            </w:r>
-          </w:p>
-        </w:tc>
-      </w:tr>
-      <w:tr>
-        <w:tc>
-          <w:tcPr/>
-          <w:p>
-            <w:pPr>
-              <w:pStyle w:val="Compact"/>
-            </w:pPr>
-            <w:r>
-              <w:t xml:space="preserve">Installation and Usage Guide</w:t>
+              <w:t xml:space="preserve">HTTP API 계약을 설명해야 한다.</w:t>
+            </w:r>
+          </w:p>
+        </w:tc>
+      </w:tr>
+      <w:tr>
+        <w:tc>
+          <w:tcPr/>
+          <w:p>
+            <w:pPr>
+              <w:pStyle w:val="Compact"/>
+            </w:pPr>
+            <w:r>
+              <w:t xml:space="preserve">설치 및 실행 가이드</w:t>
             </w:r>
           </w:p>
         </w:tc>
@@ -1209,20 +1134,20 @@
               <w:pStyle w:val="Compact"/>
             </w:pPr>
             <w:r>
-              <w:t xml:space="preserve">Must describe Go setup, CLI execution, API execution, mock mode, and expected outputs.</w:t>
-            </w:r>
-          </w:p>
-        </w:tc>
-      </w:tr>
-      <w:tr>
-        <w:tc>
-          <w:tcPr/>
-          <w:p>
-            <w:pPr>
-              <w:pStyle w:val="Compact"/>
-            </w:pPr>
-            <w:r>
-              <w:t xml:space="preserve">Test Guide</w:t>
+              <w:t xml:space="preserve">Go 설정, CLI 실행, API 실행, mock mode, 기대 출력을 설명해야 한다.</w:t>
+            </w:r>
+          </w:p>
+        </w:tc>
+      </w:tr>
+      <w:tr>
+        <w:tc>
+          <w:tcPr/>
+          <w:p>
+            <w:pPr>
+              <w:pStyle w:val="Compact"/>
+            </w:pPr>
+            <w:r>
+              <w:t xml:space="preserve">테스트 가이드</w:t>
             </w:r>
           </w:p>
         </w:tc>
@@ -1258,20 +1183,20 @@
               <w:pStyle w:val="Compact"/>
             </w:pPr>
             <w:r>
-              <w:t xml:space="preserve">Must describe Go tests, team-validation, expected signals, and log preservation.</w:t>
+              <w:t xml:space="preserve">Go 테스트, team-validation, 기대 신호, 로그 보존 방법을 설명해야 한다.</w:t>
             </w:r>
           </w:p>
         </w:tc>
       </w:tr>
     </w:tbl>
     <w:bookmarkEnd w:id="13"/>
-    <w:bookmarkStart w:id="14" w:name="development-guide-requirements"/>
+    <w:bookmarkStart w:id="14" w:name="개발-가이드-요구사항"/>
     <w:p>
       <w:pPr>
         <w:pStyle w:val="Heading2"/>
       </w:pPr>
       <w:r>
-        <w:t xml:space="preserve">6. Development Guide Requirements</w:t>
+        <w:t xml:space="preserve">6. 개발 가이드 요구사항</w:t>
       </w:r>
     </w:p>
     <w:p>
@@ -1279,7 +1204,7 @@
         <w:pStyle w:val="FirstParagraph"/>
       </w:pPr>
       <w:r>
-        <w:t xml:space="preserve">The development guide and supporting records must document:</w:t>
+        <w:t xml:space="preserve">개발 가이드와 보조 기록은 다음 내용을 문서화해야 합니다.</w:t>
       </w:r>
     </w:p>
     <w:p>
@@ -1291,7 +1216,7 @@
         </w:numPr>
       </w:pPr>
       <w:r>
-        <w:t xml:space="preserve">Go language development for API/CLI prototype implementation.</w:t>
+        <w:t xml:space="preserve">API/CLI 프로토타입 구현을 위한 Go 언어 개발</w:t>
       </w:r>
     </w:p>
     <w:p>
@@ -1303,7 +1228,7 @@
         </w:numPr>
       </w:pPr>
       <w:r>
-        <w:t xml:space="preserve">Cross-validation with at least two LLM or coding-agent roles.</w:t>
+        <w:t xml:space="preserve">2종 이상 LLM 또는 코딩 에이전트 역할을 이용한 교차 검증</w:t>
       </w:r>
     </w:p>
     <w:p>
@@ -1315,7 +1240,7 @@
         </w:numPr>
       </w:pPr>
       <w:r>
-        <w:t xml:space="preserve">Prompt-sharing documentation using cleaned representative prompt templates.</w:t>
+        <w:t xml:space="preserve">정리된 대표 프롬프트 template 기반의 프롬프트 공유 문서</w:t>
       </w:r>
     </w:p>
     <w:p>
@@ -1327,7 +1252,7 @@
         </w:numPr>
       </w:pPr>
       <w:r>
-        <w:t xml:space="preserve">Log and error-message-based validation records.</w:t>
+        <w:t xml:space="preserve">로그와 오류 메시지 기반 검증 기록</w:t>
       </w:r>
     </w:p>
     <w:p>
@@ -1339,13 +1264,7 @@
         </w:numPr>
       </w:pPr>
       <w:r>
-        <w:t xml:space="preserve">Human testing and review of generated documents, README links, DOCX existence,</w:t>
-      </w:r>
-      <w:r>
-        <w:t xml:space="preserve"> </w:t>
-      </w:r>
-      <w:r>
-        <w:t xml:space="preserve">and prototype boundary statements.</w:t>
+        <w:t xml:space="preserve">생성 문서, README link, DOCX 존재 여부, 프로토타입 경계 문장에 대한 사람 검토</w:t>
       </w:r>
     </w:p>
     <w:p>
@@ -1353,13 +1272,7 @@
         <w:pStyle w:val="FirstParagraph"/>
       </w:pPr>
       <w:r>
-        <w:t xml:space="preserve">Specific LLM vendor names or coding-agent product names must not be invented if</w:t>
-      </w:r>
-      <w:r>
-        <w:t xml:space="preserve"> </w:t>
-      </w:r>
-      <w:r>
-        <w:t xml:space="preserve">their actual use is unknown. Neutral role labels such as</w:t>
+        <w:t xml:space="preserve">실제 사용 여부가 확인되지 않은 특정 LLM vendor명이나 coding-agent product명을 임의로 만들지 않습니다. 문서화에는</w:t>
       </w:r>
       <w:r>
         <w:t xml:space="preserve"> </w:t>
@@ -1395,7 +1308,7 @@
         <w:t xml:space="preserve">primary coding agent</w:t>
       </w:r>
       <w:r>
-        <w:t xml:space="preserve">, and</w:t>
+        <w:t xml:space="preserve">,</w:t>
       </w:r>
       <w:r>
         <w:t xml:space="preserve"> </w:t>
@@ -1407,26 +1320,17 @@
         <w:t xml:space="preserve">secondary review agent</w:t>
       </w:r>
       <w:r>
-        <w:t xml:space="preserve"> </w:t>
-      </w:r>
-      <w:r>
-        <w:t xml:space="preserve">are acceptable for process</w:t>
-      </w:r>
-      <w:r>
-        <w:t xml:space="preserve"> </w:t>
-      </w:r>
-      <w:r>
-        <w:t xml:space="preserve">documentation.</w:t>
+        <w:t xml:space="preserve">와 같은 중립적 역할명을 사용할 수 있습니다.</w:t>
       </w:r>
     </w:p>
     <w:bookmarkEnd w:id="14"/>
-    <w:bookmarkStart w:id="15" w:name="validation-method"/>
+    <w:bookmarkStart w:id="15" w:name="검증-방법"/>
     <w:p>
       <w:pPr>
         <w:pStyle w:val="Heading2"/>
       </w:pPr>
       <w:r>
-        <w:t xml:space="preserve">7. Validation Method</w:t>
+        <w:t xml:space="preserve">7. 검증 방법</w:t>
       </w:r>
     </w:p>
     <w:p>
@@ -1434,7 +1338,7 @@
         <w:pStyle w:val="FirstParagraph"/>
       </w:pPr>
       <w:r>
-        <w:t xml:space="preserve">The default validation method is local Go execution:</w:t>
+        <w:t xml:space="preserve">기본 검증 방법은 로컬 Go 실행입니다.</w:t>
       </w:r>
     </w:p>
     <w:p>
@@ -1502,7 +1406,7 @@
         <w:pStyle w:val="FirstParagraph"/>
       </w:pPr>
       <w:r>
-        <w:t xml:space="preserve">Expected prototype-level validation signals:</w:t>
+        <w:t xml:space="preserve">기대되는 프로토타입 수준의 검증 신호는 다음과 같습니다.</w:t>
       </w:r>
     </w:p>
     <w:p>
@@ -1557,29 +1461,17 @@
         <w:pStyle w:val="FirstParagraph"/>
       </w:pPr>
       <w:r>
-        <w:t xml:space="preserve">The validation confirms functional prototype behavior. It does not prove</w:t>
-      </w:r>
-      <w:r>
-        <w:t xml:space="preserve"> </w:t>
-      </w:r>
-      <w:r>
-        <w:t xml:space="preserve">production performance, standardized LLM benchmark quality, or actual GPU VM</w:t>
-      </w:r>
-      <w:r>
-        <w:t xml:space="preserve"> </w:t>
-      </w:r>
-      <w:r>
-        <w:t xml:space="preserve">provisioning.</w:t>
+        <w:t xml:space="preserve">이 검증은 기능 프로토타입 동작을 확인합니다. 운영 성능, 표준 LLM 벤치마크 품질, 실제 GPU VM 프로비저닝을 증명하지는 않습니다.</w:t>
       </w:r>
     </w:p>
     <w:bookmarkEnd w:id="15"/>
-    <w:bookmarkStart w:id="16" w:name="prototype-boundary"/>
+    <w:bookmarkStart w:id="16" w:name="프로토타입-경계"/>
     <w:p>
       <w:pPr>
         <w:pStyle w:val="Heading2"/>
       </w:pPr>
       <w:r>
-        <w:t xml:space="preserve">8. Prototype Boundary</w:t>
+        <w:t xml:space="preserve">8. 프로토타입 경계</w:t>
       </w:r>
     </w:p>
     <w:p>
@@ -1587,7 +1479,7 @@
         <w:pStyle w:val="FirstParagraph"/>
       </w:pPr>
       <w:r>
-        <w:t xml:space="preserve">The current LLM policy values are manually defined prototype policy baselines in</w:t>
+        <w:t xml:space="preserve">현재 LLM 정책 값은</w:t>
       </w:r>
       <w:r>
         <w:t xml:space="preserve"> </w:t>
@@ -1599,25 +1491,7 @@
         <w:t xml:space="preserve">config/ops_llm_benchmark.json</w:t>
       </w:r>
       <w:r>
-        <w:t xml:space="preserve">. They are not final standardized benchmark</w:t>
-      </w:r>
-      <w:r>
-        <w:t xml:space="preserve"> </w:t>
-      </w:r>
-      <w:r>
-        <w:t xml:space="preserve">results. Final quantitative reporting must regenerate these values through</w:t>
-      </w:r>
-      <w:r>
-        <w:t xml:space="preserve"> </w:t>
-      </w:r>
-      <w:r>
-        <w:t xml:space="preserve">controlled per-model Ops evaluation runs with fixed prompts, fixed datasets,</w:t>
-      </w:r>
-      <w:r>
-        <w:t xml:space="preserve"> </w:t>
-      </w:r>
-      <w:r>
-        <w:t xml:space="preserve">repeatable metrics, and documented scoring rules.</w:t>
+        <w:t xml:space="preserve">에 수동 정의된 프로토타입 정책 기준값입니다. 최종 표준 벤치마크 결과가 아닙니다. 최종 정량 보고를 위해서는 고정 프롬프트, 고정 데이터셋, 반복 가능한 지표, 문서화된 scoring rule을 갖춘 통제된 per-model Ops 평가가 필요합니다.</w:t>
       </w:r>
     </w:p>
     <w:p>
@@ -1625,19 +1499,7 @@
         <w:pStyle w:val="BodyText"/>
       </w:pPr>
       <w:r>
-        <w:t xml:space="preserve">The CPU/GPU VM placement logic is a recommendation and deployment-plan</w:t>
-      </w:r>
-      <w:r>
-        <w:t xml:space="preserve"> </w:t>
-      </w:r>
-      <w:r>
-        <w:t xml:space="preserve">generation prototype. It does not replace production cloud schedulers,</w:t>
-      </w:r>
-      <w:r>
-        <w:t xml:space="preserve"> </w:t>
-      </w:r>
-      <w:r>
-        <w:t xml:space="preserve">Kubernetes schedulers, GPU device plugins, or CB-Tumblebug provisioning.</w:t>
+        <w:t xml:space="preserve">CPU/GPU VM 배치 로직은 추천 및 배포 계획 생성 프로토타입입니다. 운영 cloud scheduler, Kubernetes scheduler, GPU device plugin, CB-Tumblebug 프로비저닝을 대체하지 않습니다.</w:t>
       </w:r>
     </w:p>
     <w:p>
@@ -1645,7 +1507,7 @@
         <w:pStyle w:val="BodyText"/>
       </w:pPr>
       <w:r>
-        <w:t xml:space="preserve">The default</w:t>
+        <w:t xml:space="preserve">기본</w:t>
       </w:r>
       <w:r>
         <w:t xml:space="preserve"> </w:t>
@@ -1660,17 +1522,17 @@
         <w:t xml:space="preserve"> </w:t>
       </w:r>
       <w:r>
-        <w:t xml:space="preserve">mode does not mutate a live Kubernetes cluster.</w:t>
+        <w:t xml:space="preserve">mode는 live Kubernetes cluster를 변경하지 않습니다.</w:t>
       </w:r>
     </w:p>
     <w:bookmarkEnd w:id="16"/>
-    <w:bookmarkStart w:id="17" w:name="related-artifacts"/>
+    <w:bookmarkStart w:id="17" w:name="관련-산출물"/>
     <w:p>
       <w:pPr>
         <w:pStyle w:val="Heading2"/>
       </w:pPr>
       <w:r>
-        <w:t xml:space="preserve">9. Related Artifacts</w:t>
+        <w:t xml:space="preserve">9. 관련 산출물</w:t>
       </w:r>
     </w:p>
     <w:tbl>
@@ -1695,31 +1557,31 @@
               <w:pStyle w:val="Compact"/>
             </w:pPr>
             <w:r>
-              <w:t xml:space="preserve">Artifact</w:t>
-            </w:r>
-          </w:p>
-        </w:tc>
-        <w:tc>
-          <w:tcPr/>
-          <w:p>
-            <w:pPr>
-              <w:pStyle w:val="Compact"/>
-            </w:pPr>
-            <w:r>
-              <w:t xml:space="preserve">Path</w:t>
-            </w:r>
-          </w:p>
-        </w:tc>
-      </w:tr>
-      <w:tr>
-        <w:tc>
-          <w:tcPr/>
-          <w:p>
-            <w:pPr>
-              <w:pStyle w:val="Compact"/>
-            </w:pPr>
-            <w:r>
-              <w:t xml:space="preserve">Core submission summary</w:t>
+              <w:t xml:space="preserve">산출물</w:t>
+            </w:r>
+          </w:p>
+        </w:tc>
+        <w:tc>
+          <w:tcPr/>
+          <w:p>
+            <w:pPr>
+              <w:pStyle w:val="Compact"/>
+            </w:pPr>
+            <w:r>
+              <w:t xml:space="preserve">경로</w:t>
+            </w:r>
+          </w:p>
+        </w:tc>
+      </w:tr>
+      <w:tr>
+        <w:tc>
+          <w:tcPr/>
+          <w:p>
+            <w:pPr>
+              <w:pStyle w:val="Compact"/>
+            </w:pPr>
+            <w:r>
+              <w:t xml:space="preserve">핵심 제출 요약</w:t>
             </w:r>
           </w:p>
         </w:tc>
@@ -1746,7 +1608,7 @@
               <w:pStyle w:val="Compact"/>
             </w:pPr>
             <w:r>
-              <w:t xml:space="preserve">Functional/API guide</w:t>
+              <w:t xml:space="preserve">기능/API 가이드</w:t>
             </w:r>
           </w:p>
         </w:tc>
@@ -1773,7 +1635,7 @@
               <w:pStyle w:val="Compact"/>
             </w:pPr>
             <w:r>
-              <w:t xml:space="preserve">OpenAPI contract</w:t>
+              <w:t xml:space="preserve">OpenAPI 계약</w:t>
             </w:r>
           </w:p>
         </w:tc>
@@ -1800,7 +1662,7 @@
               <w:pStyle w:val="Compact"/>
             </w:pPr>
             <w:r>
-              <w:t xml:space="preserve">Install and run guide</w:t>
+              <w:t xml:space="preserve">설치 및 실행 가이드</w:t>
             </w:r>
           </w:p>
         </w:tc>
@@ -1827,7 +1689,7 @@
               <w:pStyle w:val="Compact"/>
             </w:pPr>
             <w:r>
-              <w:t xml:space="preserve">Test guide</w:t>
+              <w:t xml:space="preserve">테스트 가이드</w:t>
             </w:r>
           </w:p>
         </w:tc>
@@ -1935,7 +1797,7 @@
               <w:pStyle w:val="Compact"/>
             </w:pPr>
             <w:r>
-              <w:t xml:space="preserve">LLM policy config</w:t>
+              <w:t xml:space="preserve">LLM 정책 설정</w:t>
             </w:r>
           </w:p>
         </w:tc>
@@ -1962,7 +1824,7 @@
               <w:pStyle w:val="Compact"/>
             </w:pPr>
             <w:r>
-              <w:t xml:space="preserve">Agent registry config</w:t>
+              <w:t xml:space="preserve">에이전트 registry 설정</w:t>
             </w:r>
           </w:p>
         </w:tc>
@@ -1989,7 +1851,7 @@
               <w:pStyle w:val="Compact"/>
             </w:pPr>
             <w:r>
-              <w:t xml:space="preserve">Inference optimization config</w:t>
+              <w:t xml:space="preserve">추론 최적화 설정</w:t>
             </w:r>
           </w:p>
         </w:tc>
@@ -2015,8 +1877,6 @@
       <w:footnotePr>
         <w:numRestart w:val="eachSect"/>
       </w:footnotePr>
-      <w:pgSz w:w="12240" w:h="15840"/>
-      <w:pgMar w:top="1440" w:bottom="1440" w:left="1440" w:right="1440"/>
     </w:sectPr>
   </w:body>
 </w:document>

--- a/docs/submission/requirements_definition.docx
+++ b/docs/submission/requirements_definition.docx
@@ -2,7 +2,7 @@
 <file path=word/document.xml><?xml version="1.0" encoding="utf-8"?>
 <w:document xmlns:w="http://schemas.openxmlformats.org/wordprocessingml/2006/main" xmlns:m="http://schemas.openxmlformats.org/officeDocument/2006/math" xmlns:r="http://schemas.openxmlformats.org/officeDocument/2006/relationships" xmlns:o="urn:schemas-microsoft-com:office:office" xmlns:v="urn:schemas-microsoft-com:vml" xmlns:w10="urn:schemas-microsoft-com:office:word" xmlns:a="http://schemas.openxmlformats.org/drawingml/2006/main" xmlns:pic="http://schemas.openxmlformats.org/drawingml/2006/picture" xmlns:wp="http://schemas.openxmlformats.org/drawingml/2006/wordprocessingDrawing">
   <w:body>
-    <w:bookmarkStart w:id="18" w:name="요구사항-정의서"/>
+    <w:bookmarkStart w:id="17" w:name="요구사항-정의서"/>
     <w:p>
       <w:pPr>
         <w:pStyle w:val="Heading1"/>
@@ -1526,353 +1526,7 @@
       </w:r>
     </w:p>
     <w:bookmarkEnd w:id="16"/>
-    <w:bookmarkStart w:id="17" w:name="관련-산출물"/>
-    <w:p>
-      <w:pPr>
-        <w:pStyle w:val="Heading2"/>
-      </w:pPr>
-      <w:r>
-        <w:t xml:space="preserve">9. 관련 산출물</w:t>
-      </w:r>
-    </w:p>
-    <w:tbl>
-      <w:tblPr>
-        <w:tblStyle w:val="Table"/>
-        <w:tblW w:type="pct" w:w="5000"/>
-        <w:tblLayout w:type="fixed"/>
-        <w:tblLook w:firstRow="1" w:lastRow="0" w:firstColumn="0" w:lastColumn="0" w:noHBand="0" w:noVBand="0" w:val="0020"/>
-      </w:tblPr>
-      <w:tblGrid>
-        <w:gridCol w:w="3960"/>
-        <w:gridCol w:w="3960"/>
-      </w:tblGrid>
-      <w:tr>
-        <w:trPr>
-          <w:tblHeader w:val="on"/>
-        </w:trPr>
-        <w:tc>
-          <w:tcPr/>
-          <w:p>
-            <w:pPr>
-              <w:pStyle w:val="Compact"/>
-            </w:pPr>
-            <w:r>
-              <w:t xml:space="preserve">산출물</w:t>
-            </w:r>
-          </w:p>
-        </w:tc>
-        <w:tc>
-          <w:tcPr/>
-          <w:p>
-            <w:pPr>
-              <w:pStyle w:val="Compact"/>
-            </w:pPr>
-            <w:r>
-              <w:t xml:space="preserve">경로</w:t>
-            </w:r>
-          </w:p>
-        </w:tc>
-      </w:tr>
-      <w:tr>
-        <w:tc>
-          <w:tcPr/>
-          <w:p>
-            <w:pPr>
-              <w:pStyle w:val="Compact"/>
-            </w:pPr>
-            <w:r>
-              <w:t xml:space="preserve">핵심 제출 요약</w:t>
-            </w:r>
-          </w:p>
-        </w:tc>
-        <w:tc>
-          <w:tcPr/>
-          <w:p>
-            <w:pPr>
-              <w:pStyle w:val="Compact"/>
-            </w:pPr>
-            <w:r>
-              <w:rPr>
-                <w:rStyle w:val="VerbatimChar"/>
-              </w:rPr>
-              <w:t xml:space="preserve">docs/core_submission_summary.md</w:t>
-            </w:r>
-          </w:p>
-        </w:tc>
-      </w:tr>
-      <w:tr>
-        <w:tc>
-          <w:tcPr/>
-          <w:p>
-            <w:pPr>
-              <w:pStyle w:val="Compact"/>
-            </w:pPr>
-            <w:r>
-              <w:t xml:space="preserve">기능/API 가이드</w:t>
-            </w:r>
-          </w:p>
-        </w:tc>
-        <w:tc>
-          <w:tcPr/>
-          <w:p>
-            <w:pPr>
-              <w:pStyle w:val="Compact"/>
-            </w:pPr>
-            <w:r>
-              <w:rPr>
-                <w:rStyle w:val="VerbatimChar"/>
-              </w:rPr>
-              <w:t xml:space="preserve">docs/submission/functional_api_guide.md</w:t>
-            </w:r>
-          </w:p>
-        </w:tc>
-      </w:tr>
-      <w:tr>
-        <w:tc>
-          <w:tcPr/>
-          <w:p>
-            <w:pPr>
-              <w:pStyle w:val="Compact"/>
-            </w:pPr>
-            <w:r>
-              <w:t xml:space="preserve">OpenAPI 계약</w:t>
-            </w:r>
-          </w:p>
-        </w:tc>
-        <w:tc>
-          <w:tcPr/>
-          <w:p>
-            <w:pPr>
-              <w:pStyle w:val="Compact"/>
-            </w:pPr>
-            <w:r>
-              <w:rPr>
-                <w:rStyle w:val="VerbatimChar"/>
-              </w:rPr>
-              <w:t xml:space="preserve">docs/submission/openapi_service_control.yaml</w:t>
-            </w:r>
-          </w:p>
-        </w:tc>
-      </w:tr>
-      <w:tr>
-        <w:tc>
-          <w:tcPr/>
-          <w:p>
-            <w:pPr>
-              <w:pStyle w:val="Compact"/>
-            </w:pPr>
-            <w:r>
-              <w:t xml:space="preserve">설치 및 실행 가이드</w:t>
-            </w:r>
-          </w:p>
-        </w:tc>
-        <w:tc>
-          <w:tcPr/>
-          <w:p>
-            <w:pPr>
-              <w:pStyle w:val="Compact"/>
-            </w:pPr>
-            <w:r>
-              <w:rPr>
-                <w:rStyle w:val="VerbatimChar"/>
-              </w:rPr>
-              <w:t xml:space="preserve">docs/submission/install_and_run_guide.md</w:t>
-            </w:r>
-          </w:p>
-        </w:tc>
-      </w:tr>
-      <w:tr>
-        <w:tc>
-          <w:tcPr/>
-          <w:p>
-            <w:pPr>
-              <w:pStyle w:val="Compact"/>
-            </w:pPr>
-            <w:r>
-              <w:t xml:space="preserve">테스트 가이드</w:t>
-            </w:r>
-          </w:p>
-        </w:tc>
-        <w:tc>
-          <w:tcPr/>
-          <w:p>
-            <w:pPr>
-              <w:pStyle w:val="Compact"/>
-            </w:pPr>
-            <w:r>
-              <w:rPr>
-                <w:rStyle w:val="VerbatimChar"/>
-              </w:rPr>
-              <w:t xml:space="preserve">docs/submission/test_guide.md</w:t>
-            </w:r>
-          </w:p>
-        </w:tc>
-      </w:tr>
-      <w:tr>
-        <w:tc>
-          <w:tcPr/>
-          <w:p>
-            <w:pPr>
-              <w:pStyle w:val="Compact"/>
-            </w:pPr>
-            <w:r>
-              <w:t xml:space="preserve">LLM 운영 관리 구조 설계서</w:t>
-            </w:r>
-          </w:p>
-        </w:tc>
-        <w:tc>
-          <w:tcPr/>
-          <w:p>
-            <w:pPr>
-              <w:pStyle w:val="Compact"/>
-            </w:pPr>
-            <w:r>
-              <w:rPr>
-                <w:rStyle w:val="VerbatimChar"/>
-              </w:rPr>
-              <w:t xml:space="preserve">docs/deliverables/01_llm_operation_management_design.md</w:t>
-            </w:r>
-          </w:p>
-        </w:tc>
-      </w:tr>
-      <w:tr>
-        <w:tc>
-          <w:tcPr/>
-          <w:p>
-            <w:pPr>
-              <w:pStyle w:val="Compact"/>
-            </w:pPr>
-            <w:r>
-              <w:t xml:space="preserve">에이전트 등록 관리 프로토타입</w:t>
-            </w:r>
-          </w:p>
-        </w:tc>
-        <w:tc>
-          <w:tcPr/>
-          <w:p>
-            <w:pPr>
-              <w:pStyle w:val="Compact"/>
-            </w:pPr>
-            <w:r>
-              <w:rPr>
-                <w:rStyle w:val="VerbatimChar"/>
-              </w:rPr>
-              <w:t xml:space="preserve">docs/deliverables/02_agent_registration_management_prototype.md</w:t>
-            </w:r>
-          </w:p>
-        </w:tc>
-      </w:tr>
-      <w:tr>
-        <w:tc>
-          <w:tcPr/>
-          <w:p>
-            <w:pPr>
-              <w:pStyle w:val="Compact"/>
-            </w:pPr>
-            <w:r>
-              <w:t xml:space="preserve">AI 응용 배포·제어 추론 최적화 전략 설계서</w:t>
-            </w:r>
-          </w:p>
-        </w:tc>
-        <w:tc>
-          <w:tcPr/>
-          <w:p>
-            <w:pPr>
-              <w:pStyle w:val="Compact"/>
-            </w:pPr>
-            <w:r>
-              <w:rPr>
-                <w:rStyle w:val="VerbatimChar"/>
-              </w:rPr>
-              <w:t xml:space="preserve">docs/deliverables/03_ai_application_deployment_control_optimization_strategy.md</w:t>
-            </w:r>
-          </w:p>
-        </w:tc>
-      </w:tr>
-      <w:tr>
-        <w:tc>
-          <w:tcPr/>
-          <w:p>
-            <w:pPr>
-              <w:pStyle w:val="Compact"/>
-            </w:pPr>
-            <w:r>
-              <w:t xml:space="preserve">LLM 정책 설정</w:t>
-            </w:r>
-          </w:p>
-        </w:tc>
-        <w:tc>
-          <w:tcPr/>
-          <w:p>
-            <w:pPr>
-              <w:pStyle w:val="Compact"/>
-            </w:pPr>
-            <w:r>
-              <w:rPr>
-                <w:rStyle w:val="VerbatimChar"/>
-              </w:rPr>
-              <w:t xml:space="preserve">config/ops_llm_benchmark.json</w:t>
-            </w:r>
-          </w:p>
-        </w:tc>
-      </w:tr>
-      <w:tr>
-        <w:tc>
-          <w:tcPr/>
-          <w:p>
-            <w:pPr>
-              <w:pStyle w:val="Compact"/>
-            </w:pPr>
-            <w:r>
-              <w:t xml:space="preserve">에이전트 registry 설정</w:t>
-            </w:r>
-          </w:p>
-        </w:tc>
-        <w:tc>
-          <w:tcPr/>
-          <w:p>
-            <w:pPr>
-              <w:pStyle w:val="Compact"/>
-            </w:pPr>
-            <w:r>
-              <w:rPr>
-                <w:rStyle w:val="VerbatimChar"/>
-              </w:rPr>
-              <w:t xml:space="preserve">config/agent_registry.json</w:t>
-            </w:r>
-          </w:p>
-        </w:tc>
-      </w:tr>
-      <w:tr>
-        <w:tc>
-          <w:tcPr/>
-          <w:p>
-            <w:pPr>
-              <w:pStyle w:val="Compact"/>
-            </w:pPr>
-            <w:r>
-              <w:t xml:space="preserve">추론 최적화 설정</w:t>
-            </w:r>
-          </w:p>
-        </w:tc>
-        <w:tc>
-          <w:tcPr/>
-          <w:p>
-            <w:pPr>
-              <w:pStyle w:val="Compact"/>
-            </w:pPr>
-            <w:r>
-              <w:rPr>
-                <w:rStyle w:val="VerbatimChar"/>
-              </w:rPr>
-              <w:t xml:space="preserve">config/inference_optimization.json</w:t>
-            </w:r>
-          </w:p>
-        </w:tc>
-      </w:tr>
-    </w:tbl>
     <w:bookmarkEnd w:id="17"/>
-    <w:bookmarkEnd w:id="18"/>
     <w:sectPr>
       <w:footnotePr>
         <w:numRestart w:val="eachSect"/>

--- a/docs/submission/requirements_definition.docx
+++ b/docs/submission/requirements_definition.docx
@@ -33,7 +33,20 @@
         <w:pStyle w:val="FirstParagraph"/>
       </w:pPr>
       <w:r>
-        <w:t xml:space="preserve">이 문서는 1차년도 Go 기반 서비스 제어 기능 프로토타입의 기능 요구사항, 비기능 요구사항, 제출 요구사항, 개발 요구사항, 검증 요구사항을 정의합니다. 프로토타입은 AI LLM 운영 관리, AI 에이전트 등록 관리, CPU/GPU VM 배치 추천, AI 응용 배포·제어 준비도 검증을 지원합니다.</w:t>
+        <w:t xml:space="preserve">이 문서는 1차년도</w:t>
+      </w:r>
+      <w:r>
+        <w:t xml:space="preserve"> </w:t>
+      </w:r>
+      <w:r>
+        <w:rPr>
+          <w:b/>
+          <w:bCs/>
+        </w:rPr>
+        <w:t xml:space="preserve">AI 기반 서비스 제어 및 관리 자동화 프레임워크</w:t>
+      </w:r>
+      <w:r>
+        <w:t xml:space="preserve">에서 요구되는 기능, 품질, 산출물, 검증 기준을 정의합니다. 요구사항은 특정 구현 결과를 나열하기 위한 것이 아니라, 연구 과제 수행과 프로토타입 검증을 위해 시스템이 갖추어야 할 필요 조건을 정리한 것입니다.</w:t>
       </w:r>
     </w:p>
     <w:p>
@@ -45,13 +58,13 @@
       </w:r>
     </w:p>
     <w:bookmarkEnd w:id="9"/>
-    <w:bookmarkStart w:id="10" w:name="프로젝트-범위"/>
+    <w:bookmarkStart w:id="10" w:name="요구-범위"/>
     <w:p>
       <w:pPr>
         <w:pStyle w:val="Heading2"/>
       </w:pPr>
       <w:r>
-        <w:t xml:space="preserve">2. 프로젝트 범위</w:t>
+        <w:t xml:space="preserve">2. 요구 범위</w:t>
       </w:r>
     </w:p>
     <w:p>
@@ -59,7 +72,7 @@
         <w:pStyle w:val="FirstParagraph"/>
       </w:pPr>
       <w:r>
-        <w:t xml:space="preserve">프로젝트 범위는 1차년도 기능 프로토타입으로 제한합니다. 저장소는 담당 연구 범위를 입증하기 위한 Go API/CLI 구성요소, JSON 설정 파일, 설계 산출물, 검증 문서를 제공합니다.</w:t>
+        <w:t xml:space="preserve">1차년도 요구 범위는 AI LLM 운영 관리와 AI 응용 배포·제어 판단을 로컬에서 재현 가능한 형태로 검증할 수 있는 기능 프로토타입입니다. 시스템은 Go 기반 API/CLI로 실행 가능해야 하며, 정책과 입력 데이터는 검토 가능한 설정 파일로 분리되어야 합니다.</w:t>
       </w:r>
     </w:p>
     <w:p>
@@ -67,7 +80,7 @@
         <w:pStyle w:val="BodyText"/>
       </w:pPr>
       <w:r>
-        <w:t xml:space="preserve">포함 범위는 다음과 같습니다.</w:t>
+        <w:t xml:space="preserve">필수 포함 범위는 다음과 같습니다.</w:t>
       </w:r>
     </w:p>
     <w:p>
@@ -79,7 +92,7 @@
         </w:numPr>
       </w:pPr>
       <w:r>
-        <w:t xml:space="preserve">Ops LLM 선정 정책 프로토타입</w:t>
+        <w:t xml:space="preserve">Ops 분석 시험을 위한 LLM 후보 선정 기준 정의</w:t>
       </w:r>
     </w:p>
     <w:p>
@@ -91,7 +104,7 @@
         </w:numPr>
       </w:pPr>
       <w:r>
-        <w:t xml:space="preserve">AI LLM 운영 관리 구조 검증</w:t>
+        <w:t xml:space="preserve">AI LLM 운영 관리 구조와 실행 흐름 정의</w:t>
       </w:r>
     </w:p>
     <w:p>
@@ -103,7 +116,7 @@
         </w:numPr>
       </w:pPr>
       <w:r>
-        <w:t xml:space="preserve">에이전트 registry 조회 및 bounded action 검증</w:t>
+        <w:t xml:space="preserve">AI 에이전트 등록 정보와 허용 action 경계 관리</w:t>
       </w:r>
     </w:p>
     <w:p>
@@ -115,7 +128,7 @@
         </w:numPr>
       </w:pPr>
       <w:r>
-        <w:t xml:space="preserve">AI 응용 워크로드를 위한 CPU/GPU VM 배치 추천</w:t>
+        <w:t xml:space="preserve">CPU/GPU VM 기반 AI 응용 배치 판단 기준 정의</w:t>
       </w:r>
     </w:p>
     <w:p>
@@ -127,7 +140,7 @@
         </w:numPr>
       </w:pPr>
       <w:r>
-        <w:t xml:space="preserve">Kubernetes 배포 계획 생성</w:t>
+        <w:t xml:space="preserve">AI 응용 배포·제어 계획 생성</w:t>
       </w:r>
     </w:p>
     <w:p>
@@ -139,7 +152,7 @@
         </w:numPr>
       </w:pPr>
       <w:r>
-        <w:t xml:space="preserve">mock 배포 dry-run 및 서비스 운영 준비도 보고</w:t>
+        <w:t xml:space="preserve">로컬 환경에서 반복 가능한 검증 결과 생성</w:t>
       </w:r>
     </w:p>
     <w:p>
@@ -147,7 +160,7 @@
         <w:pStyle w:val="FirstParagraph"/>
       </w:pPr>
       <w:r>
-        <w:t xml:space="preserve">기본 검증 경로의 제외 범위는 다음과 같습니다.</w:t>
+        <w:t xml:space="preserve">기본 요구 범위에서 제외되는 항목은 다음과 같습니다.</w:t>
       </w:r>
     </w:p>
     <w:p>
@@ -159,7 +172,7 @@
         </w:numPr>
       </w:pPr>
       <w:r>
-        <w:t xml:space="preserve">운영 환경용 완성형 AIOps 운영</w:t>
+        <w:t xml:space="preserve">운영 환경용 완성형 AIOps platform 구축</w:t>
       </w:r>
     </w:p>
     <w:p>
@@ -171,7 +184,7 @@
         </w:numPr>
       </w:pPr>
       <w:r>
-        <w:t xml:space="preserve">최종 표준 LLM 벤치마크 보고</w:t>
+        <w:t xml:space="preserve">최종 표준 LLM benchmark 결과 산출</w:t>
       </w:r>
     </w:p>
     <w:p>
@@ -183,7 +196,7 @@
         </w:numPr>
       </w:pPr>
       <w:r>
-        <w:t xml:space="preserve">실제 GPU VM 프로비저닝</w:t>
+        <w:t xml:space="preserve">실제 GPU VM provisioning 직접 수행</w:t>
       </w:r>
     </w:p>
     <w:p>
@@ -195,7 +208,7 @@
         </w:numPr>
       </w:pPr>
       <w:r>
-        <w:t xml:space="preserve">기본값 기준 live Kubernetes 변경</w:t>
+        <w:t xml:space="preserve">기본 실행 경로에서 live Kubernetes cluster 변경</w:t>
       </w:r>
     </w:p>
     <w:p>
@@ -207,7 +220,7 @@
         </w:numPr>
       </w:pPr>
       <w:r>
-        <w:t xml:space="preserve">CB-Tumblebug 또는 AI-Infra 프로비저닝 구성요소 대체</w:t>
+        <w:t xml:space="preserve">CB-Tumblebug 또는 AI-Infra provisioning component 대체</w:t>
       </w:r>
     </w:p>
     <w:bookmarkEnd w:id="10"/>
@@ -218,618 +231,6 @@
       </w:pPr>
       <w:r>
         <w:t xml:space="preserve">3. 기능 요구사항</w:t>
-      </w:r>
-    </w:p>
-    <w:tbl>
-      <w:tblPr>
-        <w:tblStyle w:val="Table"/>
-        <w:tblW w:type="pct" w:w="5000"/>
-        <w:tblLayout w:type="fixed"/>
-        <w:tblLook w:firstRow="1" w:lastRow="0" w:firstColumn="0" w:lastColumn="0" w:noHBand="0" w:noVBand="0" w:val="0020"/>
-      </w:tblPr>
-      <w:tblGrid>
-        <w:gridCol w:w="2640"/>
-        <w:gridCol w:w="2640"/>
-        <w:gridCol w:w="2640"/>
-      </w:tblGrid>
-      <w:tr>
-        <w:trPr>
-          <w:tblHeader w:val="on"/>
-        </w:trPr>
-        <w:tc>
-          <w:tcPr/>
-          <w:p>
-            <w:pPr>
-              <w:pStyle w:val="Compact"/>
-            </w:pPr>
-            <w:r>
-              <w:t xml:space="preserve">ID</w:t>
-            </w:r>
-          </w:p>
-        </w:tc>
-        <w:tc>
-          <w:tcPr/>
-          <w:p>
-            <w:pPr>
-              <w:pStyle w:val="Compact"/>
-            </w:pPr>
-            <w:r>
-              <w:t xml:space="preserve">기능 요구사항</w:t>
-            </w:r>
-          </w:p>
-        </w:tc>
-        <w:tc>
-          <w:tcPr/>
-          <w:p>
-            <w:pPr>
-              <w:pStyle w:val="Compact"/>
-            </w:pPr>
-            <w:r>
-              <w:t xml:space="preserve">구현 상태</w:t>
-            </w:r>
-          </w:p>
-        </w:tc>
-      </w:tr>
-      <w:tr>
-        <w:tc>
-          <w:tcPr/>
-          <w:p>
-            <w:pPr>
-              <w:pStyle w:val="Compact"/>
-            </w:pPr>
-            <w:r>
-              <w:t xml:space="preserve">FR-01</w:t>
-            </w:r>
-          </w:p>
-        </w:tc>
-        <w:tc>
-          <w:tcPr/>
-          <w:p>
-            <w:pPr>
-              <w:pStyle w:val="Compact"/>
-            </w:pPr>
-            <w:r>
-              <w:t xml:space="preserve">JSON으로 정의한 candidate role과 policy weight를 기반으로 Ops LLM 선정 정책 프로토타입을 제공해야 한다.</w:t>
-            </w:r>
-          </w:p>
-        </w:tc>
-        <w:tc>
-          <w:tcPr/>
-          <w:p>
-            <w:pPr>
-              <w:pStyle w:val="Compact"/>
-            </w:pPr>
-            <w:r>
-              <w:t xml:space="preserve">구현</w:t>
-            </w:r>
-          </w:p>
-        </w:tc>
-      </w:tr>
-      <w:tr>
-        <w:tc>
-          <w:tcPr/>
-          <w:p>
-            <w:pPr>
-              <w:pStyle w:val="Compact"/>
-            </w:pPr>
-            <w:r>
-              <w:t xml:space="preserve">FR-02</w:t>
-            </w:r>
-          </w:p>
-        </w:tc>
-        <w:tc>
-          <w:tcPr/>
-          <w:p>
-            <w:pPr>
-              <w:pStyle w:val="Compact"/>
-            </w:pPr>
-            <w:r>
-              <w:t xml:space="preserve">정책 기반 LLM 후보 ranking을 Go API/CLI 명령으로 제공해야 한다.</w:t>
-            </w:r>
-          </w:p>
-        </w:tc>
-        <w:tc>
-          <w:tcPr/>
-          <w:p>
-            <w:pPr>
-              <w:pStyle w:val="Compact"/>
-            </w:pPr>
-            <w:r>
-              <w:t xml:space="preserve">구현</w:t>
-            </w:r>
-          </w:p>
-        </w:tc>
-      </w:tr>
-      <w:tr>
-        <w:tc>
-          <w:tcPr/>
-          <w:p>
-            <w:pPr>
-              <w:pStyle w:val="Compact"/>
-            </w:pPr>
-            <w:r>
-              <w:t xml:space="preserve">FR-03</w:t>
-            </w:r>
-          </w:p>
-        </w:tc>
-        <w:tc>
-          <w:tcPr/>
-          <w:p>
-            <w:pPr>
-              <w:pStyle w:val="Compact"/>
-            </w:pPr>
-            <w:r>
-              <w:t xml:space="preserve">에이전트 registry 조회, 단일 에이전트 확인, bounded action 검증을 제공해야 한다.</w:t>
-            </w:r>
-          </w:p>
-        </w:tc>
-        <w:tc>
-          <w:tcPr/>
-          <w:p>
-            <w:pPr>
-              <w:pStyle w:val="Compact"/>
-            </w:pPr>
-            <w:r>
-              <w:t xml:space="preserve">구현</w:t>
-            </w:r>
-          </w:p>
-        </w:tc>
-      </w:tr>
-      <w:tr>
-        <w:tc>
-          <w:tcPr/>
-          <w:p>
-            <w:pPr>
-              <w:pStyle w:val="Compact"/>
-            </w:pPr>
-            <w:r>
-              <w:t xml:space="preserve">FR-04</w:t>
-            </w:r>
-          </w:p>
-        </w:tc>
-        <w:tc>
-          <w:tcPr/>
-          <w:p>
-            <w:pPr>
-              <w:pStyle w:val="Compact"/>
-            </w:pPr>
-            <w:r>
-              <w:t xml:space="preserve">accelerator 요구, SLO, 처리량, 비용, capacity를 기준으로 CPU/GPU VM 배치를 추천해야 한다.</w:t>
-            </w:r>
-          </w:p>
-        </w:tc>
-        <w:tc>
-          <w:tcPr/>
-          <w:p>
-            <w:pPr>
-              <w:pStyle w:val="Compact"/>
-            </w:pPr>
-            <w:r>
-              <w:t xml:space="preserve">구현</w:t>
-            </w:r>
-          </w:p>
-        </w:tc>
-      </w:tr>
-      <w:tr>
-        <w:tc>
-          <w:tcPr/>
-          <w:p>
-            <w:pPr>
-              <w:pStyle w:val="Compact"/>
-            </w:pPr>
-            <w:r>
-              <w:t xml:space="preserve">FR-05</w:t>
-            </w:r>
-          </w:p>
-        </w:tc>
-        <w:tc>
-          <w:tcPr/>
-          <w:p>
-            <w:pPr>
-              <w:pStyle w:val="Compact"/>
-            </w:pPr>
-            <w:r>
-              <w:t xml:space="preserve">선택된 AI 응용 자원에 대한 Kubernetes 배포·제어 계획을 생성해야 한다.</w:t>
-            </w:r>
-          </w:p>
-        </w:tc>
-        <w:tc>
-          <w:tcPr/>
-          <w:p>
-            <w:pPr>
-              <w:pStyle w:val="Compact"/>
-            </w:pPr>
-            <w:r>
-              <w:t xml:space="preserve">구현</w:t>
-            </w:r>
-          </w:p>
-        </w:tc>
-      </w:tr>
-      <w:tr>
-        <w:tc>
-          <w:tcPr/>
-          <w:p>
-            <w:pPr>
-              <w:pStyle w:val="Compact"/>
-            </w:pPr>
-            <w:r>
-              <w:t xml:space="preserve">FR-06</w:t>
-            </w:r>
-          </w:p>
-        </w:tc>
-        <w:tc>
-          <w:tcPr/>
-          <w:p>
-            <w:pPr>
-              <w:pStyle w:val="Compact"/>
-            </w:pPr>
-            <w:r>
-              <w:t xml:space="preserve">LLM 선정, 배치 추천, 배포 계획 생성, 에이전트 검토, mock dry-run, guard 준비도 검증을 결합한 통합 서비스 운영 준비도 보고서를 생성해야 한다.</w:t>
-            </w:r>
-          </w:p>
-        </w:tc>
-        <w:tc>
-          <w:tcPr/>
-          <w:p>
-            <w:pPr>
-              <w:pStyle w:val="Compact"/>
-            </w:pPr>
-            <w:r>
-              <w:t xml:space="preserve">구현</w:t>
-            </w:r>
-          </w:p>
-        </w:tc>
-      </w:tr>
-      <w:tr>
-        <w:tc>
-          <w:tcPr/>
-          <w:p>
-            <w:pPr>
-              <w:pStyle w:val="Compact"/>
-            </w:pPr>
-            <w:r>
-              <w:t xml:space="preserve">FR-07</w:t>
-            </w:r>
-          </w:p>
-        </w:tc>
-        <w:tc>
-          <w:tcPr/>
-          <w:p>
-            <w:pPr>
-              <w:pStyle w:val="Compact"/>
-            </w:pPr>
-            <w:r>
-              <w:t xml:space="preserve">주요 기능을 Echo 기반 Go HTTP API로 제공해야 한다.</w:t>
-            </w:r>
-          </w:p>
-        </w:tc>
-        <w:tc>
-          <w:tcPr/>
-          <w:p>
-            <w:pPr>
-              <w:pStyle w:val="Compact"/>
-            </w:pPr>
-            <w:r>
-              <w:t xml:space="preserve">구현</w:t>
-            </w:r>
-          </w:p>
-        </w:tc>
-      </w:tr>
-      <w:tr>
-        <w:tc>
-          <w:tcPr/>
-          <w:p>
-            <w:pPr>
-              <w:pStyle w:val="Compact"/>
-            </w:pPr>
-            <w:r>
-              <w:t xml:space="preserve">FR-08</w:t>
-            </w:r>
-          </w:p>
-        </w:tc>
-        <w:tc>
-          <w:tcPr/>
-          <w:p>
-            <w:pPr>
-              <w:pStyle w:val="Compact"/>
-            </w:pPr>
-            <w:r>
-              <w:t xml:space="preserve">서비스 제어 API의 OpenAPI 계약을 제공해야 한다.</w:t>
-            </w:r>
-          </w:p>
-        </w:tc>
-        <w:tc>
-          <w:tcPr/>
-          <w:p>
-            <w:pPr>
-              <w:pStyle w:val="Compact"/>
-            </w:pPr>
-            <w:r>
-              <w:t xml:space="preserve">구현</w:t>
-            </w:r>
-          </w:p>
-        </w:tc>
-      </w:tr>
-    </w:tbl>
-    <w:bookmarkEnd w:id="11"/>
-    <w:bookmarkStart w:id="12" w:name="비기능-요구사항"/>
-    <w:p>
-      <w:pPr>
-        <w:pStyle w:val="Heading2"/>
-      </w:pPr>
-      <w:r>
-        <w:t xml:space="preserve">4. 비기능 요구사항</w:t>
-      </w:r>
-    </w:p>
-    <w:tbl>
-      <w:tblPr>
-        <w:tblStyle w:val="Table"/>
-        <w:tblW w:type="pct" w:w="5000"/>
-        <w:tblLayout w:type="fixed"/>
-        <w:tblLook w:firstRow="1" w:lastRow="0" w:firstColumn="0" w:lastColumn="0" w:noHBand="0" w:noVBand="0" w:val="0020"/>
-      </w:tblPr>
-      <w:tblGrid>
-        <w:gridCol w:w="2640"/>
-        <w:gridCol w:w="2640"/>
-        <w:gridCol w:w="2640"/>
-      </w:tblGrid>
-      <w:tr>
-        <w:trPr>
-          <w:tblHeader w:val="on"/>
-        </w:trPr>
-        <w:tc>
-          <w:tcPr/>
-          <w:p>
-            <w:pPr>
-              <w:pStyle w:val="Compact"/>
-            </w:pPr>
-            <w:r>
-              <w:t xml:space="preserve">ID</w:t>
-            </w:r>
-          </w:p>
-        </w:tc>
-        <w:tc>
-          <w:tcPr/>
-          <w:p>
-            <w:pPr>
-              <w:pStyle w:val="Compact"/>
-            </w:pPr>
-            <w:r>
-              <w:t xml:space="preserve">비기능 요구사항</w:t>
-            </w:r>
-          </w:p>
-        </w:tc>
-        <w:tc>
-          <w:tcPr/>
-          <w:p>
-            <w:pPr>
-              <w:pStyle w:val="Compact"/>
-            </w:pPr>
-            <w:r>
-              <w:t xml:space="preserve">근거</w:t>
-            </w:r>
-          </w:p>
-        </w:tc>
-      </w:tr>
-      <w:tr>
-        <w:tc>
-          <w:tcPr/>
-          <w:p>
-            <w:pPr>
-              <w:pStyle w:val="Compact"/>
-            </w:pPr>
-            <w:r>
-              <w:t xml:space="preserve">NFR-01</w:t>
-            </w:r>
-          </w:p>
-        </w:tc>
-        <w:tc>
-          <w:tcPr/>
-          <w:p>
-            <w:pPr>
-              <w:pStyle w:val="Compact"/>
-            </w:pPr>
-            <w:r>
-              <w:t xml:space="preserve">제출/시연 경로의 구현은 Go 중심으로 유지해야 한다.</w:t>
-            </w:r>
-          </w:p>
-        </w:tc>
-        <w:tc>
-          <w:tcPr/>
-          <w:p>
-            <w:pPr>
-              <w:pStyle w:val="Compact"/>
-            </w:pPr>
-            <w:r>
-              <w:t xml:space="preserve">개발 언어 요구사항에 맞추고 혼합 언어 프로토타입의 모호성을 줄인다.</w:t>
-            </w:r>
-          </w:p>
-        </w:tc>
-      </w:tr>
-      <w:tr>
-        <w:tc>
-          <w:tcPr/>
-          <w:p>
-            <w:pPr>
-              <w:pStyle w:val="Compact"/>
-            </w:pPr>
-            <w:r>
-              <w:t xml:space="preserve">NFR-02</w:t>
-            </w:r>
-          </w:p>
-        </w:tc>
-        <w:tc>
-          <w:tcPr/>
-          <w:p>
-            <w:pPr>
-              <w:pStyle w:val="Compact"/>
-            </w:pPr>
-            <w:r>
-              <w:t xml:space="preserve">LLM, 에이전트, 배치 정책은 JSON 설정으로 재현 가능해야 한다.</w:t>
-            </w:r>
-          </w:p>
-        </w:tc>
-        <w:tc>
-          <w:tcPr/>
-          <w:p>
-            <w:pPr>
-              <w:pStyle w:val="Compact"/>
-            </w:pPr>
-            <w:r>
-              <w:t xml:space="preserve">검토 가능하고 반복 가능한 기능 검증을 지원한다.</w:t>
-            </w:r>
-          </w:p>
-        </w:tc>
-      </w:tr>
-      <w:tr>
-        <w:tc>
-          <w:tcPr/>
-          <w:p>
-            <w:pPr>
-              <w:pStyle w:val="Compact"/>
-            </w:pPr>
-            <w:r>
-              <w:t xml:space="preserve">NFR-03</w:t>
-            </w:r>
-          </w:p>
-        </w:tc>
-        <w:tc>
-          <w:tcPr/>
-          <w:p>
-            <w:pPr>
-              <w:pStyle w:val="Compact"/>
-            </w:pPr>
-            <w:r>
-              <w:t xml:space="preserve">기본 실행 경로는 mock 검증을 사용해야 한다.</w:t>
-            </w:r>
-          </w:p>
-        </w:tc>
-        <w:tc>
-          <w:tcPr/>
-          <w:p>
-            <w:pPr>
-              <w:pStyle w:val="Compact"/>
-            </w:pPr>
-            <w:r>
-              <w:t xml:space="preserve">live Kubernetes 또는 GPU VM 인프라 없이 로컬 검증을 가능하게 한다.</w:t>
-            </w:r>
-          </w:p>
-        </w:tc>
-      </w:tr>
-      <w:tr>
-        <w:tc>
-          <w:tcPr/>
-          <w:p>
-            <w:pPr>
-              <w:pStyle w:val="Compact"/>
-            </w:pPr>
-            <w:r>
-              <w:t xml:space="preserve">NFR-04</w:t>
-            </w:r>
-          </w:p>
-        </w:tc>
-        <w:tc>
-          <w:tcPr/>
-          <w:p>
-            <w:pPr>
-              <w:pStyle w:val="Compact"/>
-            </w:pPr>
-            <w:r>
-              <w:t xml:space="preserve">프로토타입 검증과 운영 환경 배포를 명확히 구분해야 한다.</w:t>
-            </w:r>
-          </w:p>
-        </w:tc>
-        <w:tc>
-          <w:tcPr/>
-          <w:p>
-            <w:pPr>
-              <w:pStyle w:val="Compact"/>
-            </w:pPr>
-            <w:r>
-              <w:t xml:space="preserve">기능 프로토타입이 운영 시스템으로 오해되는 것을 방지한다.</w:t>
-            </w:r>
-          </w:p>
-        </w:tc>
-      </w:tr>
-      <w:tr>
-        <w:tc>
-          <w:tcPr/>
-          <w:p>
-            <w:pPr>
-              <w:pStyle w:val="Compact"/>
-            </w:pPr>
-            <w:r>
-              <w:t xml:space="preserve">NFR-05</w:t>
-            </w:r>
-          </w:p>
-        </w:tc>
-        <w:tc>
-          <w:tcPr/>
-          <w:p>
-            <w:pPr>
-              <w:pStyle w:val="Compact"/>
-            </w:pPr>
-            <w:r>
-              <w:t xml:space="preserve">프로토타입 정책 기준값과 최종 벤치마크 결과를 명확히 구분해야 한다.</w:t>
-            </w:r>
-          </w:p>
-        </w:tc>
-        <w:tc>
-          <w:tcPr/>
-          <w:p>
-            <w:pPr>
-              <w:pStyle w:val="Compact"/>
-            </w:pPr>
-            <w:r>
-              <w:t xml:space="preserve">수동 정의 LLM 정책 값이 표준 모델 평가 결과로 해석되는 것을 방지한다.</w:t>
-            </w:r>
-          </w:p>
-        </w:tc>
-      </w:tr>
-      <w:tr>
-        <w:tc>
-          <w:tcPr/>
-          <w:p>
-            <w:pPr>
-              <w:pStyle w:val="Compact"/>
-            </w:pPr>
-            <w:r>
-              <w:t xml:space="preserve">NFR-06</w:t>
-            </w:r>
-          </w:p>
-        </w:tc>
-        <w:tc>
-          <w:tcPr/>
-          <w:p>
-            <w:pPr>
-              <w:pStyle w:val="Compact"/>
-            </w:pPr>
-            <w:r>
-              <w:t xml:space="preserve">불필요한 외부 의존성과 핵심 범위 밖 실험 runner를 제거해야 한다.</w:t>
-            </w:r>
-          </w:p>
-        </w:tc>
-        <w:tc>
-          <w:tcPr/>
-          <w:p>
-            <w:pPr>
-              <w:pStyle w:val="Compact"/>
-            </w:pPr>
-            <w:r>
-              <w:t xml:space="preserve">담당 연구 산출물 중심으로 저장소를 유지한다.</w:t>
-            </w:r>
-          </w:p>
-        </w:tc>
-      </w:tr>
-    </w:tbl>
-    <w:bookmarkEnd w:id="12"/>
-    <w:bookmarkStart w:id="13" w:name="제출-산출물-요구사항"/>
-    <w:p>
-      <w:pPr>
-        <w:pStyle w:val="Heading2"/>
-      </w:pPr>
-      <w:r>
-        <w:t xml:space="preserve">5. 제출 산출물 요구사항</w:t>
       </w:r>
     </w:p>
     <w:tbl>
@@ -856,29 +257,7 @@
               <w:pStyle w:val="Compact"/>
             </w:pPr>
             <w:r>
-              <w:t xml:space="preserve">필수 산출물</w:t>
-            </w:r>
-          </w:p>
-        </w:tc>
-        <w:tc>
-          <w:tcPr/>
-          <w:p>
-            <w:pPr>
-              <w:pStyle w:val="Compact"/>
-            </w:pPr>
-            <w:r>
-              <w:t xml:space="preserve">형식</w:t>
-            </w:r>
-          </w:p>
-        </w:tc>
-        <w:tc>
-          <w:tcPr/>
-          <w:p>
-            <w:pPr>
-              <w:pStyle w:val="Compact"/>
-            </w:pPr>
-            <w:r>
-              <w:t xml:space="preserve">저장소 경로</w:t>
+              <w:t xml:space="preserve">ID</w:t>
             </w:r>
           </w:p>
         </w:tc>
@@ -890,6 +269,28 @@
             </w:pPr>
             <w:r>
               <w:t xml:space="preserve">요구사항</w:t>
+            </w:r>
+          </w:p>
+        </w:tc>
+        <w:tc>
+          <w:tcPr/>
+          <w:p>
+            <w:pPr>
+              <w:pStyle w:val="Compact"/>
+            </w:pPr>
+            <w:r>
+              <w:t xml:space="preserve">우선순위</w:t>
+            </w:r>
+          </w:p>
+        </w:tc>
+        <w:tc>
+          <w:tcPr/>
+          <w:p>
+            <w:pPr>
+              <w:pStyle w:val="Compact"/>
+            </w:pPr>
+            <w:r>
+              <w:t xml:space="preserve">수용 기준</w:t>
             </w:r>
           </w:p>
         </w:tc>
@@ -902,43 +303,40 @@
               <w:pStyle w:val="Compact"/>
             </w:pPr>
             <w:r>
-              <w:t xml:space="preserve">요구사항 정의서 원본</w:t>
-            </w:r>
-          </w:p>
-        </w:tc>
-        <w:tc>
-          <w:tcPr/>
-          <w:p>
-            <w:pPr>
-              <w:pStyle w:val="Compact"/>
-            </w:pPr>
-            <w:r>
-              <w:t xml:space="preserve">Markdown</w:t>
-            </w:r>
-          </w:p>
-        </w:tc>
-        <w:tc>
-          <w:tcPr/>
-          <w:p>
-            <w:pPr>
-              <w:pStyle w:val="Compact"/>
-            </w:pPr>
-            <w:r>
-              <w:rPr>
-                <w:rStyle w:val="VerbatimChar"/>
-              </w:rPr>
-              <w:t xml:space="preserve">docs/submission/requirements_definition.md</w:t>
-            </w:r>
-          </w:p>
-        </w:tc>
-        <w:tc>
-          <w:tcPr/>
-          <w:p>
-            <w:pPr>
-              <w:pStyle w:val="Compact"/>
-            </w:pPr>
-            <w:r>
-              <w:t xml:space="preserve">범위, 요구사항, 검증 방법, 경계 조건을 정의해야 한다.</w:t>
+              <w:t xml:space="preserve">FR-01</w:t>
+            </w:r>
+          </w:p>
+        </w:tc>
+        <w:tc>
+          <w:tcPr/>
+          <w:p>
+            <w:pPr>
+              <w:pStyle w:val="Compact"/>
+            </w:pPr>
+            <w:r>
+              <w:t xml:space="preserve">시스템은 Ops 분석 시험을 위해 LLM 후보, 평가 기준, 선정 policy를 정의할 수 있어야 한다.</w:t>
+            </w:r>
+          </w:p>
+        </w:tc>
+        <w:tc>
+          <w:tcPr/>
+          <w:p>
+            <w:pPr>
+              <w:pStyle w:val="Compact"/>
+            </w:pPr>
+            <w:r>
+              <w:t xml:space="preserve">필수</w:t>
+            </w:r>
+          </w:p>
+        </w:tc>
+        <w:tc>
+          <w:tcPr/>
+          <w:p>
+            <w:pPr>
+              <w:pStyle w:val="Compact"/>
+            </w:pPr>
+            <w:r>
+              <w:t xml:space="preserve">LLM 후보와 policy weight가 검토 가능한 설정으로 분리되고, 요청 policy에 따라 후보 ranking과 선정 결과를 산출할 수 있어야 한다.</w:t>
             </w:r>
           </w:p>
         </w:tc>
@@ -951,43 +349,40 @@
               <w:pStyle w:val="Compact"/>
             </w:pPr>
             <w:r>
-              <w:t xml:space="preserve">요구사항 정의서 제출본</w:t>
-            </w:r>
-          </w:p>
-        </w:tc>
-        <w:tc>
-          <w:tcPr/>
-          <w:p>
-            <w:pPr>
-              <w:pStyle w:val="Compact"/>
-            </w:pPr>
-            <w:r>
-              <w:t xml:space="preserve">DOCX</w:t>
-            </w:r>
-          </w:p>
-        </w:tc>
-        <w:tc>
-          <w:tcPr/>
-          <w:p>
-            <w:pPr>
-              <w:pStyle w:val="Compact"/>
-            </w:pPr>
-            <w:r>
-              <w:rPr>
-                <w:rStyle w:val="VerbatimChar"/>
-              </w:rPr>
-              <w:t xml:space="preserve">docs/submission/requirements_definition.docx</w:t>
-            </w:r>
-          </w:p>
-        </w:tc>
-        <w:tc>
-          <w:tcPr/>
-          <w:p>
-            <w:pPr>
-              <w:pStyle w:val="Compact"/>
-            </w:pPr>
-            <w:r>
-              <w:t xml:space="preserve">Markdown 원본을 기준으로 생성되어야 한다.</w:t>
+              <w:t xml:space="preserve">FR-02</w:t>
+            </w:r>
+          </w:p>
+        </w:tc>
+        <w:tc>
+          <w:tcPr/>
+          <w:p>
+            <w:pPr>
+              <w:pStyle w:val="Compact"/>
+            </w:pPr>
+            <w:r>
+              <w:t xml:space="preserve">시스템은 선정된 LLM 후보가 AI LLM 운영 관리 흐름에서 어떤 역할을 수행하는지 설명 가능한 구조를 가져야 한다.</w:t>
+            </w:r>
+          </w:p>
+        </w:tc>
+        <w:tc>
+          <w:tcPr/>
+          <w:p>
+            <w:pPr>
+              <w:pStyle w:val="Compact"/>
+            </w:pPr>
+            <w:r>
+              <w:t xml:space="preserve">필수</w:t>
+            </w:r>
+          </w:p>
+        </w:tc>
+        <w:tc>
+          <w:tcPr/>
+          <w:p>
+            <w:pPr>
+              <w:pStyle w:val="Compact"/>
+            </w:pPr>
+            <w:r>
+              <w:t xml:space="preserve">선정 결과에는 candidate label, 점수, ranking, 선정 사유가 포함되어야 하며, 최종 benchmark 결과와 prototype 기준값을 구분해야 한다.</w:t>
             </w:r>
           </w:p>
         </w:tc>
@@ -1000,43 +395,40 @@
               <w:pStyle w:val="Compact"/>
             </w:pPr>
             <w:r>
-              <w:t xml:space="preserve">기능/API 가이드</w:t>
-            </w:r>
-          </w:p>
-        </w:tc>
-        <w:tc>
-          <w:tcPr/>
-          <w:p>
-            <w:pPr>
-              <w:pStyle w:val="Compact"/>
-            </w:pPr>
-            <w:r>
-              <w:t xml:space="preserve">Markdown</w:t>
-            </w:r>
-          </w:p>
-        </w:tc>
-        <w:tc>
-          <w:tcPr/>
-          <w:p>
-            <w:pPr>
-              <w:pStyle w:val="Compact"/>
-            </w:pPr>
-            <w:r>
-              <w:rPr>
-                <w:rStyle w:val="VerbatimChar"/>
-              </w:rPr>
-              <w:t xml:space="preserve">docs/submission/functional_api_guide.md</w:t>
-            </w:r>
-          </w:p>
-        </w:tc>
-        <w:tc>
-          <w:tcPr/>
-          <w:p>
-            <w:pPr>
-              <w:pStyle w:val="Compact"/>
-            </w:pPr>
-            <w:r>
-              <w:t xml:space="preserve">API 서버 실행, endpoint, request 예시, response 필드를 설명해야 한다.</w:t>
+              <w:t xml:space="preserve">FR-03</w:t>
+            </w:r>
+          </w:p>
+        </w:tc>
+        <w:tc>
+          <w:tcPr/>
+          <w:p>
+            <w:pPr>
+              <w:pStyle w:val="Compact"/>
+            </w:pPr>
+            <w:r>
+              <w:t xml:space="preserve">시스템은 AI 에이전트를 등록하고, 각 에이전트의 역할·책임·허용 action을 관리할 수 있어야 한다.</w:t>
+            </w:r>
+          </w:p>
+        </w:tc>
+        <w:tc>
+          <w:tcPr/>
+          <w:p>
+            <w:pPr>
+              <w:pStyle w:val="Compact"/>
+            </w:pPr>
+            <w:r>
+              <w:t xml:space="preserve">필수</w:t>
+            </w:r>
+          </w:p>
+        </w:tc>
+        <w:tc>
+          <w:tcPr/>
+          <w:p>
+            <w:pPr>
+              <w:pStyle w:val="Compact"/>
+            </w:pPr>
+            <w:r>
+              <w:t xml:space="preserve">에이전트 목록 조회, 단일 에이전트 확인, 허용 action 검증이 가능해야 한다.</w:t>
             </w:r>
           </w:p>
         </w:tc>
@@ -1049,43 +441,40 @@
               <w:pStyle w:val="Compact"/>
             </w:pPr>
             <w:r>
-              <w:t xml:space="preserve">Swagger/OpenAPI</w:t>
-            </w:r>
-          </w:p>
-        </w:tc>
-        <w:tc>
-          <w:tcPr/>
-          <w:p>
-            <w:pPr>
-              <w:pStyle w:val="Compact"/>
-            </w:pPr>
-            <w:r>
-              <w:t xml:space="preserve">YAML</w:t>
-            </w:r>
-          </w:p>
-        </w:tc>
-        <w:tc>
-          <w:tcPr/>
-          <w:p>
-            <w:pPr>
-              <w:pStyle w:val="Compact"/>
-            </w:pPr>
-            <w:r>
-              <w:rPr>
-                <w:rStyle w:val="VerbatimChar"/>
-              </w:rPr>
-              <w:t xml:space="preserve">docs/submission/openapi_service_control.yaml</w:t>
-            </w:r>
-          </w:p>
-        </w:tc>
-        <w:tc>
-          <w:tcPr/>
-          <w:p>
-            <w:pPr>
-              <w:pStyle w:val="Compact"/>
-            </w:pPr>
-            <w:r>
-              <w:t xml:space="preserve">HTTP API 계약을 설명해야 한다.</w:t>
+              <w:t xml:space="preserve">FR-04</w:t>
+            </w:r>
+          </w:p>
+        </w:tc>
+        <w:tc>
+          <w:tcPr/>
+          <w:p>
+            <w:pPr>
+              <w:pStyle w:val="Compact"/>
+            </w:pPr>
+            <w:r>
+              <w:t xml:space="preserve">시스템은 에이전트가 제안하거나 승인하는 action이 사전에 정의된 boundary 안에 있는지 검증해야 한다.</w:t>
+            </w:r>
+          </w:p>
+        </w:tc>
+        <w:tc>
+          <w:tcPr/>
+          <w:p>
+            <w:pPr>
+              <w:pStyle w:val="Compact"/>
+            </w:pPr>
+            <w:r>
+              <w:t xml:space="preserve">필수</w:t>
+            </w:r>
+          </w:p>
+        </w:tc>
+        <w:tc>
+          <w:tcPr/>
+          <w:p>
+            <w:pPr>
+              <w:pStyle w:val="Compact"/>
+            </w:pPr>
+            <w:r>
+              <w:t xml:space="preserve">허용되지 않은 action은 ready 상태로 처리되지 않아야 하며, 검증 결과에는 승인 여부와 사유가 포함되어야 한다.</w:t>
             </w:r>
           </w:p>
         </w:tc>
@@ -1098,43 +487,40 @@
               <w:pStyle w:val="Compact"/>
             </w:pPr>
             <w:r>
-              <w:t xml:space="preserve">설치 및 실행 가이드</w:t>
-            </w:r>
-          </w:p>
-        </w:tc>
-        <w:tc>
-          <w:tcPr/>
-          <w:p>
-            <w:pPr>
-              <w:pStyle w:val="Compact"/>
-            </w:pPr>
-            <w:r>
-              <w:t xml:space="preserve">Markdown</w:t>
-            </w:r>
-          </w:p>
-        </w:tc>
-        <w:tc>
-          <w:tcPr/>
-          <w:p>
-            <w:pPr>
-              <w:pStyle w:val="Compact"/>
-            </w:pPr>
-            <w:r>
-              <w:rPr>
-                <w:rStyle w:val="VerbatimChar"/>
-              </w:rPr>
-              <w:t xml:space="preserve">docs/submission/install_and_run_guide.md</w:t>
-            </w:r>
-          </w:p>
-        </w:tc>
-        <w:tc>
-          <w:tcPr/>
-          <w:p>
-            <w:pPr>
-              <w:pStyle w:val="Compact"/>
-            </w:pPr>
-            <w:r>
-              <w:t xml:space="preserve">Go 설정, CLI 실행, API 실행, mock mode, 기대 출력을 설명해야 한다.</w:t>
+              <w:t xml:space="preserve">FR-05</w:t>
+            </w:r>
+          </w:p>
+        </w:tc>
+        <w:tc>
+          <w:tcPr/>
+          <w:p>
+            <w:pPr>
+              <w:pStyle w:val="Compact"/>
+            </w:pPr>
+            <w:r>
+              <w:t xml:space="preserve">시스템은 AI workload 요구사항을 기준으로 CPU/GPU VM resource 후보를 평가할 수 있어야 한다.</w:t>
+            </w:r>
+          </w:p>
+        </w:tc>
+        <w:tc>
+          <w:tcPr/>
+          <w:p>
+            <w:pPr>
+              <w:pStyle w:val="Compact"/>
+            </w:pPr>
+            <w:r>
+              <w:t xml:space="preserve">필수</w:t>
+            </w:r>
+          </w:p>
+        </w:tc>
+        <w:tc>
+          <w:tcPr/>
+          <w:p>
+            <w:pPr>
+              <w:pStyle w:val="Compact"/>
+            </w:pPr>
+            <w:r>
+              <w:t xml:space="preserve">accelerator 필요 여부, model type, VRAM, latency SLO, throughput, cost, capacity를 판단 기준으로 사용할 수 있어야 한다.</w:t>
             </w:r>
           </w:p>
         </w:tc>
@@ -1147,6 +533,662 @@
               <w:pStyle w:val="Compact"/>
             </w:pPr>
             <w:r>
+              <w:t xml:space="preserve">FR-06</w:t>
+            </w:r>
+          </w:p>
+        </w:tc>
+        <w:tc>
+          <w:tcPr/>
+          <w:p>
+            <w:pPr>
+              <w:pStyle w:val="Compact"/>
+            </w:pPr>
+            <w:r>
+              <w:t xml:space="preserve">시스템은 AI 응용 배포·제어를 위한 resource 선택 결과와 배포 계획을 생성할 수 있어야 한다.</w:t>
+            </w:r>
+          </w:p>
+        </w:tc>
+        <w:tc>
+          <w:tcPr/>
+          <w:p>
+            <w:pPr>
+              <w:pStyle w:val="Compact"/>
+            </w:pPr>
+            <w:r>
+              <w:t xml:space="preserve">필수</w:t>
+            </w:r>
+          </w:p>
+        </w:tc>
+        <w:tc>
+          <w:tcPr/>
+          <w:p>
+            <w:pPr>
+              <w:pStyle w:val="Compact"/>
+            </w:pPr>
+            <w:r>
+              <w:t xml:space="preserve">선택 resource, 배포 action, Kubernetes namespace/deployment, node selector, resource request/limit, monitoring metric이 포함되어야 한다.</w:t>
+            </w:r>
+          </w:p>
+        </w:tc>
+      </w:tr>
+      <w:tr>
+        <w:tc>
+          <w:tcPr/>
+          <w:p>
+            <w:pPr>
+              <w:pStyle w:val="Compact"/>
+            </w:pPr>
+            <w:r>
+              <w:t xml:space="preserve">FR-07</w:t>
+            </w:r>
+          </w:p>
+        </w:tc>
+        <w:tc>
+          <w:tcPr/>
+          <w:p>
+            <w:pPr>
+              <w:pStyle w:val="Compact"/>
+            </w:pPr>
+            <w:r>
+              <w:t xml:space="preserve">시스템은 LLM 선정, 에이전트 검증, CPU/GPU 배치, 배포 계획, guard 검증을 하나의 서비스 운영 준비도 결과로 통합할 수 있어야 한다.</w:t>
+            </w:r>
+          </w:p>
+        </w:tc>
+        <w:tc>
+          <w:tcPr/>
+          <w:p>
+            <w:pPr>
+              <w:pStyle w:val="Compact"/>
+            </w:pPr>
+            <w:r>
+              <w:t xml:space="preserve">필수</w:t>
+            </w:r>
+          </w:p>
+        </w:tc>
+        <w:tc>
+          <w:tcPr/>
+          <w:p>
+            <w:pPr>
+              <w:pStyle w:val="Compact"/>
+            </w:pPr>
+            <w:r>
+              <w:t xml:space="preserve">통합 결과에는 전체 valid 여부와 단계별 판단 결과가 포함되어야 한다.</w:t>
+            </w:r>
+          </w:p>
+        </w:tc>
+      </w:tr>
+      <w:tr>
+        <w:tc>
+          <w:tcPr/>
+          <w:p>
+            <w:pPr>
+              <w:pStyle w:val="Compact"/>
+            </w:pPr>
+            <w:r>
+              <w:t xml:space="preserve">FR-08</w:t>
+            </w:r>
+          </w:p>
+        </w:tc>
+        <w:tc>
+          <w:tcPr/>
+          <w:p>
+            <w:pPr>
+              <w:pStyle w:val="Compact"/>
+            </w:pPr>
+            <w:r>
+              <w:t xml:space="preserve">시스템은 CLI와 HTTP API 양쪽에서 주요 기능을 실행할 수 있어야 한다.</w:t>
+            </w:r>
+          </w:p>
+        </w:tc>
+        <w:tc>
+          <w:tcPr/>
+          <w:p>
+            <w:pPr>
+              <w:pStyle w:val="Compact"/>
+            </w:pPr>
+            <w:r>
+              <w:t xml:space="preserve">필수</w:t>
+            </w:r>
+          </w:p>
+        </w:tc>
+        <w:tc>
+          <w:tcPr/>
+          <w:p>
+            <w:pPr>
+              <w:pStyle w:val="Compact"/>
+            </w:pPr>
+            <w:r>
+              <w:t xml:space="preserve">동일한 핵심 기능을 명령행과 API endpoint로 검증할 수 있어야 한다.</w:t>
+            </w:r>
+          </w:p>
+        </w:tc>
+      </w:tr>
+      <w:tr>
+        <w:tc>
+          <w:tcPr/>
+          <w:p>
+            <w:pPr>
+              <w:pStyle w:val="Compact"/>
+            </w:pPr>
+            <w:r>
+              <w:t xml:space="preserve">FR-09</w:t>
+            </w:r>
+          </w:p>
+        </w:tc>
+        <w:tc>
+          <w:tcPr/>
+          <w:p>
+            <w:pPr>
+              <w:pStyle w:val="Compact"/>
+            </w:pPr>
+            <w:r>
+              <w:t xml:space="preserve">시스템은 API 계약을 외부 검토자가 확인할 수 있는 표준 형식으로 제공해야 한다.</w:t>
+            </w:r>
+          </w:p>
+        </w:tc>
+        <w:tc>
+          <w:tcPr/>
+          <w:p>
+            <w:pPr>
+              <w:pStyle w:val="Compact"/>
+            </w:pPr>
+            <w:r>
+              <w:t xml:space="preserve">필수</w:t>
+            </w:r>
+          </w:p>
+        </w:tc>
+        <w:tc>
+          <w:tcPr/>
+          <w:p>
+            <w:pPr>
+              <w:pStyle w:val="Compact"/>
+            </w:pPr>
+            <w:r>
+              <w:t xml:space="preserve">OpenAPI 또는 Swagger 형식의 API 계약 문서가 제공되어야 한다.</w:t>
+            </w:r>
+          </w:p>
+        </w:tc>
+      </w:tr>
+    </w:tbl>
+    <w:bookmarkEnd w:id="11"/>
+    <w:bookmarkStart w:id="12" w:name="비기능-요구사항"/>
+    <w:p>
+      <w:pPr>
+        <w:pStyle w:val="Heading2"/>
+      </w:pPr>
+      <w:r>
+        <w:t xml:space="preserve">4. 비기능 요구사항</w:t>
+      </w:r>
+    </w:p>
+    <w:tbl>
+      <w:tblPr>
+        <w:tblStyle w:val="Table"/>
+        <w:tblW w:type="pct" w:w="5000"/>
+        <w:tblLayout w:type="fixed"/>
+        <w:tblLook w:firstRow="1" w:lastRow="0" w:firstColumn="0" w:lastColumn="0" w:noHBand="0" w:noVBand="0" w:val="0020"/>
+      </w:tblPr>
+      <w:tblGrid>
+        <w:gridCol w:w="2640"/>
+        <w:gridCol w:w="2640"/>
+        <w:gridCol w:w="2640"/>
+      </w:tblGrid>
+      <w:tr>
+        <w:trPr>
+          <w:tblHeader w:val="on"/>
+        </w:trPr>
+        <w:tc>
+          <w:tcPr/>
+          <w:p>
+            <w:pPr>
+              <w:pStyle w:val="Compact"/>
+            </w:pPr>
+            <w:r>
+              <w:t xml:space="preserve">ID</w:t>
+            </w:r>
+          </w:p>
+        </w:tc>
+        <w:tc>
+          <w:tcPr/>
+          <w:p>
+            <w:pPr>
+              <w:pStyle w:val="Compact"/>
+            </w:pPr>
+            <w:r>
+              <w:t xml:space="preserve">요구사항</w:t>
+            </w:r>
+          </w:p>
+        </w:tc>
+        <w:tc>
+          <w:tcPr/>
+          <w:p>
+            <w:pPr>
+              <w:pStyle w:val="Compact"/>
+            </w:pPr>
+            <w:r>
+              <w:t xml:space="preserve">수용 기준</w:t>
+            </w:r>
+          </w:p>
+        </w:tc>
+      </w:tr>
+      <w:tr>
+        <w:tc>
+          <w:tcPr/>
+          <w:p>
+            <w:pPr>
+              <w:pStyle w:val="Compact"/>
+            </w:pPr>
+            <w:r>
+              <w:t xml:space="preserve">NFR-01</w:t>
+            </w:r>
+          </w:p>
+        </w:tc>
+        <w:tc>
+          <w:tcPr/>
+          <w:p>
+            <w:pPr>
+              <w:pStyle w:val="Compact"/>
+            </w:pPr>
+            <w:r>
+              <w:t xml:space="preserve">제출/시연 경로의 핵심 구현은 Go 언어 중심이어야 한다.</w:t>
+            </w:r>
+          </w:p>
+        </w:tc>
+        <w:tc>
+          <w:tcPr/>
+          <w:p>
+            <w:pPr>
+              <w:pStyle w:val="Compact"/>
+            </w:pPr>
+            <w:r>
+              <w:t xml:space="preserve">핵심 판단 로직과 API/CLI 실행 경로가 Go module 안에 위치해야 한다.</w:t>
+            </w:r>
+          </w:p>
+        </w:tc>
+      </w:tr>
+      <w:tr>
+        <w:tc>
+          <w:tcPr/>
+          <w:p>
+            <w:pPr>
+              <w:pStyle w:val="Compact"/>
+            </w:pPr>
+            <w:r>
+              <w:t xml:space="preserve">NFR-02</w:t>
+            </w:r>
+          </w:p>
+        </w:tc>
+        <w:tc>
+          <w:tcPr/>
+          <w:p>
+            <w:pPr>
+              <w:pStyle w:val="Compact"/>
+            </w:pPr>
+            <w:r>
+              <w:t xml:space="preserve">정책, 후보, resource profile은 재현 가능한 설정으로 관리해야 한다.</w:t>
+            </w:r>
+          </w:p>
+        </w:tc>
+        <w:tc>
+          <w:tcPr/>
+          <w:p>
+            <w:pPr>
+              <w:pStyle w:val="Compact"/>
+            </w:pPr>
+            <w:r>
+              <w:t xml:space="preserve">LLM policy, agent registry, CPU/GPU VM profile이 소스 코드와 분리된 설정 파일로 관리되어야 한다.</w:t>
+            </w:r>
+          </w:p>
+        </w:tc>
+      </w:tr>
+      <w:tr>
+        <w:tc>
+          <w:tcPr/>
+          <w:p>
+            <w:pPr>
+              <w:pStyle w:val="Compact"/>
+            </w:pPr>
+            <w:r>
+              <w:t xml:space="preserve">NFR-03</w:t>
+            </w:r>
+          </w:p>
+        </w:tc>
+        <w:tc>
+          <w:tcPr/>
+          <w:p>
+            <w:pPr>
+              <w:pStyle w:val="Compact"/>
+            </w:pPr>
+            <w:r>
+              <w:t xml:space="preserve">기본 검증은 외부 cloud credential 없이 실행 가능해야 한다.</w:t>
+            </w:r>
+          </w:p>
+        </w:tc>
+        <w:tc>
+          <w:tcPr/>
+          <w:p>
+            <w:pPr>
+              <w:pStyle w:val="Compact"/>
+            </w:pPr>
+            <w:r>
+              <w:t xml:space="preserve">로컬 환경에서 mock 또는 dry-run 방식으로 주요 기능 흐름을 검증할 수 있어야 한다.</w:t>
+            </w:r>
+          </w:p>
+        </w:tc>
+      </w:tr>
+      <w:tr>
+        <w:tc>
+          <w:tcPr/>
+          <w:p>
+            <w:pPr>
+              <w:pStyle w:val="Compact"/>
+            </w:pPr>
+            <w:r>
+              <w:t xml:space="preserve">NFR-04</w:t>
+            </w:r>
+          </w:p>
+        </w:tc>
+        <w:tc>
+          <w:tcPr/>
+          <w:p>
+            <w:pPr>
+              <w:pStyle w:val="Compact"/>
+            </w:pPr>
+            <w:r>
+              <w:t xml:space="preserve">prototype 검증과 production operation을 명확히 구분해야 한다.</w:t>
+            </w:r>
+          </w:p>
+        </w:tc>
+        <w:tc>
+          <w:tcPr/>
+          <w:p>
+            <w:pPr>
+              <w:pStyle w:val="Compact"/>
+            </w:pPr>
+            <w:r>
+              <w:t xml:space="preserve">문서와 출력에서 운영 환경 배포 완료, 실제 GPU VM 생성, live cluster 변경을 과장해 표현하지 않아야 한다.</w:t>
+            </w:r>
+          </w:p>
+        </w:tc>
+      </w:tr>
+      <w:tr>
+        <w:tc>
+          <w:tcPr/>
+          <w:p>
+            <w:pPr>
+              <w:pStyle w:val="Compact"/>
+            </w:pPr>
+            <w:r>
+              <w:t xml:space="preserve">NFR-05</w:t>
+            </w:r>
+          </w:p>
+        </w:tc>
+        <w:tc>
+          <w:tcPr/>
+          <w:p>
+            <w:pPr>
+              <w:pStyle w:val="Compact"/>
+            </w:pPr>
+            <w:r>
+              <w:t xml:space="preserve">LLM 선정 기준값과 최종 benchmark 결과를 명확히 구분해야 한다.</w:t>
+            </w:r>
+          </w:p>
+        </w:tc>
+        <w:tc>
+          <w:tcPr/>
+          <w:p>
+            <w:pPr>
+              <w:pStyle w:val="Compact"/>
+            </w:pPr>
+            <w:r>
+              <w:t xml:space="preserve">수동 정의 policy baseline은 prototype 입력값으로 설명하고, 최종 정량 평가는 별도 통제 실험이 필요함을 명시해야 한다.</w:t>
+            </w:r>
+          </w:p>
+        </w:tc>
+      </w:tr>
+      <w:tr>
+        <w:tc>
+          <w:tcPr/>
+          <w:p>
+            <w:pPr>
+              <w:pStyle w:val="Compact"/>
+            </w:pPr>
+            <w:r>
+              <w:t xml:space="preserve">NFR-06</w:t>
+            </w:r>
+          </w:p>
+        </w:tc>
+        <w:tc>
+          <w:tcPr/>
+          <w:p>
+            <w:pPr>
+              <w:pStyle w:val="Compact"/>
+            </w:pPr>
+            <w:r>
+              <w:t xml:space="preserve">실행 결과는 검토자가 추적할 수 있는 형태로 남아야 한다.</w:t>
+            </w:r>
+          </w:p>
+        </w:tc>
+        <w:tc>
+          <w:tcPr/>
+          <w:p>
+            <w:pPr>
+              <w:pStyle w:val="Compact"/>
+            </w:pPr>
+            <w:r>
+              <w:t xml:space="preserve">주요 검증 명령은 JSON 또는 문서화 가능한 출력 결과를 생성해야 한다.</w:t>
+            </w:r>
+          </w:p>
+        </w:tc>
+      </w:tr>
+    </w:tbl>
+    <w:bookmarkEnd w:id="12"/>
+    <w:bookmarkStart w:id="13" w:name="제출-산출물-요구사항"/>
+    <w:p>
+      <w:pPr>
+        <w:pStyle w:val="Heading2"/>
+      </w:pPr>
+      <w:r>
+        <w:t xml:space="preserve">5. 제출 산출물 요구사항</w:t>
+      </w:r>
+    </w:p>
+    <w:tbl>
+      <w:tblPr>
+        <w:tblStyle w:val="Table"/>
+        <w:tblW w:type="pct" w:w="5000"/>
+        <w:tblLayout w:type="fixed"/>
+        <w:tblLook w:firstRow="1" w:lastRow="0" w:firstColumn="0" w:lastColumn="0" w:noHBand="0" w:noVBand="0" w:val="0020"/>
+      </w:tblPr>
+      <w:tblGrid>
+        <w:gridCol w:w="2640"/>
+        <w:gridCol w:w="2640"/>
+        <w:gridCol w:w="2640"/>
+      </w:tblGrid>
+      <w:tr>
+        <w:trPr>
+          <w:tblHeader w:val="on"/>
+        </w:trPr>
+        <w:tc>
+          <w:tcPr/>
+          <w:p>
+            <w:pPr>
+              <w:pStyle w:val="Compact"/>
+            </w:pPr>
+            <w:r>
+              <w:t xml:space="preserve">필수 산출물</w:t>
+            </w:r>
+          </w:p>
+        </w:tc>
+        <w:tc>
+          <w:tcPr/>
+          <w:p>
+            <w:pPr>
+              <w:pStyle w:val="Compact"/>
+            </w:pPr>
+            <w:r>
+              <w:t xml:space="preserve">형식</w:t>
+            </w:r>
+          </w:p>
+        </w:tc>
+        <w:tc>
+          <w:tcPr/>
+          <w:p>
+            <w:pPr>
+              <w:pStyle w:val="Compact"/>
+            </w:pPr>
+            <w:r>
+              <w:t xml:space="preserve">요구사항</w:t>
+            </w:r>
+          </w:p>
+        </w:tc>
+      </w:tr>
+      <w:tr>
+        <w:tc>
+          <w:tcPr/>
+          <w:p>
+            <w:pPr>
+              <w:pStyle w:val="Compact"/>
+            </w:pPr>
+            <w:r>
+              <w:t xml:space="preserve">요구사항 정의서</w:t>
+            </w:r>
+          </w:p>
+        </w:tc>
+        <w:tc>
+          <w:tcPr/>
+          <w:p>
+            <w:pPr>
+              <w:pStyle w:val="Compact"/>
+            </w:pPr>
+            <w:r>
+              <w:t xml:space="preserve">Markdown, DOCX</w:t>
+            </w:r>
+          </w:p>
+        </w:tc>
+        <w:tc>
+          <w:tcPr/>
+          <w:p>
+            <w:pPr>
+              <w:pStyle w:val="Compact"/>
+            </w:pPr>
+            <w:r>
+              <w:t xml:space="preserve">과제 범위, 기능 요구사항, 비기능 요구사항, 검증 기준, 제외 범위를 정의해야 한다.</w:t>
+            </w:r>
+          </w:p>
+        </w:tc>
+      </w:tr>
+      <w:tr>
+        <w:tc>
+          <w:tcPr/>
+          <w:p>
+            <w:pPr>
+              <w:pStyle w:val="Compact"/>
+            </w:pPr>
+            <w:r>
+              <w:t xml:space="preserve">기능/API 가이드</w:t>
+            </w:r>
+          </w:p>
+        </w:tc>
+        <w:tc>
+          <w:tcPr/>
+          <w:p>
+            <w:pPr>
+              <w:pStyle w:val="Compact"/>
+            </w:pPr>
+            <w:r>
+              <w:t xml:space="preserve">Markdown</w:t>
+            </w:r>
+          </w:p>
+        </w:tc>
+        <w:tc>
+          <w:tcPr/>
+          <w:p>
+            <w:pPr>
+              <w:pStyle w:val="Compact"/>
+            </w:pPr>
+            <w:r>
+              <w:t xml:space="preserve">API 실행 방법, endpoint, request/response 구조를 설명해야 한다.</w:t>
+            </w:r>
+          </w:p>
+        </w:tc>
+      </w:tr>
+      <w:tr>
+        <w:tc>
+          <w:tcPr/>
+          <w:p>
+            <w:pPr>
+              <w:pStyle w:val="Compact"/>
+            </w:pPr>
+            <w:r>
+              <w:t xml:space="preserve">Swagger/OpenAPI 계약</w:t>
+            </w:r>
+          </w:p>
+        </w:tc>
+        <w:tc>
+          <w:tcPr/>
+          <w:p>
+            <w:pPr>
+              <w:pStyle w:val="Compact"/>
+            </w:pPr>
+            <w:r>
+              <w:t xml:space="preserve">YAML</w:t>
+            </w:r>
+          </w:p>
+        </w:tc>
+        <w:tc>
+          <w:tcPr/>
+          <w:p>
+            <w:pPr>
+              <w:pStyle w:val="Compact"/>
+            </w:pPr>
+            <w:r>
+              <w:t xml:space="preserve">HTTP API 계약을 표준 형식으로 제공해야 한다.</w:t>
+            </w:r>
+          </w:p>
+        </w:tc>
+      </w:tr>
+      <w:tr>
+        <w:tc>
+          <w:tcPr/>
+          <w:p>
+            <w:pPr>
+              <w:pStyle w:val="Compact"/>
+            </w:pPr>
+            <w:r>
+              <w:t xml:space="preserve">설치 및 실행 가이드</w:t>
+            </w:r>
+          </w:p>
+        </w:tc>
+        <w:tc>
+          <w:tcPr/>
+          <w:p>
+            <w:pPr>
+              <w:pStyle w:val="Compact"/>
+            </w:pPr>
+            <w:r>
+              <w:t xml:space="preserve">Markdown</w:t>
+            </w:r>
+          </w:p>
+        </w:tc>
+        <w:tc>
+          <w:tcPr/>
+          <w:p>
+            <w:pPr>
+              <w:pStyle w:val="Compact"/>
+            </w:pPr>
+            <w:r>
+              <w:t xml:space="preserve">Go 환경 설정, CLI/API 실행, mock mode, 기대 출력을 설명해야 한다.</w:t>
+            </w:r>
+          </w:p>
+        </w:tc>
+      </w:tr>
+      <w:tr>
+        <w:tc>
+          <w:tcPr/>
+          <w:p>
+            <w:pPr>
+              <w:pStyle w:val="Compact"/>
+            </w:pPr>
+            <w:r>
               <w:t xml:space="preserve">테스트 가이드</w:t>
             </w:r>
           </w:p>
@@ -1169,34 +1211,125 @@
               <w:pStyle w:val="Compact"/>
             </w:pPr>
             <w:r>
-              <w:rPr>
-                <w:rStyle w:val="VerbatimChar"/>
-              </w:rPr>
-              <w:t xml:space="preserve">docs/submission/test_guide.md</w:t>
-            </w:r>
-          </w:p>
-        </w:tc>
-        <w:tc>
-          <w:tcPr/>
-          <w:p>
-            <w:pPr>
-              <w:pStyle w:val="Compact"/>
-            </w:pPr>
-            <w:r>
-              <w:t xml:space="preserve">Go 테스트, team-validation, 기대 신호, 로그 보존 방법을 설명해야 한다.</w:t>
+              <w:t xml:space="preserve">Go test, team-validation, 실패 로그 보존 방법을 설명해야 한다.</w:t>
+            </w:r>
+          </w:p>
+        </w:tc>
+      </w:tr>
+      <w:tr>
+        <w:tc>
+          <w:tcPr/>
+          <w:p>
+            <w:pPr>
+              <w:pStyle w:val="Compact"/>
+            </w:pPr>
+            <w:r>
+              <w:t xml:space="preserve">LLM 운영 관리 구조 설계서</w:t>
+            </w:r>
+          </w:p>
+        </w:tc>
+        <w:tc>
+          <w:tcPr/>
+          <w:p>
+            <w:pPr>
+              <w:pStyle w:val="Compact"/>
+            </w:pPr>
+            <w:r>
+              <w:t xml:space="preserve">Markdown, DOCX</w:t>
+            </w:r>
+          </w:p>
+        </w:tc>
+        <w:tc>
+          <w:tcPr/>
+          <w:p>
+            <w:pPr>
+              <w:pStyle w:val="Compact"/>
+            </w:pPr>
+            <w:r>
+              <w:t xml:space="preserve">LLM 후보 선정과 운영 관리 구조를 설명해야 한다.</w:t>
+            </w:r>
+          </w:p>
+        </w:tc>
+      </w:tr>
+      <w:tr>
+        <w:tc>
+          <w:tcPr/>
+          <w:p>
+            <w:pPr>
+              <w:pStyle w:val="Compact"/>
+            </w:pPr>
+            <w:r>
+              <w:t xml:space="preserve">에이전트 등록 관리 프로토타입</w:t>
+            </w:r>
+          </w:p>
+        </w:tc>
+        <w:tc>
+          <w:tcPr/>
+          <w:p>
+            <w:pPr>
+              <w:pStyle w:val="Compact"/>
+            </w:pPr>
+            <w:r>
+              <w:t xml:space="preserve">Markdown, DOCX</w:t>
+            </w:r>
+          </w:p>
+        </w:tc>
+        <w:tc>
+          <w:tcPr/>
+          <w:p>
+            <w:pPr>
+              <w:pStyle w:val="Compact"/>
+            </w:pPr>
+            <w:r>
+              <w:t xml:space="preserve">에이전트 등록 정보, role, bounded action, 검증 방식을 설명해야 한다.</w:t>
+            </w:r>
+          </w:p>
+        </w:tc>
+      </w:tr>
+      <w:tr>
+        <w:tc>
+          <w:tcPr/>
+          <w:p>
+            <w:pPr>
+              <w:pStyle w:val="Compact"/>
+            </w:pPr>
+            <w:r>
+              <w:t xml:space="preserve">AI 응용 배포·제어 추론 최적화 전략 설계서</w:t>
+            </w:r>
+          </w:p>
+        </w:tc>
+        <w:tc>
+          <w:tcPr/>
+          <w:p>
+            <w:pPr>
+              <w:pStyle w:val="Compact"/>
+            </w:pPr>
+            <w:r>
+              <w:t xml:space="preserve">Markdown, DOCX</w:t>
+            </w:r>
+          </w:p>
+        </w:tc>
+        <w:tc>
+          <w:tcPr/>
+          <w:p>
+            <w:pPr>
+              <w:pStyle w:val="Compact"/>
+            </w:pPr>
+            <w:r>
+              <w:t xml:space="preserve">CPU/GPU VM 기반 배치 판단과 배포·제어 전략을 설명해야 한다.</w:t>
             </w:r>
           </w:p>
         </w:tc>
       </w:tr>
     </w:tbl>
     <w:bookmarkEnd w:id="13"/>
-    <w:bookmarkStart w:id="14" w:name="개발-가이드-요구사항"/>
+    <w:bookmarkStart w:id="14" w:name="개발-및-검증-요구사항"/>
     <w:p>
       <w:pPr>
         <w:pStyle w:val="Heading2"/>
       </w:pPr>
       <w:r>
-        <w:t xml:space="preserve">6. 개발 가이드 요구사항</w:t>
+        <w:t xml:space="preserve">6. 개발 및 검증 요구사항</w:t>
       </w:r>
     </w:p>
     <w:p>
@@ -1204,7 +1337,7 @@
         <w:pStyle w:val="FirstParagraph"/>
       </w:pPr>
       <w:r>
-        <w:t xml:space="preserve">개발 가이드와 보조 기록은 다음 내용을 문서화해야 합니다.</w:t>
+        <w:t xml:space="preserve">개발 및 검증 과정은 다음 조건을 만족해야 합니다.</w:t>
       </w:r>
     </w:p>
     <w:p>
@@ -1216,7 +1349,7 @@
         </w:numPr>
       </w:pPr>
       <w:r>
-        <w:t xml:space="preserve">API/CLI 프로토타입 구현을 위한 Go 언어 개발</w:t>
+        <w:t xml:space="preserve">Go 기반 API/CLI로 핵심 기능을 실행할 수 있어야 한다.</w:t>
       </w:r>
     </w:p>
     <w:p>
@@ -1228,7 +1361,7 @@
         </w:numPr>
       </w:pPr>
       <w:r>
-        <w:t xml:space="preserve">2종 이상 LLM 또는 코딩 에이전트 역할을 이용한 교차 검증</w:t>
+        <w:t xml:space="preserve">2종 이상 LLM 또는 코딩 에이전트 역할을 활용한 교차 검토 기록을 남겨야 한다.</w:t>
       </w:r>
     </w:p>
     <w:p>
@@ -1240,7 +1373,7 @@
         </w:numPr>
       </w:pPr>
       <w:r>
-        <w:t xml:space="preserve">정리된 대표 프롬프트 template 기반의 프롬프트 공유 문서</w:t>
+        <w:t xml:space="preserve">프롬프트 공유 문서는 민감정보를 제거한 대표 template 중심으로 작성해야 한다.</w:t>
       </w:r>
     </w:p>
     <w:p>
@@ -1252,7 +1385,7 @@
         </w:numPr>
       </w:pPr>
       <w:r>
-        <w:t xml:space="preserve">로그와 오류 메시지 기반 검증 기록</w:t>
+        <w:t xml:space="preserve">오류 발생 시 command, working directory, stdout/stderr, 환경 정보를 보존해야 한다.</w:t>
       </w:r>
     </w:p>
     <w:p>
@@ -1264,7 +1397,19 @@
         </w:numPr>
       </w:pPr>
       <w:r>
-        <w:t xml:space="preserve">생성 문서, README link, DOCX 존재 여부, 프로토타입 경계 문장에 대한 사람 검토</w:t>
+        <w:t xml:space="preserve">생성 문서와 DOCX 제출본은 실제 파일 존재 여부를 확인한 뒤 사용 가능하다고 표시해야 한다.</w:t>
+      </w:r>
+    </w:p>
+    <w:p>
+      <w:pPr>
+        <w:pStyle w:val="Compact"/>
+        <w:numPr>
+          <w:ilvl w:val="0"/>
+          <w:numId w:val="1003"/>
+        </w:numPr>
+      </w:pPr>
+      <w:r>
+        <w:t xml:space="preserve">사람 검토자는 prototype boundary와 benchmark boundary가 문서에 명확히 들어갔는지 확인해야 한다.</w:t>
       </w:r>
     </w:p>
     <w:p>
@@ -1272,7 +1417,7 @@
         <w:pStyle w:val="FirstParagraph"/>
       </w:pPr>
       <w:r>
-        <w:t xml:space="preserve">실제 사용 여부가 확인되지 않은 특정 LLM vendor명이나 coding-agent product명을 임의로 만들지 않습니다. 문서화에는</w:t>
+        <w:t xml:space="preserve">실제 사용 여부가 확인되지 않은 특정 LLM vendor명이나 coding-agent product명을 임의로 만들지 않습니다. 필요한 경우</w:t>
       </w:r>
       <w:r>
         <w:t xml:space="preserve"> </w:t>
@@ -1320,17 +1465,17 @@
         <w:t xml:space="preserve">secondary review agent</w:t>
       </w:r>
       <w:r>
-        <w:t xml:space="preserve">와 같은 중립적 역할명을 사용할 수 있습니다.</w:t>
+        <w:t xml:space="preserve">와 같은 중립적 역할명을 사용합니다.</w:t>
       </w:r>
     </w:p>
     <w:bookmarkEnd w:id="14"/>
-    <w:bookmarkStart w:id="15" w:name="검증-방법"/>
+    <w:bookmarkStart w:id="15" w:name="검증-기준"/>
     <w:p>
       <w:pPr>
         <w:pStyle w:val="Heading2"/>
       </w:pPr>
       <w:r>
-        <w:t xml:space="preserve">7. 검증 방법</w:t>
+        <w:t xml:space="preserve">7. 검증 기준</w:t>
       </w:r>
     </w:p>
     <w:p>
@@ -1338,7 +1483,7 @@
         <w:pStyle w:val="FirstParagraph"/>
       </w:pPr>
       <w:r>
-        <w:t xml:space="preserve">기본 검증 방법은 로컬 Go 실행입니다.</w:t>
+        <w:t xml:space="preserve">기본 검증은 로컬 Go 실행으로 수행할 수 있어야 합니다.</w:t>
       </w:r>
     </w:p>
     <w:p>
@@ -1406,7 +1551,7 @@
         <w:pStyle w:val="FirstParagraph"/>
       </w:pPr>
       <w:r>
-        <w:t xml:space="preserve">기대되는 프로토타입 수준의 검증 신호는 다음과 같습니다.</w:t>
+        <w:t xml:space="preserve">기대되는 prototype-level signal은 다음과 같습니다.</w:t>
       </w:r>
     </w:p>
     <w:p>
@@ -1461,17 +1606,17 @@
         <w:pStyle w:val="FirstParagraph"/>
       </w:pPr>
       <w:r>
-        <w:t xml:space="preserve">이 검증은 기능 프로토타입 동작을 확인합니다. 운영 성능, 표준 LLM 벤치마크 품질, 실제 GPU VM 프로비저닝을 증명하지는 않습니다.</w:t>
+        <w:t xml:space="preserve">위 검증은 기능 흐름이 요구사항을 만족하는지 확인하기 위한 것입니다. 운영 성능, 표준 LLM benchmark 품질, 실제 GPU VM provisioning을 증명하지 않습니다.</w:t>
       </w:r>
     </w:p>
     <w:bookmarkEnd w:id="15"/>
-    <w:bookmarkStart w:id="16" w:name="프로토타입-경계"/>
+    <w:bookmarkStart w:id="16" w:name="경계-및-제약-조건"/>
     <w:p>
       <w:pPr>
         <w:pStyle w:val="Heading2"/>
       </w:pPr>
       <w:r>
-        <w:t xml:space="preserve">8. 프로토타입 경계</w:t>
+        <w:t xml:space="preserve">8. 경계 및 제약 조건</w:t>
       </w:r>
     </w:p>
     <w:p>
@@ -1479,19 +1624,7 @@
         <w:pStyle w:val="FirstParagraph"/>
       </w:pPr>
       <w:r>
-        <w:t xml:space="preserve">현재 LLM 정책 값은</w:t>
-      </w:r>
-      <w:r>
-        <w:t xml:space="preserve"> </w:t>
-      </w:r>
-      <w:r>
-        <w:rPr>
-          <w:rStyle w:val="VerbatimChar"/>
-        </w:rPr>
-        <w:t xml:space="preserve">config/ops_llm_benchmark.json</w:t>
-      </w:r>
-      <w:r>
-        <w:t xml:space="preserve">에 수동 정의된 프로토타입 정책 기준값입니다. 최종 표준 벤치마크 결과가 아닙니다. 최종 정량 보고를 위해서는 고정 프롬프트, 고정 데이터셋, 반복 가능한 지표, 문서화된 scoring rule을 갖춘 통제된 per-model Ops 평가가 필요합니다.</w:t>
+        <w:t xml:space="preserve">현재 LLM policy value는 prototype 요구사항 검증을 위한 기준 입력값입니다. 최종 표준 benchmark 결과가 아니며, 최종 정량 보고를 위해서는 고정 prompt, 고정 dataset, 반복 가능한 metric, 문서화된 scoring rule을 갖춘 통제된 per-model Ops 평가가 필요합니다.</w:t>
       </w:r>
     </w:p>
     <w:p>
@@ -1499,7 +1632,7 @@
         <w:pStyle w:val="BodyText"/>
       </w:pPr>
       <w:r>
-        <w:t xml:space="preserve">CPU/GPU VM 배치 로직은 추천 및 배포 계획 생성 프로토타입입니다. 운영 cloud scheduler, Kubernetes scheduler, GPU device plugin, CB-Tumblebug 프로비저닝을 대체하지 않습니다.</w:t>
+        <w:t xml:space="preserve">CPU/GPU VM 배치 판단은 추천 및 배포 계획 생성 요구사항을 검증하기 위한 기능입니다. 운영 cloud scheduler, Kubernetes scheduler, GPU device plugin, CB-Tumblebug provisioning을 대체하지 않습니다.</w:t>
       </w:r>
     </w:p>
     <w:p>
@@ -1522,7 +1655,7 @@
         <w:t xml:space="preserve"> </w:t>
       </w:r>
       <w:r>
-        <w:t xml:space="preserve">mode는 live Kubernetes cluster를 변경하지 않습니다.</w:t>
+        <w:t xml:space="preserve">mode는 live Kubernetes cluster를 변경하지 않아야 합니다. 실제 cloud credential과 GPU VM 환경이 필요한 실험은 AI-Infra 또는 CB-Tumblebug 연동 단계에서 별도로 수행해야 합니다.</w:t>
       </w:r>
     </w:p>
     <w:bookmarkEnd w:id="16"/>

--- a/docs/submission/requirements_definition.docx
+++ b/docs/submission/requirements_definition.docx
@@ -2,7 +2,7 @@
 <file path=word/document.xml><?xml version="1.0" encoding="utf-8"?>
 <w:document xmlns:w="http://schemas.openxmlformats.org/wordprocessingml/2006/main" xmlns:m="http://schemas.openxmlformats.org/officeDocument/2006/math" xmlns:r="http://schemas.openxmlformats.org/officeDocument/2006/relationships" xmlns:o="urn:schemas-microsoft-com:office:office" xmlns:v="urn:schemas-microsoft-com:vml" xmlns:w10="urn:schemas-microsoft-com:office:word" xmlns:a="http://schemas.openxmlformats.org/drawingml/2006/main" xmlns:pic="http://schemas.openxmlformats.org/drawingml/2006/picture" xmlns:wp="http://schemas.openxmlformats.org/drawingml/2006/wordprocessingDrawing">
   <w:body>
-    <w:bookmarkStart w:id="17" w:name="요구사항-정의서"/>
+    <w:bookmarkStart w:id="16" w:name="요구사항-정의서"/>
     <w:p>
       <w:pPr>
         <w:pStyle w:val="Heading1"/>
@@ -19,13 +19,13 @@
         <w:t xml:space="preserve">영문 제목: Requirements Definition</w:t>
       </w:r>
     </w:p>
-    <w:bookmarkStart w:id="9" w:name="문서-개요"/>
+    <w:bookmarkStart w:id="9" w:name="목적"/>
     <w:p>
       <w:pPr>
         <w:pStyle w:val="Heading2"/>
       </w:pPr>
       <w:r>
-        <w:t xml:space="preserve">1. 문서 개요</w:t>
+        <w:t xml:space="preserve">1. 목적</w:t>
       </w:r>
     </w:p>
     <w:p>
@@ -33,7 +33,7 @@
         <w:pStyle w:val="FirstParagraph"/>
       </w:pPr>
       <w:r>
-        <w:t xml:space="preserve">이 문서는 1차년도</w:t>
+        <w:t xml:space="preserve">본 문서는 1차년도</w:t>
       </w:r>
       <w:r>
         <w:t xml:space="preserve"> </w:t>
@@ -46,191 +46,17 @@
         <w:t xml:space="preserve">AI 기반 서비스 제어 및 관리 자동화 프레임워크</w:t>
       </w:r>
       <w:r>
-        <w:t xml:space="preserve">에서 요구되는 기능, 품질, 산출물, 검증 기준을 정의합니다. 요구사항은 특정 구현 결과를 나열하기 위한 것이 아니라, 연구 과제 수행과 프로토타입 검증을 위해 시스템이 갖추어야 할 필요 조건을 정리한 것입니다.</w:t>
-      </w:r>
-    </w:p>
-    <w:p>
-      <w:pPr>
-        <w:pStyle w:val="BodyText"/>
-      </w:pPr>
-      <w:r>
-        <w:t xml:space="preserve">본 문서는 요구사항 정의서 제출 산출물의 Markdown 원본입니다. DOCX 제출본은 이 원본을 기준으로 생성합니다.</w:t>
+        <w:t xml:space="preserve">가 갖추어야 할 필수 요구사항을 정의합니다. 구현 결과 나열이 아니라, 과제 수행과 프로토타입 검증을 위해 필요한 조건을 정리합니다.</w:t>
       </w:r>
     </w:p>
     <w:bookmarkEnd w:id="9"/>
-    <w:bookmarkStart w:id="10" w:name="요구-범위"/>
+    <w:bookmarkStart w:id="10" w:name="핵심-요구-범위"/>
     <w:p>
       <w:pPr>
         <w:pStyle w:val="Heading2"/>
       </w:pPr>
       <w:r>
-        <w:t xml:space="preserve">2. 요구 범위</w:t>
-      </w:r>
-    </w:p>
-    <w:p>
-      <w:pPr>
-        <w:pStyle w:val="FirstParagraph"/>
-      </w:pPr>
-      <w:r>
-        <w:t xml:space="preserve">1차년도 요구 범위는 AI LLM 운영 관리와 AI 응용 배포·제어 판단을 로컬에서 재현 가능한 형태로 검증할 수 있는 기능 프로토타입입니다. 시스템은 Go 기반 API/CLI로 실행 가능해야 하며, 정책과 입력 데이터는 검토 가능한 설정 파일로 분리되어야 합니다.</w:t>
-      </w:r>
-    </w:p>
-    <w:p>
-      <w:pPr>
-        <w:pStyle w:val="BodyText"/>
-      </w:pPr>
-      <w:r>
-        <w:t xml:space="preserve">필수 포함 범위는 다음과 같습니다.</w:t>
-      </w:r>
-    </w:p>
-    <w:p>
-      <w:pPr>
-        <w:pStyle w:val="Compact"/>
-        <w:numPr>
-          <w:ilvl w:val="0"/>
-          <w:numId w:val="1001"/>
-        </w:numPr>
-      </w:pPr>
-      <w:r>
-        <w:t xml:space="preserve">Ops 분석 시험을 위한 LLM 후보 선정 기준 정의</w:t>
-      </w:r>
-    </w:p>
-    <w:p>
-      <w:pPr>
-        <w:pStyle w:val="Compact"/>
-        <w:numPr>
-          <w:ilvl w:val="0"/>
-          <w:numId w:val="1001"/>
-        </w:numPr>
-      </w:pPr>
-      <w:r>
-        <w:t xml:space="preserve">AI LLM 운영 관리 구조와 실행 흐름 정의</w:t>
-      </w:r>
-    </w:p>
-    <w:p>
-      <w:pPr>
-        <w:pStyle w:val="Compact"/>
-        <w:numPr>
-          <w:ilvl w:val="0"/>
-          <w:numId w:val="1001"/>
-        </w:numPr>
-      </w:pPr>
-      <w:r>
-        <w:t xml:space="preserve">AI 에이전트 등록 정보와 허용 action 경계 관리</w:t>
-      </w:r>
-    </w:p>
-    <w:p>
-      <w:pPr>
-        <w:pStyle w:val="Compact"/>
-        <w:numPr>
-          <w:ilvl w:val="0"/>
-          <w:numId w:val="1001"/>
-        </w:numPr>
-      </w:pPr>
-      <w:r>
-        <w:t xml:space="preserve">CPU/GPU VM 기반 AI 응용 배치 판단 기준 정의</w:t>
-      </w:r>
-    </w:p>
-    <w:p>
-      <w:pPr>
-        <w:pStyle w:val="Compact"/>
-        <w:numPr>
-          <w:ilvl w:val="0"/>
-          <w:numId w:val="1001"/>
-        </w:numPr>
-      </w:pPr>
-      <w:r>
-        <w:t xml:space="preserve">AI 응용 배포·제어 계획 생성</w:t>
-      </w:r>
-    </w:p>
-    <w:p>
-      <w:pPr>
-        <w:pStyle w:val="Compact"/>
-        <w:numPr>
-          <w:ilvl w:val="0"/>
-          <w:numId w:val="1001"/>
-        </w:numPr>
-      </w:pPr>
-      <w:r>
-        <w:t xml:space="preserve">로컬 환경에서 반복 가능한 검증 결과 생성</w:t>
-      </w:r>
-    </w:p>
-    <w:p>
-      <w:pPr>
-        <w:pStyle w:val="FirstParagraph"/>
-      </w:pPr>
-      <w:r>
-        <w:t xml:space="preserve">기본 요구 범위에서 제외되는 항목은 다음과 같습니다.</w:t>
-      </w:r>
-    </w:p>
-    <w:p>
-      <w:pPr>
-        <w:pStyle w:val="Compact"/>
-        <w:numPr>
-          <w:ilvl w:val="0"/>
-          <w:numId w:val="1002"/>
-        </w:numPr>
-      </w:pPr>
-      <w:r>
-        <w:t xml:space="preserve">운영 환경용 완성형 AIOps platform 구축</w:t>
-      </w:r>
-    </w:p>
-    <w:p>
-      <w:pPr>
-        <w:pStyle w:val="Compact"/>
-        <w:numPr>
-          <w:ilvl w:val="0"/>
-          <w:numId w:val="1002"/>
-        </w:numPr>
-      </w:pPr>
-      <w:r>
-        <w:t xml:space="preserve">최종 표준 LLM benchmark 결과 산출</w:t>
-      </w:r>
-    </w:p>
-    <w:p>
-      <w:pPr>
-        <w:pStyle w:val="Compact"/>
-        <w:numPr>
-          <w:ilvl w:val="0"/>
-          <w:numId w:val="1002"/>
-        </w:numPr>
-      </w:pPr>
-      <w:r>
-        <w:t xml:space="preserve">실제 GPU VM provisioning 직접 수행</w:t>
-      </w:r>
-    </w:p>
-    <w:p>
-      <w:pPr>
-        <w:pStyle w:val="Compact"/>
-        <w:numPr>
-          <w:ilvl w:val="0"/>
-          <w:numId w:val="1002"/>
-        </w:numPr>
-      </w:pPr>
-      <w:r>
-        <w:t xml:space="preserve">기본 실행 경로에서 live Kubernetes cluster 변경</w:t>
-      </w:r>
-    </w:p>
-    <w:p>
-      <w:pPr>
-        <w:pStyle w:val="Compact"/>
-        <w:numPr>
-          <w:ilvl w:val="0"/>
-          <w:numId w:val="1002"/>
-        </w:numPr>
-      </w:pPr>
-      <w:r>
-        <w:t xml:space="preserve">CB-Tumblebug 또는 AI-Infra provisioning component 대체</w:t>
-      </w:r>
-    </w:p>
-    <w:bookmarkEnd w:id="10"/>
-    <w:bookmarkStart w:id="11" w:name="기능-요구사항"/>
-    <w:p>
-      <w:pPr>
-        <w:pStyle w:val="Heading2"/>
-      </w:pPr>
-      <w:r>
-        <w:t xml:space="preserve">3. 기능 요구사항</w:t>
+        <w:t xml:space="preserve">2. 핵심 요구 범위</w:t>
       </w:r>
     </w:p>
     <w:tbl>
@@ -241,10 +67,8 @@
         <w:tblLook w:firstRow="1" w:lastRow="0" w:firstColumn="0" w:lastColumn="0" w:noHBand="0" w:noVBand="0" w:val="0020"/>
       </w:tblPr>
       <w:tblGrid>
-        <w:gridCol w:w="1980"/>
-        <w:gridCol w:w="1980"/>
-        <w:gridCol w:w="1980"/>
-        <w:gridCol w:w="1980"/>
+        <w:gridCol w:w="3960"/>
+        <w:gridCol w:w="3960"/>
       </w:tblGrid>
       <w:tr>
         <w:trPr>
@@ -257,467 +81,151 @@
               <w:pStyle w:val="Compact"/>
             </w:pPr>
             <w:r>
-              <w:t xml:space="preserve">ID</w:t>
-            </w:r>
-          </w:p>
-        </w:tc>
-        <w:tc>
-          <w:tcPr/>
-          <w:p>
-            <w:pPr>
-              <w:pStyle w:val="Compact"/>
-            </w:pPr>
-            <w:r>
-              <w:t xml:space="preserve">요구사항</w:t>
-            </w:r>
-          </w:p>
-        </w:tc>
-        <w:tc>
-          <w:tcPr/>
-          <w:p>
-            <w:pPr>
-              <w:pStyle w:val="Compact"/>
-            </w:pPr>
-            <w:r>
-              <w:t xml:space="preserve">우선순위</w:t>
-            </w:r>
-          </w:p>
-        </w:tc>
-        <w:tc>
-          <w:tcPr/>
-          <w:p>
-            <w:pPr>
-              <w:pStyle w:val="Compact"/>
-            </w:pPr>
-            <w:r>
-              <w:t xml:space="preserve">수용 기준</w:t>
-            </w:r>
-          </w:p>
-        </w:tc>
-      </w:tr>
-      <w:tr>
-        <w:tc>
-          <w:tcPr/>
-          <w:p>
-            <w:pPr>
-              <w:pStyle w:val="Compact"/>
-            </w:pPr>
-            <w:r>
-              <w:t xml:space="preserve">FR-01</w:t>
-            </w:r>
-          </w:p>
-        </w:tc>
-        <w:tc>
-          <w:tcPr/>
-          <w:p>
-            <w:pPr>
-              <w:pStyle w:val="Compact"/>
-            </w:pPr>
-            <w:r>
-              <w:t xml:space="preserve">시스템은 Ops 분석 시험을 위해 LLM 후보, 평가 기준, 선정 policy를 정의할 수 있어야 한다.</w:t>
-            </w:r>
-          </w:p>
-        </w:tc>
-        <w:tc>
-          <w:tcPr/>
-          <w:p>
-            <w:pPr>
-              <w:pStyle w:val="Compact"/>
-            </w:pPr>
-            <w:r>
-              <w:t xml:space="preserve">필수</w:t>
-            </w:r>
-          </w:p>
-        </w:tc>
-        <w:tc>
-          <w:tcPr/>
-          <w:p>
-            <w:pPr>
-              <w:pStyle w:val="Compact"/>
-            </w:pPr>
-            <w:r>
-              <w:t xml:space="preserve">LLM 후보와 policy weight가 검토 가능한 설정으로 분리되고, 요청 policy에 따라 후보 ranking과 선정 결과를 산출할 수 있어야 한다.</w:t>
-            </w:r>
-          </w:p>
-        </w:tc>
-      </w:tr>
-      <w:tr>
-        <w:tc>
-          <w:tcPr/>
-          <w:p>
-            <w:pPr>
-              <w:pStyle w:val="Compact"/>
-            </w:pPr>
-            <w:r>
-              <w:t xml:space="preserve">FR-02</w:t>
-            </w:r>
-          </w:p>
-        </w:tc>
-        <w:tc>
-          <w:tcPr/>
-          <w:p>
-            <w:pPr>
-              <w:pStyle w:val="Compact"/>
-            </w:pPr>
-            <w:r>
-              <w:t xml:space="preserve">시스템은 선정된 LLM 후보가 AI LLM 운영 관리 흐름에서 어떤 역할을 수행하는지 설명 가능한 구조를 가져야 한다.</w:t>
-            </w:r>
-          </w:p>
-        </w:tc>
-        <w:tc>
-          <w:tcPr/>
-          <w:p>
-            <w:pPr>
-              <w:pStyle w:val="Compact"/>
-            </w:pPr>
-            <w:r>
-              <w:t xml:space="preserve">필수</w:t>
-            </w:r>
-          </w:p>
-        </w:tc>
-        <w:tc>
-          <w:tcPr/>
-          <w:p>
-            <w:pPr>
-              <w:pStyle w:val="Compact"/>
-            </w:pPr>
-            <w:r>
-              <w:t xml:space="preserve">선정 결과에는 candidate label, 점수, ranking, 선정 사유가 포함되어야 하며, 최종 benchmark 결과와 prototype 기준값을 구분해야 한다.</w:t>
-            </w:r>
-          </w:p>
-        </w:tc>
-      </w:tr>
-      <w:tr>
-        <w:tc>
-          <w:tcPr/>
-          <w:p>
-            <w:pPr>
-              <w:pStyle w:val="Compact"/>
-            </w:pPr>
-            <w:r>
-              <w:t xml:space="preserve">FR-03</w:t>
-            </w:r>
-          </w:p>
-        </w:tc>
-        <w:tc>
-          <w:tcPr/>
-          <w:p>
-            <w:pPr>
-              <w:pStyle w:val="Compact"/>
-            </w:pPr>
-            <w:r>
-              <w:t xml:space="preserve">시스템은 AI 에이전트를 등록하고, 각 에이전트의 역할·책임·허용 action을 관리할 수 있어야 한다.</w:t>
-            </w:r>
-          </w:p>
-        </w:tc>
-        <w:tc>
-          <w:tcPr/>
-          <w:p>
-            <w:pPr>
-              <w:pStyle w:val="Compact"/>
-            </w:pPr>
-            <w:r>
-              <w:t xml:space="preserve">필수</w:t>
-            </w:r>
-          </w:p>
-        </w:tc>
-        <w:tc>
-          <w:tcPr/>
-          <w:p>
-            <w:pPr>
-              <w:pStyle w:val="Compact"/>
-            </w:pPr>
-            <w:r>
-              <w:t xml:space="preserve">에이전트 목록 조회, 단일 에이전트 확인, 허용 action 검증이 가능해야 한다.</w:t>
-            </w:r>
-          </w:p>
-        </w:tc>
-      </w:tr>
-      <w:tr>
-        <w:tc>
-          <w:tcPr/>
-          <w:p>
-            <w:pPr>
-              <w:pStyle w:val="Compact"/>
-            </w:pPr>
-            <w:r>
-              <w:t xml:space="preserve">FR-04</w:t>
-            </w:r>
-          </w:p>
-        </w:tc>
-        <w:tc>
-          <w:tcPr/>
-          <w:p>
-            <w:pPr>
-              <w:pStyle w:val="Compact"/>
-            </w:pPr>
-            <w:r>
-              <w:t xml:space="preserve">시스템은 에이전트가 제안하거나 승인하는 action이 사전에 정의된 boundary 안에 있는지 검증해야 한다.</w:t>
-            </w:r>
-          </w:p>
-        </w:tc>
-        <w:tc>
-          <w:tcPr/>
-          <w:p>
-            <w:pPr>
-              <w:pStyle w:val="Compact"/>
-            </w:pPr>
-            <w:r>
-              <w:t xml:space="preserve">필수</w:t>
-            </w:r>
-          </w:p>
-        </w:tc>
-        <w:tc>
-          <w:tcPr/>
-          <w:p>
-            <w:pPr>
-              <w:pStyle w:val="Compact"/>
-            </w:pPr>
-            <w:r>
-              <w:t xml:space="preserve">허용되지 않은 action은 ready 상태로 처리되지 않아야 하며, 검증 결과에는 승인 여부와 사유가 포함되어야 한다.</w:t>
-            </w:r>
-          </w:p>
-        </w:tc>
-      </w:tr>
-      <w:tr>
-        <w:tc>
-          <w:tcPr/>
-          <w:p>
-            <w:pPr>
-              <w:pStyle w:val="Compact"/>
-            </w:pPr>
-            <w:r>
-              <w:t xml:space="preserve">FR-05</w:t>
-            </w:r>
-          </w:p>
-        </w:tc>
-        <w:tc>
-          <w:tcPr/>
-          <w:p>
-            <w:pPr>
-              <w:pStyle w:val="Compact"/>
-            </w:pPr>
-            <w:r>
-              <w:t xml:space="preserve">시스템은 AI workload 요구사항을 기준으로 CPU/GPU VM resource 후보를 평가할 수 있어야 한다.</w:t>
-            </w:r>
-          </w:p>
-        </w:tc>
-        <w:tc>
-          <w:tcPr/>
-          <w:p>
-            <w:pPr>
-              <w:pStyle w:val="Compact"/>
-            </w:pPr>
-            <w:r>
-              <w:t xml:space="preserve">필수</w:t>
-            </w:r>
-          </w:p>
-        </w:tc>
-        <w:tc>
-          <w:tcPr/>
-          <w:p>
-            <w:pPr>
-              <w:pStyle w:val="Compact"/>
-            </w:pPr>
-            <w:r>
-              <w:t xml:space="preserve">accelerator 필요 여부, model type, VRAM, latency SLO, throughput, cost, capacity를 판단 기준으로 사용할 수 있어야 한다.</w:t>
-            </w:r>
-          </w:p>
-        </w:tc>
-      </w:tr>
-      <w:tr>
-        <w:tc>
-          <w:tcPr/>
-          <w:p>
-            <w:pPr>
-              <w:pStyle w:val="Compact"/>
-            </w:pPr>
-            <w:r>
-              <w:t xml:space="preserve">FR-06</w:t>
-            </w:r>
-          </w:p>
-        </w:tc>
-        <w:tc>
-          <w:tcPr/>
-          <w:p>
-            <w:pPr>
-              <w:pStyle w:val="Compact"/>
-            </w:pPr>
-            <w:r>
-              <w:t xml:space="preserve">시스템은 AI 응용 배포·제어를 위한 resource 선택 결과와 배포 계획을 생성할 수 있어야 한다.</w:t>
-            </w:r>
-          </w:p>
-        </w:tc>
-        <w:tc>
-          <w:tcPr/>
-          <w:p>
-            <w:pPr>
-              <w:pStyle w:val="Compact"/>
-            </w:pPr>
-            <w:r>
-              <w:t xml:space="preserve">필수</w:t>
-            </w:r>
-          </w:p>
-        </w:tc>
-        <w:tc>
-          <w:tcPr/>
-          <w:p>
-            <w:pPr>
-              <w:pStyle w:val="Compact"/>
-            </w:pPr>
-            <w:r>
-              <w:t xml:space="preserve">선택 resource, 배포 action, Kubernetes namespace/deployment, node selector, resource request/limit, monitoring metric이 포함되어야 한다.</w:t>
-            </w:r>
-          </w:p>
-        </w:tc>
-      </w:tr>
-      <w:tr>
-        <w:tc>
-          <w:tcPr/>
-          <w:p>
-            <w:pPr>
-              <w:pStyle w:val="Compact"/>
-            </w:pPr>
-            <w:r>
-              <w:t xml:space="preserve">FR-07</w:t>
-            </w:r>
-          </w:p>
-        </w:tc>
-        <w:tc>
-          <w:tcPr/>
-          <w:p>
-            <w:pPr>
-              <w:pStyle w:val="Compact"/>
-            </w:pPr>
-            <w:r>
-              <w:t xml:space="preserve">시스템은 LLM 선정, 에이전트 검증, CPU/GPU 배치, 배포 계획, guard 검증을 하나의 서비스 운영 준비도 결과로 통합할 수 있어야 한다.</w:t>
-            </w:r>
-          </w:p>
-        </w:tc>
-        <w:tc>
-          <w:tcPr/>
-          <w:p>
-            <w:pPr>
-              <w:pStyle w:val="Compact"/>
-            </w:pPr>
-            <w:r>
-              <w:t xml:space="preserve">필수</w:t>
-            </w:r>
-          </w:p>
-        </w:tc>
-        <w:tc>
-          <w:tcPr/>
-          <w:p>
-            <w:pPr>
-              <w:pStyle w:val="Compact"/>
-            </w:pPr>
-            <w:r>
-              <w:t xml:space="preserve">통합 결과에는 전체 valid 여부와 단계별 판단 결과가 포함되어야 한다.</w:t>
-            </w:r>
-          </w:p>
-        </w:tc>
-      </w:tr>
-      <w:tr>
-        <w:tc>
-          <w:tcPr/>
-          <w:p>
-            <w:pPr>
-              <w:pStyle w:val="Compact"/>
-            </w:pPr>
-            <w:r>
-              <w:t xml:space="preserve">FR-08</w:t>
-            </w:r>
-          </w:p>
-        </w:tc>
-        <w:tc>
-          <w:tcPr/>
-          <w:p>
-            <w:pPr>
-              <w:pStyle w:val="Compact"/>
-            </w:pPr>
-            <w:r>
-              <w:t xml:space="preserve">시스템은 CLI와 HTTP API 양쪽에서 주요 기능을 실행할 수 있어야 한다.</w:t>
-            </w:r>
-          </w:p>
-        </w:tc>
-        <w:tc>
-          <w:tcPr/>
-          <w:p>
-            <w:pPr>
-              <w:pStyle w:val="Compact"/>
-            </w:pPr>
-            <w:r>
-              <w:t xml:space="preserve">필수</w:t>
-            </w:r>
-          </w:p>
-        </w:tc>
-        <w:tc>
-          <w:tcPr/>
-          <w:p>
-            <w:pPr>
-              <w:pStyle w:val="Compact"/>
-            </w:pPr>
-            <w:r>
-              <w:t xml:space="preserve">동일한 핵심 기능을 명령행과 API endpoint로 검증할 수 있어야 한다.</w:t>
-            </w:r>
-          </w:p>
-        </w:tc>
-      </w:tr>
-      <w:tr>
-        <w:tc>
-          <w:tcPr/>
-          <w:p>
-            <w:pPr>
-              <w:pStyle w:val="Compact"/>
-            </w:pPr>
-            <w:r>
-              <w:t xml:space="preserve">FR-09</w:t>
-            </w:r>
-          </w:p>
-        </w:tc>
-        <w:tc>
-          <w:tcPr/>
-          <w:p>
-            <w:pPr>
-              <w:pStyle w:val="Compact"/>
-            </w:pPr>
-            <w:r>
-              <w:t xml:space="preserve">시스템은 API 계약을 외부 검토자가 확인할 수 있는 표준 형식으로 제공해야 한다.</w:t>
-            </w:r>
-          </w:p>
-        </w:tc>
-        <w:tc>
-          <w:tcPr/>
-          <w:p>
-            <w:pPr>
-              <w:pStyle w:val="Compact"/>
-            </w:pPr>
-            <w:r>
-              <w:t xml:space="preserve">필수</w:t>
-            </w:r>
-          </w:p>
-        </w:tc>
-        <w:tc>
-          <w:tcPr/>
-          <w:p>
-            <w:pPr>
-              <w:pStyle w:val="Compact"/>
-            </w:pPr>
-            <w:r>
-              <w:t xml:space="preserve">OpenAPI 또는 Swagger 형식의 API 계약 문서가 제공되어야 한다.</w:t>
+              <w:t xml:space="preserve">구분</w:t>
+            </w:r>
+          </w:p>
+        </w:tc>
+        <w:tc>
+          <w:tcPr/>
+          <w:p>
+            <w:pPr>
+              <w:pStyle w:val="Compact"/>
+            </w:pPr>
+            <w:r>
+              <w:t xml:space="preserve">요구 내용</w:t>
+            </w:r>
+          </w:p>
+        </w:tc>
+      </w:tr>
+      <w:tr>
+        <w:tc>
+          <w:tcPr/>
+          <w:p>
+            <w:pPr>
+              <w:pStyle w:val="Compact"/>
+            </w:pPr>
+            <w:r>
+              <w:t xml:space="preserve">LLM 운영 관리</w:t>
+            </w:r>
+          </w:p>
+        </w:tc>
+        <w:tc>
+          <w:tcPr/>
+          <w:p>
+            <w:pPr>
+              <w:pStyle w:val="Compact"/>
+            </w:pPr>
+            <w:r>
+              <w:t xml:space="preserve">Ops 분석 시험을 위한 LLM 후보, 선정 기준, 운영 관리 흐름을 정의해야 한다.</w:t>
+            </w:r>
+          </w:p>
+        </w:tc>
+      </w:tr>
+      <w:tr>
+        <w:tc>
+          <w:tcPr/>
+          <w:p>
+            <w:pPr>
+              <w:pStyle w:val="Compact"/>
+            </w:pPr>
+            <w:r>
+              <w:t xml:space="preserve">에이전트 등록 관리</w:t>
+            </w:r>
+          </w:p>
+        </w:tc>
+        <w:tc>
+          <w:tcPr/>
+          <w:p>
+            <w:pPr>
+              <w:pStyle w:val="Compact"/>
+            </w:pPr>
+            <w:r>
+              <w:t xml:space="preserve">AI 에이전트의 역할, 책임, 허용 action 경계를 관리해야 한다.</w:t>
+            </w:r>
+          </w:p>
+        </w:tc>
+      </w:tr>
+      <w:tr>
+        <w:tc>
+          <w:tcPr/>
+          <w:p>
+            <w:pPr>
+              <w:pStyle w:val="Compact"/>
+            </w:pPr>
+            <w:r>
+              <w:t xml:space="preserve">AI 응용 배포·제어</w:t>
+            </w:r>
+          </w:p>
+        </w:tc>
+        <w:tc>
+          <w:tcPr/>
+          <w:p>
+            <w:pPr>
+              <w:pStyle w:val="Compact"/>
+            </w:pPr>
+            <w:r>
+              <w:t xml:space="preserve">CPU/GPU VM 기반으로 AI workload 배치와 배포 계획을 판단해야 한다.</w:t>
+            </w:r>
+          </w:p>
+        </w:tc>
+      </w:tr>
+      <w:tr>
+        <w:tc>
+          <w:tcPr/>
+          <w:p>
+            <w:pPr>
+              <w:pStyle w:val="Compact"/>
+            </w:pPr>
+            <w:r>
+              <w:t xml:space="preserve">검증 방식</w:t>
+            </w:r>
+          </w:p>
+        </w:tc>
+        <w:tc>
+          <w:tcPr/>
+          <w:p>
+            <w:pPr>
+              <w:pStyle w:val="Compact"/>
+            </w:pPr>
+            <w:r>
+              <w:t xml:space="preserve">로컬 Go API/CLI로 반복 가능한 검증 결과를 생성해야 한다.</w:t>
+            </w:r>
+          </w:p>
+        </w:tc>
+      </w:tr>
+      <w:tr>
+        <w:tc>
+          <w:tcPr/>
+          <w:p>
+            <w:pPr>
+              <w:pStyle w:val="Compact"/>
+            </w:pPr>
+            <w:r>
+              <w:t xml:space="preserve">외부 연동 경계</w:t>
+            </w:r>
+          </w:p>
+        </w:tc>
+        <w:tc>
+          <w:tcPr/>
+          <w:p>
+            <w:pPr>
+              <w:pStyle w:val="Compact"/>
+            </w:pPr>
+            <w:r>
+              <w:t xml:space="preserve">실제 GPU VM 생성과 CB-Tumblebug 연동은 기본 로컬 검증 범위 밖으로 둔다.</w:t>
             </w:r>
           </w:p>
         </w:tc>
       </w:tr>
     </w:tbl>
-    <w:bookmarkEnd w:id="11"/>
-    <w:bookmarkStart w:id="12" w:name="비기능-요구사항"/>
+    <w:bookmarkEnd w:id="10"/>
+    <w:bookmarkStart w:id="11" w:name="기능-요구사항"/>
     <w:p>
       <w:pPr>
         <w:pStyle w:val="Heading2"/>
       </w:pPr>
       <w:r>
-        <w:t xml:space="preserve">4. 비기능 요구사항</w:t>
+        <w:t xml:space="preserve">3. 기능 요구사항</w:t>
       </w:r>
     </w:p>
     <w:tbl>
@@ -778,217 +286,322 @@
               <w:pStyle w:val="Compact"/>
             </w:pPr>
             <w:r>
-              <w:t xml:space="preserve">NFR-01</w:t>
-            </w:r>
-          </w:p>
-        </w:tc>
-        <w:tc>
-          <w:tcPr/>
-          <w:p>
-            <w:pPr>
-              <w:pStyle w:val="Compact"/>
-            </w:pPr>
-            <w:r>
-              <w:t xml:space="preserve">제출/시연 경로의 핵심 구현은 Go 언어 중심이어야 한다.</w:t>
-            </w:r>
-          </w:p>
-        </w:tc>
-        <w:tc>
-          <w:tcPr/>
-          <w:p>
-            <w:pPr>
-              <w:pStyle w:val="Compact"/>
-            </w:pPr>
-            <w:r>
-              <w:t xml:space="preserve">핵심 판단 로직과 API/CLI 실행 경로가 Go module 안에 위치해야 한다.</w:t>
-            </w:r>
-          </w:p>
-        </w:tc>
-      </w:tr>
-      <w:tr>
-        <w:tc>
-          <w:tcPr/>
-          <w:p>
-            <w:pPr>
-              <w:pStyle w:val="Compact"/>
-            </w:pPr>
-            <w:r>
-              <w:t xml:space="preserve">NFR-02</w:t>
-            </w:r>
-          </w:p>
-        </w:tc>
-        <w:tc>
-          <w:tcPr/>
-          <w:p>
-            <w:pPr>
-              <w:pStyle w:val="Compact"/>
-            </w:pPr>
-            <w:r>
-              <w:t xml:space="preserve">정책, 후보, resource profile은 재현 가능한 설정으로 관리해야 한다.</w:t>
-            </w:r>
-          </w:p>
-        </w:tc>
-        <w:tc>
-          <w:tcPr/>
-          <w:p>
-            <w:pPr>
-              <w:pStyle w:val="Compact"/>
-            </w:pPr>
-            <w:r>
-              <w:t xml:space="preserve">LLM policy, agent registry, CPU/GPU VM profile이 소스 코드와 분리된 설정 파일로 관리되어야 한다.</w:t>
-            </w:r>
-          </w:p>
-        </w:tc>
-      </w:tr>
-      <w:tr>
-        <w:tc>
-          <w:tcPr/>
-          <w:p>
-            <w:pPr>
-              <w:pStyle w:val="Compact"/>
-            </w:pPr>
-            <w:r>
-              <w:t xml:space="preserve">NFR-03</w:t>
-            </w:r>
-          </w:p>
-        </w:tc>
-        <w:tc>
-          <w:tcPr/>
-          <w:p>
-            <w:pPr>
-              <w:pStyle w:val="Compact"/>
-            </w:pPr>
-            <w:r>
-              <w:t xml:space="preserve">기본 검증은 외부 cloud credential 없이 실행 가능해야 한다.</w:t>
-            </w:r>
-          </w:p>
-        </w:tc>
-        <w:tc>
-          <w:tcPr/>
-          <w:p>
-            <w:pPr>
-              <w:pStyle w:val="Compact"/>
-            </w:pPr>
-            <w:r>
-              <w:t xml:space="preserve">로컬 환경에서 mock 또는 dry-run 방식으로 주요 기능 흐름을 검증할 수 있어야 한다.</w:t>
-            </w:r>
-          </w:p>
-        </w:tc>
-      </w:tr>
-      <w:tr>
-        <w:tc>
-          <w:tcPr/>
-          <w:p>
-            <w:pPr>
-              <w:pStyle w:val="Compact"/>
-            </w:pPr>
-            <w:r>
-              <w:t xml:space="preserve">NFR-04</w:t>
-            </w:r>
-          </w:p>
-        </w:tc>
-        <w:tc>
-          <w:tcPr/>
-          <w:p>
-            <w:pPr>
-              <w:pStyle w:val="Compact"/>
-            </w:pPr>
-            <w:r>
-              <w:t xml:space="preserve">prototype 검증과 production operation을 명확히 구분해야 한다.</w:t>
-            </w:r>
-          </w:p>
-        </w:tc>
-        <w:tc>
-          <w:tcPr/>
-          <w:p>
-            <w:pPr>
-              <w:pStyle w:val="Compact"/>
-            </w:pPr>
-            <w:r>
-              <w:t xml:space="preserve">문서와 출력에서 운영 환경 배포 완료, 실제 GPU VM 생성, live cluster 변경을 과장해 표현하지 않아야 한다.</w:t>
-            </w:r>
-          </w:p>
-        </w:tc>
-      </w:tr>
-      <w:tr>
-        <w:tc>
-          <w:tcPr/>
-          <w:p>
-            <w:pPr>
-              <w:pStyle w:val="Compact"/>
-            </w:pPr>
-            <w:r>
-              <w:t xml:space="preserve">NFR-05</w:t>
-            </w:r>
-          </w:p>
-        </w:tc>
-        <w:tc>
-          <w:tcPr/>
-          <w:p>
-            <w:pPr>
-              <w:pStyle w:val="Compact"/>
-            </w:pPr>
-            <w:r>
-              <w:t xml:space="preserve">LLM 선정 기준값과 최종 benchmark 결과를 명확히 구분해야 한다.</w:t>
-            </w:r>
-          </w:p>
-        </w:tc>
-        <w:tc>
-          <w:tcPr/>
-          <w:p>
-            <w:pPr>
-              <w:pStyle w:val="Compact"/>
-            </w:pPr>
-            <w:r>
-              <w:t xml:space="preserve">수동 정의 policy baseline은 prototype 입력값으로 설명하고, 최종 정량 평가는 별도 통제 실험이 필요함을 명시해야 한다.</w:t>
-            </w:r>
-          </w:p>
-        </w:tc>
-      </w:tr>
-      <w:tr>
-        <w:tc>
-          <w:tcPr/>
-          <w:p>
-            <w:pPr>
-              <w:pStyle w:val="Compact"/>
-            </w:pPr>
-            <w:r>
-              <w:t xml:space="preserve">NFR-06</w:t>
-            </w:r>
-          </w:p>
-        </w:tc>
-        <w:tc>
-          <w:tcPr/>
-          <w:p>
-            <w:pPr>
-              <w:pStyle w:val="Compact"/>
-            </w:pPr>
-            <w:r>
-              <w:t xml:space="preserve">실행 결과는 검토자가 추적할 수 있는 형태로 남아야 한다.</w:t>
-            </w:r>
-          </w:p>
-        </w:tc>
-        <w:tc>
-          <w:tcPr/>
-          <w:p>
-            <w:pPr>
-              <w:pStyle w:val="Compact"/>
-            </w:pPr>
-            <w:r>
-              <w:t xml:space="preserve">주요 검증 명령은 JSON 또는 문서화 가능한 출력 결과를 생성해야 한다.</w:t>
+              <w:t xml:space="preserve">FR-01</w:t>
+            </w:r>
+          </w:p>
+        </w:tc>
+        <w:tc>
+          <w:tcPr/>
+          <w:p>
+            <w:pPr>
+              <w:pStyle w:val="Compact"/>
+            </w:pPr>
+            <w:r>
+              <w:t xml:space="preserve">Ops LLM 후보와 선정 policy를 정의해야 한다.</w:t>
+            </w:r>
+          </w:p>
+        </w:tc>
+        <w:tc>
+          <w:tcPr/>
+          <w:p>
+            <w:pPr>
+              <w:pStyle w:val="Compact"/>
+            </w:pPr>
+            <w:r>
+              <w:t xml:space="preserve">candidate, metric, weight가 설정으로 분리되고 ranking 결과를 산출해야 한다.</w:t>
+            </w:r>
+          </w:p>
+        </w:tc>
+      </w:tr>
+      <w:tr>
+        <w:tc>
+          <w:tcPr/>
+          <w:p>
+            <w:pPr>
+              <w:pStyle w:val="Compact"/>
+            </w:pPr>
+            <w:r>
+              <w:t xml:space="preserve">FR-02</w:t>
+            </w:r>
+          </w:p>
+        </w:tc>
+        <w:tc>
+          <w:tcPr/>
+          <w:p>
+            <w:pPr>
+              <w:pStyle w:val="Compact"/>
+            </w:pPr>
+            <w:r>
+              <w:t xml:space="preserve">LLM 선정 결과를 설명 가능하게 제공해야 한다.</w:t>
+            </w:r>
+          </w:p>
+        </w:tc>
+        <w:tc>
+          <w:tcPr/>
+          <w:p>
+            <w:pPr>
+              <w:pStyle w:val="Compact"/>
+            </w:pPr>
+            <w:r>
+              <w:t xml:space="preserve">선택 candidate, score, ranking, 선정 사유가 포함되어야 한다.</w:t>
+            </w:r>
+          </w:p>
+        </w:tc>
+      </w:tr>
+      <w:tr>
+        <w:tc>
+          <w:tcPr/>
+          <w:p>
+            <w:pPr>
+              <w:pStyle w:val="Compact"/>
+            </w:pPr>
+            <w:r>
+              <w:t xml:space="preserve">FR-03</w:t>
+            </w:r>
+          </w:p>
+        </w:tc>
+        <w:tc>
+          <w:tcPr/>
+          <w:p>
+            <w:pPr>
+              <w:pStyle w:val="Compact"/>
+            </w:pPr>
+            <w:r>
+              <w:t xml:space="preserve">AI 에이전트 registry를 제공해야 한다.</w:t>
+            </w:r>
+          </w:p>
+        </w:tc>
+        <w:tc>
+          <w:tcPr/>
+          <w:p>
+            <w:pPr>
+              <w:pStyle w:val="Compact"/>
+            </w:pPr>
+            <w:r>
+              <w:t xml:space="preserve">agent name, role, responsibility, bounded action을 조회할 수 있어야 한다.</w:t>
+            </w:r>
+          </w:p>
+        </w:tc>
+      </w:tr>
+      <w:tr>
+        <w:tc>
+          <w:tcPr/>
+          <w:p>
+            <w:pPr>
+              <w:pStyle w:val="Compact"/>
+            </w:pPr>
+            <w:r>
+              <w:t xml:space="preserve">FR-04</w:t>
+            </w:r>
+          </w:p>
+        </w:tc>
+        <w:tc>
+          <w:tcPr/>
+          <w:p>
+            <w:pPr>
+              <w:pStyle w:val="Compact"/>
+            </w:pPr>
+            <w:r>
+              <w:t xml:space="preserve">에이전트 action boundary를 검증해야 한다.</w:t>
+            </w:r>
+          </w:p>
+        </w:tc>
+        <w:tc>
+          <w:tcPr/>
+          <w:p>
+            <w:pPr>
+              <w:pStyle w:val="Compact"/>
+            </w:pPr>
+            <w:r>
+              <w:t xml:space="preserve">허용되지 않은 action은 ready 상태로 처리하지 않아야 한다.</w:t>
+            </w:r>
+          </w:p>
+        </w:tc>
+      </w:tr>
+      <w:tr>
+        <w:tc>
+          <w:tcPr/>
+          <w:p>
+            <w:pPr>
+              <w:pStyle w:val="Compact"/>
+            </w:pPr>
+            <w:r>
+              <w:t xml:space="preserve">FR-05</w:t>
+            </w:r>
+          </w:p>
+        </w:tc>
+        <w:tc>
+          <w:tcPr/>
+          <w:p>
+            <w:pPr>
+              <w:pStyle w:val="Compact"/>
+            </w:pPr>
+            <w:r>
+              <w:t xml:space="preserve">CPU/GPU VM 배치 판단 기준을 제공해야 한다.</w:t>
+            </w:r>
+          </w:p>
+        </w:tc>
+        <w:tc>
+          <w:tcPr/>
+          <w:p>
+            <w:pPr>
+              <w:pStyle w:val="Compact"/>
+            </w:pPr>
+            <w:r>
+              <w:t xml:space="preserve">accelerator, VRAM, latency SLO, throughput, cost, capacity를 고려해야 한다.</w:t>
+            </w:r>
+          </w:p>
+        </w:tc>
+      </w:tr>
+      <w:tr>
+        <w:tc>
+          <w:tcPr/>
+          <w:p>
+            <w:pPr>
+              <w:pStyle w:val="Compact"/>
+            </w:pPr>
+            <w:r>
+              <w:t xml:space="preserve">FR-06</w:t>
+            </w:r>
+          </w:p>
+        </w:tc>
+        <w:tc>
+          <w:tcPr/>
+          <w:p>
+            <w:pPr>
+              <w:pStyle w:val="Compact"/>
+            </w:pPr>
+            <w:r>
+              <w:t xml:space="preserve">AI 응용 배포·제어 계획을 생성해야 한다.</w:t>
+            </w:r>
+          </w:p>
+        </w:tc>
+        <w:tc>
+          <w:tcPr/>
+          <w:p>
+            <w:pPr>
+              <w:pStyle w:val="Compact"/>
+            </w:pPr>
+            <w:r>
+              <w:t xml:space="preserve">선택 resource, deployment, node selector, resource limit, monitoring metric이 포함되어야 한다.</w:t>
+            </w:r>
+          </w:p>
+        </w:tc>
+      </w:tr>
+      <w:tr>
+        <w:tc>
+          <w:tcPr/>
+          <w:p>
+            <w:pPr>
+              <w:pStyle w:val="Compact"/>
+            </w:pPr>
+            <w:r>
+              <w:t xml:space="preserve">FR-07</w:t>
+            </w:r>
+          </w:p>
+        </w:tc>
+        <w:tc>
+          <w:tcPr/>
+          <w:p>
+            <w:pPr>
+              <w:pStyle w:val="Compact"/>
+            </w:pPr>
+            <w:r>
+              <w:t xml:space="preserve">통합 서비스 운영 준비도 결과를 제공해야 한다.</w:t>
+            </w:r>
+          </w:p>
+        </w:tc>
+        <w:tc>
+          <w:tcPr/>
+          <w:p>
+            <w:pPr>
+              <w:pStyle w:val="Compact"/>
+            </w:pPr>
+            <w:r>
+              <w:t xml:space="preserve">LLM 선정, agent 검증, 배치 판단, 배포 계획, guard 검증 결과를 함께 보고해야 한다.</w:t>
+            </w:r>
+          </w:p>
+        </w:tc>
+      </w:tr>
+      <w:tr>
+        <w:tc>
+          <w:tcPr/>
+          <w:p>
+            <w:pPr>
+              <w:pStyle w:val="Compact"/>
+            </w:pPr>
+            <w:r>
+              <w:t xml:space="preserve">FR-08</w:t>
+            </w:r>
+          </w:p>
+        </w:tc>
+        <w:tc>
+          <w:tcPr/>
+          <w:p>
+            <w:pPr>
+              <w:pStyle w:val="Compact"/>
+            </w:pPr>
+            <w:r>
+              <w:t xml:space="preserve">CLI와 HTTP API를 모두 제공해야 한다.</w:t>
+            </w:r>
+          </w:p>
+        </w:tc>
+        <w:tc>
+          <w:tcPr/>
+          <w:p>
+            <w:pPr>
+              <w:pStyle w:val="Compact"/>
+            </w:pPr>
+            <w:r>
+              <w:t xml:space="preserve">같은 핵심 기능을 command와 API endpoint로 실행할 수 있어야 한다.</w:t>
+            </w:r>
+          </w:p>
+        </w:tc>
+      </w:tr>
+      <w:tr>
+        <w:tc>
+          <w:tcPr/>
+          <w:p>
+            <w:pPr>
+              <w:pStyle w:val="Compact"/>
+            </w:pPr>
+            <w:r>
+              <w:t xml:space="preserve">FR-09</w:t>
+            </w:r>
+          </w:p>
+        </w:tc>
+        <w:tc>
+          <w:tcPr/>
+          <w:p>
+            <w:pPr>
+              <w:pStyle w:val="Compact"/>
+            </w:pPr>
+            <w:r>
+              <w:t xml:space="preserve">API 계약을 표준 형식으로 제공해야 한다.</w:t>
+            </w:r>
+          </w:p>
+        </w:tc>
+        <w:tc>
+          <w:tcPr/>
+          <w:p>
+            <w:pPr>
+              <w:pStyle w:val="Compact"/>
+            </w:pPr>
+            <w:r>
+              <w:t xml:space="preserve">OpenAPI 또는 Swagger 문서가 제공되어야 한다.</w:t>
             </w:r>
           </w:p>
         </w:tc>
       </w:tr>
     </w:tbl>
-    <w:bookmarkEnd w:id="12"/>
-    <w:bookmarkStart w:id="13" w:name="제출-산출물-요구사항"/>
+    <w:bookmarkEnd w:id="11"/>
+    <w:bookmarkStart w:id="12" w:name="비기능-요구사항"/>
     <w:p>
       <w:pPr>
         <w:pStyle w:val="Heading2"/>
       </w:pPr>
       <w:r>
-        <w:t xml:space="preserve">5. 제출 산출물 요구사항</w:t>
+        <w:t xml:space="preserve">4. 비기능 요구사항</w:t>
       </w:r>
     </w:p>
     <w:tbl>
@@ -1014,18 +627,7 @@
               <w:pStyle w:val="Compact"/>
             </w:pPr>
             <w:r>
-              <w:t xml:space="preserve">필수 산출물</w:t>
-            </w:r>
-          </w:p>
-        </w:tc>
-        <w:tc>
-          <w:tcPr/>
-          <w:p>
-            <w:pPr>
-              <w:pStyle w:val="Compact"/>
-            </w:pPr>
-            <w:r>
-              <w:t xml:space="preserve">형식</w:t>
+              <w:t xml:space="preserve">ID</w:t>
             </w:r>
           </w:p>
         </w:tc>
@@ -1040,6 +642,276 @@
             </w:r>
           </w:p>
         </w:tc>
+        <w:tc>
+          <w:tcPr/>
+          <w:p>
+            <w:pPr>
+              <w:pStyle w:val="Compact"/>
+            </w:pPr>
+            <w:r>
+              <w:t xml:space="preserve">수용 기준</w:t>
+            </w:r>
+          </w:p>
+        </w:tc>
+      </w:tr>
+      <w:tr>
+        <w:tc>
+          <w:tcPr/>
+          <w:p>
+            <w:pPr>
+              <w:pStyle w:val="Compact"/>
+            </w:pPr>
+            <w:r>
+              <w:t xml:space="preserve">NFR-01</w:t>
+            </w:r>
+          </w:p>
+        </w:tc>
+        <w:tc>
+          <w:tcPr/>
+          <w:p>
+            <w:pPr>
+              <w:pStyle w:val="Compact"/>
+            </w:pPr>
+            <w:r>
+              <w:t xml:space="preserve">핵심 구현은 Go 중심이어야 한다.</w:t>
+            </w:r>
+          </w:p>
+        </w:tc>
+        <w:tc>
+          <w:tcPr/>
+          <w:p>
+            <w:pPr>
+              <w:pStyle w:val="Compact"/>
+            </w:pPr>
+            <w:r>
+              <w:t xml:space="preserve">주요 판단 로직과 API/CLI 실행 경로가 Go module에 있어야 한다.</w:t>
+            </w:r>
+          </w:p>
+        </w:tc>
+      </w:tr>
+      <w:tr>
+        <w:tc>
+          <w:tcPr/>
+          <w:p>
+            <w:pPr>
+              <w:pStyle w:val="Compact"/>
+            </w:pPr>
+            <w:r>
+              <w:t xml:space="preserve">NFR-02</w:t>
+            </w:r>
+          </w:p>
+        </w:tc>
+        <w:tc>
+          <w:tcPr/>
+          <w:p>
+            <w:pPr>
+              <w:pStyle w:val="Compact"/>
+            </w:pPr>
+            <w:r>
+              <w:t xml:space="preserve">정책과 입력 데이터는 재현 가능해야 한다.</w:t>
+            </w:r>
+          </w:p>
+        </w:tc>
+        <w:tc>
+          <w:tcPr/>
+          <w:p>
+            <w:pPr>
+              <w:pStyle w:val="Compact"/>
+            </w:pPr>
+            <w:r>
+              <w:t xml:space="preserve">LLM policy, agent registry, VM profile이 설정 파일로 관리되어야 한다.</w:t>
+            </w:r>
+          </w:p>
+        </w:tc>
+      </w:tr>
+      <w:tr>
+        <w:tc>
+          <w:tcPr/>
+          <w:p>
+            <w:pPr>
+              <w:pStyle w:val="Compact"/>
+            </w:pPr>
+            <w:r>
+              <w:t xml:space="preserve">NFR-03</w:t>
+            </w:r>
+          </w:p>
+        </w:tc>
+        <w:tc>
+          <w:tcPr/>
+          <w:p>
+            <w:pPr>
+              <w:pStyle w:val="Compact"/>
+            </w:pPr>
+            <w:r>
+              <w:t xml:space="preserve">기본 검증은 로컬에서 가능해야 한다.</w:t>
+            </w:r>
+          </w:p>
+        </w:tc>
+        <w:tc>
+          <w:tcPr/>
+          <w:p>
+            <w:pPr>
+              <w:pStyle w:val="Compact"/>
+            </w:pPr>
+            <w:r>
+              <w:t xml:space="preserve">cloud credential 없이 mock 또는 dry-run 방식으로 검증되어야 한다.</w:t>
+            </w:r>
+          </w:p>
+        </w:tc>
+      </w:tr>
+      <w:tr>
+        <w:tc>
+          <w:tcPr/>
+          <w:p>
+            <w:pPr>
+              <w:pStyle w:val="Compact"/>
+            </w:pPr>
+            <w:r>
+              <w:t xml:space="preserve">NFR-04</w:t>
+            </w:r>
+          </w:p>
+        </w:tc>
+        <w:tc>
+          <w:tcPr/>
+          <w:p>
+            <w:pPr>
+              <w:pStyle w:val="Compact"/>
+            </w:pPr>
+            <w:r>
+              <w:t xml:space="preserve">prototype과 production을 구분해야 한다.</w:t>
+            </w:r>
+          </w:p>
+        </w:tc>
+        <w:tc>
+          <w:tcPr/>
+          <w:p>
+            <w:pPr>
+              <w:pStyle w:val="Compact"/>
+            </w:pPr>
+            <w:r>
+              <w:t xml:space="preserve">실제 운영 배포, live cluster 변경, GPU VM 생성을 과장해 표현하지 않아야 한다.</w:t>
+            </w:r>
+          </w:p>
+        </w:tc>
+      </w:tr>
+      <w:tr>
+        <w:tc>
+          <w:tcPr/>
+          <w:p>
+            <w:pPr>
+              <w:pStyle w:val="Compact"/>
+            </w:pPr>
+            <w:r>
+              <w:t xml:space="preserve">NFR-05</w:t>
+            </w:r>
+          </w:p>
+        </w:tc>
+        <w:tc>
+          <w:tcPr/>
+          <w:p>
+            <w:pPr>
+              <w:pStyle w:val="Compact"/>
+            </w:pPr>
+            <w:r>
+              <w:t xml:space="preserve">benchmark 경계를 명확히 해야 한다.</w:t>
+            </w:r>
+          </w:p>
+        </w:tc>
+        <w:tc>
+          <w:tcPr/>
+          <w:p>
+            <w:pPr>
+              <w:pStyle w:val="Compact"/>
+            </w:pPr>
+            <w:r>
+              <w:t xml:space="preserve">수동 policy baseline과 최종 정량 benchmark를 구분해야 한다.</w:t>
+            </w:r>
+          </w:p>
+        </w:tc>
+      </w:tr>
+      <w:tr>
+        <w:tc>
+          <w:tcPr/>
+          <w:p>
+            <w:pPr>
+              <w:pStyle w:val="Compact"/>
+            </w:pPr>
+            <w:r>
+              <w:t xml:space="preserve">NFR-06</w:t>
+            </w:r>
+          </w:p>
+        </w:tc>
+        <w:tc>
+          <w:tcPr/>
+          <w:p>
+            <w:pPr>
+              <w:pStyle w:val="Compact"/>
+            </w:pPr>
+            <w:r>
+              <w:t xml:space="preserve">검증 결과를 추적 가능하게 남겨야 한다.</w:t>
+            </w:r>
+          </w:p>
+        </w:tc>
+        <w:tc>
+          <w:tcPr/>
+          <w:p>
+            <w:pPr>
+              <w:pStyle w:val="Compact"/>
+            </w:pPr>
+            <w:r>
+              <w:t xml:space="preserve">주요 실행 결과는 JSON 또는 문서화 가능한 출력으로 보존되어야 한다.</w:t>
+            </w:r>
+          </w:p>
+        </w:tc>
+      </w:tr>
+    </w:tbl>
+    <w:bookmarkEnd w:id="12"/>
+    <w:bookmarkStart w:id="13" w:name="산출물-요구사항"/>
+    <w:p>
+      <w:pPr>
+        <w:pStyle w:val="Heading2"/>
+      </w:pPr>
+      <w:r>
+        <w:t xml:space="preserve">5. 산출물 요구사항</w:t>
+      </w:r>
+    </w:p>
+    <w:tbl>
+      <w:tblPr>
+        <w:tblStyle w:val="Table"/>
+        <w:tblW w:type="pct" w:w="5000"/>
+        <w:tblLayout w:type="fixed"/>
+        <w:tblLook w:firstRow="1" w:lastRow="0" w:firstColumn="0" w:lastColumn="0" w:noHBand="0" w:noVBand="0" w:val="0020"/>
+      </w:tblPr>
+      <w:tblGrid>
+        <w:gridCol w:w="3960"/>
+        <w:gridCol w:w="3960"/>
+      </w:tblGrid>
+      <w:tr>
+        <w:trPr>
+          <w:tblHeader w:val="on"/>
+        </w:trPr>
+        <w:tc>
+          <w:tcPr/>
+          <w:p>
+            <w:pPr>
+              <w:pStyle w:val="Compact"/>
+            </w:pPr>
+            <w:r>
+              <w:t xml:space="preserve">산출물</w:t>
+            </w:r>
+          </w:p>
+        </w:tc>
+        <w:tc>
+          <w:tcPr/>
+          <w:p>
+            <w:pPr>
+              <w:pStyle w:val="Compact"/>
+            </w:pPr>
+            <w:r>
+              <w:t xml:space="preserve">요구사항</w:t>
+            </w:r>
+          </w:p>
+        </w:tc>
       </w:tr>
       <w:tr>
         <w:tc>
@@ -1060,18 +932,79 @@
               <w:pStyle w:val="Compact"/>
             </w:pPr>
             <w:r>
-              <w:t xml:space="preserve">Markdown, DOCX</w:t>
-            </w:r>
-          </w:p>
-        </w:tc>
-        <w:tc>
-          <w:tcPr/>
-          <w:p>
-            <w:pPr>
-              <w:pStyle w:val="Compact"/>
-            </w:pPr>
-            <w:r>
-              <w:t xml:space="preserve">과제 범위, 기능 요구사항, 비기능 요구사항, 검증 기준, 제외 범위를 정의해야 한다.</w:t>
+              <w:t xml:space="preserve">범위, 기능 요구사항, 비기능 요구사항, 검증 기준, 제외 범위를 정의해야 한다.</w:t>
+            </w:r>
+          </w:p>
+        </w:tc>
+      </w:tr>
+      <w:tr>
+        <w:tc>
+          <w:tcPr/>
+          <w:p>
+            <w:pPr>
+              <w:pStyle w:val="Compact"/>
+            </w:pPr>
+            <w:r>
+              <w:t xml:space="preserve">LLM 운영 관리 구조 설계서</w:t>
+            </w:r>
+          </w:p>
+        </w:tc>
+        <w:tc>
+          <w:tcPr/>
+          <w:p>
+            <w:pPr>
+              <w:pStyle w:val="Compact"/>
+            </w:pPr>
+            <w:r>
+              <w:t xml:space="preserve">LLM 후보 선정 기준과 운영 관리 구조를 설명해야 한다.</w:t>
+            </w:r>
+          </w:p>
+        </w:tc>
+      </w:tr>
+      <w:tr>
+        <w:tc>
+          <w:tcPr/>
+          <w:p>
+            <w:pPr>
+              <w:pStyle w:val="Compact"/>
+            </w:pPr>
+            <w:r>
+              <w:t xml:space="preserve">에이전트 등록 관리 프로토타입</w:t>
+            </w:r>
+          </w:p>
+        </w:tc>
+        <w:tc>
+          <w:tcPr/>
+          <w:p>
+            <w:pPr>
+              <w:pStyle w:val="Compact"/>
+            </w:pPr>
+            <w:r>
+              <w:t xml:space="preserve">agent registry와 bounded action 검증 방식을 설명해야 한다.</w:t>
+            </w:r>
+          </w:p>
+        </w:tc>
+      </w:tr>
+      <w:tr>
+        <w:tc>
+          <w:tcPr/>
+          <w:p>
+            <w:pPr>
+              <w:pStyle w:val="Compact"/>
+            </w:pPr>
+            <w:r>
+              <w:t xml:space="preserve">AI 응용 배포·제어 추론 최적화 전략 설계서</w:t>
+            </w:r>
+          </w:p>
+        </w:tc>
+        <w:tc>
+          <w:tcPr/>
+          <w:p>
+            <w:pPr>
+              <w:pStyle w:val="Compact"/>
+            </w:pPr>
+            <w:r>
+              <w:t xml:space="preserve">CPU/GPU VM 기반 배치 판단과 배포·제어 전략을 설명해야 한다.</w:t>
             </w:r>
           </w:p>
         </w:tc>
@@ -1095,88 +1028,7 @@
               <w:pStyle w:val="Compact"/>
             </w:pPr>
             <w:r>
-              <w:t xml:space="preserve">Markdown</w:t>
-            </w:r>
-          </w:p>
-        </w:tc>
-        <w:tc>
-          <w:tcPr/>
-          <w:p>
-            <w:pPr>
-              <w:pStyle w:val="Compact"/>
-            </w:pPr>
-            <w:r>
-              <w:t xml:space="preserve">API 실행 방법, endpoint, request/response 구조를 설명해야 한다.</w:t>
-            </w:r>
-          </w:p>
-        </w:tc>
-      </w:tr>
-      <w:tr>
-        <w:tc>
-          <w:tcPr/>
-          <w:p>
-            <w:pPr>
-              <w:pStyle w:val="Compact"/>
-            </w:pPr>
-            <w:r>
-              <w:t xml:space="preserve">Swagger/OpenAPI 계약</w:t>
-            </w:r>
-          </w:p>
-        </w:tc>
-        <w:tc>
-          <w:tcPr/>
-          <w:p>
-            <w:pPr>
-              <w:pStyle w:val="Compact"/>
-            </w:pPr>
-            <w:r>
-              <w:t xml:space="preserve">YAML</w:t>
-            </w:r>
-          </w:p>
-        </w:tc>
-        <w:tc>
-          <w:tcPr/>
-          <w:p>
-            <w:pPr>
-              <w:pStyle w:val="Compact"/>
-            </w:pPr>
-            <w:r>
-              <w:t xml:space="preserve">HTTP API 계약을 표준 형식으로 제공해야 한다.</w:t>
-            </w:r>
-          </w:p>
-        </w:tc>
-      </w:tr>
-      <w:tr>
-        <w:tc>
-          <w:tcPr/>
-          <w:p>
-            <w:pPr>
-              <w:pStyle w:val="Compact"/>
-            </w:pPr>
-            <w:r>
-              <w:t xml:space="preserve">설치 및 실행 가이드</w:t>
-            </w:r>
-          </w:p>
-        </w:tc>
-        <w:tc>
-          <w:tcPr/>
-          <w:p>
-            <w:pPr>
-              <w:pStyle w:val="Compact"/>
-            </w:pPr>
-            <w:r>
-              <w:t xml:space="preserve">Markdown</w:t>
-            </w:r>
-          </w:p>
-        </w:tc>
-        <w:tc>
-          <w:tcPr/>
-          <w:p>
-            <w:pPr>
-              <w:pStyle w:val="Compact"/>
-            </w:pPr>
-            <w:r>
-              <w:t xml:space="preserve">Go 환경 설정, CLI/API 실행, mock mode, 기대 출력을 설명해야 한다.</w:t>
+              <w:t xml:space="preserve">API 실행 방법과 request/response 구조를 설명해야 한다.</w:t>
             </w:r>
           </w:p>
         </w:tc>
@@ -1200,136 +1052,20 @@
               <w:pStyle w:val="Compact"/>
             </w:pPr>
             <w:r>
-              <w:t xml:space="preserve">Markdown</w:t>
-            </w:r>
-          </w:p>
-        </w:tc>
-        <w:tc>
-          <w:tcPr/>
-          <w:p>
-            <w:pPr>
-              <w:pStyle w:val="Compact"/>
-            </w:pPr>
-            <w:r>
               <w:t xml:space="preserve">Go test, team-validation, 실패 로그 보존 방법을 설명해야 한다.</w:t>
-            </w:r>
-          </w:p>
-        </w:tc>
-      </w:tr>
-      <w:tr>
-        <w:tc>
-          <w:tcPr/>
-          <w:p>
-            <w:pPr>
-              <w:pStyle w:val="Compact"/>
-            </w:pPr>
-            <w:r>
-              <w:t xml:space="preserve">LLM 운영 관리 구조 설계서</w:t>
-            </w:r>
-          </w:p>
-        </w:tc>
-        <w:tc>
-          <w:tcPr/>
-          <w:p>
-            <w:pPr>
-              <w:pStyle w:val="Compact"/>
-            </w:pPr>
-            <w:r>
-              <w:t xml:space="preserve">Markdown, DOCX</w:t>
-            </w:r>
-          </w:p>
-        </w:tc>
-        <w:tc>
-          <w:tcPr/>
-          <w:p>
-            <w:pPr>
-              <w:pStyle w:val="Compact"/>
-            </w:pPr>
-            <w:r>
-              <w:t xml:space="preserve">LLM 후보 선정과 운영 관리 구조를 설명해야 한다.</w:t>
-            </w:r>
-          </w:p>
-        </w:tc>
-      </w:tr>
-      <w:tr>
-        <w:tc>
-          <w:tcPr/>
-          <w:p>
-            <w:pPr>
-              <w:pStyle w:val="Compact"/>
-            </w:pPr>
-            <w:r>
-              <w:t xml:space="preserve">에이전트 등록 관리 프로토타입</w:t>
-            </w:r>
-          </w:p>
-        </w:tc>
-        <w:tc>
-          <w:tcPr/>
-          <w:p>
-            <w:pPr>
-              <w:pStyle w:val="Compact"/>
-            </w:pPr>
-            <w:r>
-              <w:t xml:space="preserve">Markdown, DOCX</w:t>
-            </w:r>
-          </w:p>
-        </w:tc>
-        <w:tc>
-          <w:tcPr/>
-          <w:p>
-            <w:pPr>
-              <w:pStyle w:val="Compact"/>
-            </w:pPr>
-            <w:r>
-              <w:t xml:space="preserve">에이전트 등록 정보, role, bounded action, 검증 방식을 설명해야 한다.</w:t>
-            </w:r>
-          </w:p>
-        </w:tc>
-      </w:tr>
-      <w:tr>
-        <w:tc>
-          <w:tcPr/>
-          <w:p>
-            <w:pPr>
-              <w:pStyle w:val="Compact"/>
-            </w:pPr>
-            <w:r>
-              <w:t xml:space="preserve">AI 응용 배포·제어 추론 최적화 전략 설계서</w:t>
-            </w:r>
-          </w:p>
-        </w:tc>
-        <w:tc>
-          <w:tcPr/>
-          <w:p>
-            <w:pPr>
-              <w:pStyle w:val="Compact"/>
-            </w:pPr>
-            <w:r>
-              <w:t xml:space="preserve">Markdown, DOCX</w:t>
-            </w:r>
-          </w:p>
-        </w:tc>
-        <w:tc>
-          <w:tcPr/>
-          <w:p>
-            <w:pPr>
-              <w:pStyle w:val="Compact"/>
-            </w:pPr>
-            <w:r>
-              <w:t xml:space="preserve">CPU/GPU VM 기반 배치 판단과 배포·제어 전략을 설명해야 한다.</w:t>
             </w:r>
           </w:p>
         </w:tc>
       </w:tr>
     </w:tbl>
     <w:bookmarkEnd w:id="13"/>
-    <w:bookmarkStart w:id="14" w:name="개발-및-검증-요구사항"/>
+    <w:bookmarkStart w:id="14" w:name="검증-기준"/>
     <w:p>
       <w:pPr>
         <w:pStyle w:val="Heading2"/>
       </w:pPr>
       <w:r>
-        <w:t xml:space="preserve">6. 개발 및 검증 요구사항</w:t>
+        <w:t xml:space="preserve">6. 검증 기준</w:t>
       </w:r>
     </w:p>
     <w:p>
@@ -1337,153 +1073,7 @@
         <w:pStyle w:val="FirstParagraph"/>
       </w:pPr>
       <w:r>
-        <w:t xml:space="preserve">개발 및 검증 과정은 다음 조건을 만족해야 합니다.</w:t>
-      </w:r>
-    </w:p>
-    <w:p>
-      <w:pPr>
-        <w:pStyle w:val="Compact"/>
-        <w:numPr>
-          <w:ilvl w:val="0"/>
-          <w:numId w:val="1003"/>
-        </w:numPr>
-      </w:pPr>
-      <w:r>
-        <w:t xml:space="preserve">Go 기반 API/CLI로 핵심 기능을 실행할 수 있어야 한다.</w:t>
-      </w:r>
-    </w:p>
-    <w:p>
-      <w:pPr>
-        <w:pStyle w:val="Compact"/>
-        <w:numPr>
-          <w:ilvl w:val="0"/>
-          <w:numId w:val="1003"/>
-        </w:numPr>
-      </w:pPr>
-      <w:r>
-        <w:t xml:space="preserve">2종 이상 LLM 또는 코딩 에이전트 역할을 활용한 교차 검토 기록을 남겨야 한다.</w:t>
-      </w:r>
-    </w:p>
-    <w:p>
-      <w:pPr>
-        <w:pStyle w:val="Compact"/>
-        <w:numPr>
-          <w:ilvl w:val="0"/>
-          <w:numId w:val="1003"/>
-        </w:numPr>
-      </w:pPr>
-      <w:r>
-        <w:t xml:space="preserve">프롬프트 공유 문서는 민감정보를 제거한 대표 template 중심으로 작성해야 한다.</w:t>
-      </w:r>
-    </w:p>
-    <w:p>
-      <w:pPr>
-        <w:pStyle w:val="Compact"/>
-        <w:numPr>
-          <w:ilvl w:val="0"/>
-          <w:numId w:val="1003"/>
-        </w:numPr>
-      </w:pPr>
-      <w:r>
-        <w:t xml:space="preserve">오류 발생 시 command, working directory, stdout/stderr, 환경 정보를 보존해야 한다.</w:t>
-      </w:r>
-    </w:p>
-    <w:p>
-      <w:pPr>
-        <w:pStyle w:val="Compact"/>
-        <w:numPr>
-          <w:ilvl w:val="0"/>
-          <w:numId w:val="1003"/>
-        </w:numPr>
-      </w:pPr>
-      <w:r>
-        <w:t xml:space="preserve">생성 문서와 DOCX 제출본은 실제 파일 존재 여부를 확인한 뒤 사용 가능하다고 표시해야 한다.</w:t>
-      </w:r>
-    </w:p>
-    <w:p>
-      <w:pPr>
-        <w:pStyle w:val="Compact"/>
-        <w:numPr>
-          <w:ilvl w:val="0"/>
-          <w:numId w:val="1003"/>
-        </w:numPr>
-      </w:pPr>
-      <w:r>
-        <w:t xml:space="preserve">사람 검토자는 prototype boundary와 benchmark boundary가 문서에 명확히 들어갔는지 확인해야 한다.</w:t>
-      </w:r>
-    </w:p>
-    <w:p>
-      <w:pPr>
-        <w:pStyle w:val="FirstParagraph"/>
-      </w:pPr>
-      <w:r>
-        <w:t xml:space="preserve">실제 사용 여부가 확인되지 않은 특정 LLM vendor명이나 coding-agent product명을 임의로 만들지 않습니다. 필요한 경우</w:t>
-      </w:r>
-      <w:r>
-        <w:t xml:space="preserve"> </w:t>
-      </w:r>
-      <w:r>
-        <w:rPr>
-          <w:rStyle w:val="VerbatimChar"/>
-        </w:rPr>
-        <w:t xml:space="preserve">Agent A</w:t>
-      </w:r>
-      <w:r>
-        <w:t xml:space="preserve">,</w:t>
-      </w:r>
-      <w:r>
-        <w:t xml:space="preserve"> </w:t>
-      </w:r>
-      <w:r>
-        <w:rPr>
-          <w:rStyle w:val="VerbatimChar"/>
-        </w:rPr>
-        <w:t xml:space="preserve">Agent B</w:t>
-      </w:r>
-      <w:r>
-        <w:t xml:space="preserve">,</w:t>
-      </w:r>
-      <w:r>
-        <w:t xml:space="preserve"> </w:t>
-      </w:r>
-      <w:r>
-        <w:rPr>
-          <w:rStyle w:val="VerbatimChar"/>
-        </w:rPr>
-        <w:t xml:space="preserve">primary coding agent</w:t>
-      </w:r>
-      <w:r>
-        <w:t xml:space="preserve">,</w:t>
-      </w:r>
-      <w:r>
-        <w:t xml:space="preserve"> </w:t>
-      </w:r>
-      <w:r>
-        <w:rPr>
-          <w:rStyle w:val="VerbatimChar"/>
-        </w:rPr>
-        <w:t xml:space="preserve">secondary review agent</w:t>
-      </w:r>
-      <w:r>
-        <w:t xml:space="preserve">와 같은 중립적 역할명을 사용합니다.</w:t>
-      </w:r>
-    </w:p>
-    <w:bookmarkEnd w:id="14"/>
-    <w:bookmarkStart w:id="15" w:name="검증-기준"/>
-    <w:p>
-      <w:pPr>
-        <w:pStyle w:val="Heading2"/>
-      </w:pPr>
-      <w:r>
-        <w:t xml:space="preserve">7. 검증 기준</w:t>
-      </w:r>
-    </w:p>
-    <w:p>
-      <w:pPr>
-        <w:pStyle w:val="FirstParagraph"/>
-      </w:pPr>
-      <w:r>
-        <w:t xml:space="preserve">기본 검증은 로컬 Go 실행으로 수행할 수 있어야 합니다.</w:t>
+        <w:t xml:space="preserve">기본 검증은 다음 Go 명령으로 수행할 수 있어야 합니다.</w:t>
       </w:r>
     </w:p>
     <w:p>
@@ -1505,16 +1095,17 @@
         </w:rPr>
         <w:t xml:space="preserve">go test ./...</w:t>
       </w:r>
-    </w:p>
-    <w:p>
-      <w:pPr>
-        <w:pStyle w:val="SourceCode"/>
-      </w:pPr>
+      <w:r>
+        <w:br/>
+      </w:r>
+      <w:r>
+        <w:br/>
+      </w:r>
       <w:r>
         <w:rPr>
           <w:rStyle w:val="VerbatimChar"/>
         </w:rPr>
-        <w:t xml:space="preserve">cd go/service-control-api</w:t>
+        <w:t xml:space="preserve">cd ../service-control-api</w:t>
       </w:r>
       <w:r>
         <w:br/>
@@ -1525,17 +1116,6 @@
         </w:rPr>
         <w:t xml:space="preserve">go test ./...</w:t>
       </w:r>
-    </w:p>
-    <w:p>
-      <w:pPr>
-        <w:pStyle w:val="SourceCode"/>
-      </w:pPr>
-      <w:r>
-        <w:rPr>
-          <w:rStyle w:val="VerbatimChar"/>
-        </w:rPr>
-        <w:t xml:space="preserve">cd go/service-control-api</w:t>
-      </w:r>
       <w:r>
         <w:br/>
       </w:r>
@@ -1551,13 +1131,22 @@
         <w:pStyle w:val="FirstParagraph"/>
       </w:pPr>
       <w:r>
-        <w:t xml:space="preserve">기대되는 prototype-level signal은 다음과 같습니다.</w:t>
+        <w:t xml:space="preserve">기대 신호:</w:t>
       </w:r>
     </w:p>
     <w:p>
       <w:pPr>
         <w:pStyle w:val="SourceCode"/>
       </w:pPr>
+      <w:r>
+        <w:rPr>
+          <w:rStyle w:val="VerbatimChar"/>
+        </w:rPr>
+        <w:t xml:space="preserve">valid = true</w:t>
+      </w:r>
+      <w:r>
+        <w:br/>
+      </w:r>
       <w:r>
         <w:rPr>
           <w:rStyle w:val="VerbatimChar"/>
@@ -1580,15 +1169,6 @@
         <w:rPr>
           <w:rStyle w:val="VerbatimChar"/>
         </w:rPr>
-        <w:t xml:space="preserve">valid = true</w:t>
-      </w:r>
-      <w:r>
-        <w:br/>
-      </w:r>
-      <w:r>
-        <w:rPr>
-          <w:rStyle w:val="VerbatimChar"/>
-        </w:rPr>
         <w:t xml:space="preserve">guard_backend = go</w:t>
       </w:r>
       <w:r>
@@ -1601,43 +1181,47 @@
         <w:t xml:space="preserve">guard_validation.valid = true</w:t>
       </w:r>
     </w:p>
+    <w:bookmarkEnd w:id="14"/>
+    <w:bookmarkStart w:id="15" w:name="제외-및-주의-범위"/>
     <w:p>
       <w:pPr>
-        <w:pStyle w:val="FirstParagraph"/>
-      </w:pPr>
-      <w:r>
-        <w:t xml:space="preserve">위 검증은 기능 흐름이 요구사항을 만족하는지 확인하기 위한 것입니다. 운영 성능, 표준 LLM benchmark 품질, 실제 GPU VM provisioning을 증명하지 않습니다.</w:t>
-      </w:r>
-    </w:p>
-    <w:bookmarkEnd w:id="15"/>
-    <w:bookmarkStart w:id="16" w:name="경계-및-제약-조건"/>
-    <w:p>
-      <w:pPr>
         <w:pStyle w:val="Heading2"/>
       </w:pPr>
       <w:r>
-        <w:t xml:space="preserve">8. 경계 및 제약 조건</w:t>
+        <w:t xml:space="preserve">7. 제외 및 주의 범위</w:t>
       </w:r>
     </w:p>
     <w:p>
       <w:pPr>
-        <w:pStyle w:val="FirstParagraph"/>
-      </w:pPr>
-      <w:r>
-        <w:t xml:space="preserve">현재 LLM policy value는 prototype 요구사항 검증을 위한 기준 입력값입니다. 최종 표준 benchmark 결과가 아니며, 최종 정량 보고를 위해서는 고정 prompt, 고정 dataset, 반복 가능한 metric, 문서화된 scoring rule을 갖춘 통제된 per-model Ops 평가가 필요합니다.</w:t>
+        <w:pStyle w:val="Compact"/>
+        <w:numPr>
+          <w:ilvl w:val="0"/>
+          <w:numId w:val="1001"/>
+        </w:numPr>
+      </w:pPr>
+      <w:r>
+        <w:t xml:space="preserve">최종 표준 LLM benchmark 결과를 주장하지 않는다.</w:t>
       </w:r>
     </w:p>
     <w:p>
       <w:pPr>
-        <w:pStyle w:val="BodyText"/>
-      </w:pPr>
-      <w:r>
-        <w:t xml:space="preserve">CPU/GPU VM 배치 판단은 추천 및 배포 계획 생성 요구사항을 검증하기 위한 기능입니다. 운영 cloud scheduler, Kubernetes scheduler, GPU device plugin, CB-Tumblebug provisioning을 대체하지 않습니다.</w:t>
+        <w:pStyle w:val="Compact"/>
+        <w:numPr>
+          <w:ilvl w:val="0"/>
+          <w:numId w:val="1001"/>
+        </w:numPr>
+      </w:pPr>
+      <w:r>
+        <w:t xml:space="preserve">실제 GPU VM provisioning 완료를 주장하지 않는다.</w:t>
       </w:r>
     </w:p>
     <w:p>
       <w:pPr>
-        <w:pStyle w:val="BodyText"/>
+        <w:pStyle w:val="Compact"/>
+        <w:numPr>
+          <w:ilvl w:val="0"/>
+          <w:numId w:val="1001"/>
+        </w:numPr>
       </w:pPr>
       <w:r>
         <w:t xml:space="preserve">기본</w:t>
@@ -1655,11 +1239,23 @@
         <w:t xml:space="preserve"> </w:t>
       </w:r>
       <w:r>
-        <w:t xml:space="preserve">mode는 live Kubernetes cluster를 변경하지 않아야 합니다. 실제 cloud credential과 GPU VM 환경이 필요한 실험은 AI-Infra 또는 CB-Tumblebug 연동 단계에서 별도로 수행해야 합니다.</w:t>
+        <w:t xml:space="preserve">mode는 live Kubernetes cluster를 변경하지 않는다.</w:t>
       </w:r>
     </w:p>
+    <w:p>
+      <w:pPr>
+        <w:pStyle w:val="Compact"/>
+        <w:numPr>
+          <w:ilvl w:val="0"/>
+          <w:numId w:val="1001"/>
+        </w:numPr>
+      </w:pPr>
+      <w:r>
+        <w:t xml:space="preserve">CB-Tumblebug과 AI-Infra는 대체 대상이 아니라 향후 연동 대상이다.</w:t>
+      </w:r>
+    </w:p>
+    <w:bookmarkEnd w:id="15"/>
     <w:bookmarkEnd w:id="16"/>
-    <w:bookmarkEnd w:id="17"/>
     <w:sectPr>
       <w:footnotePr>
         <w:numRestart w:val="eachSect"/>
@@ -1877,12 +1473,6 @@
     <w:abstractNumId w:val="990"/>
   </w:num>
   <w:num w:numId="1001">
-    <w:abstractNumId w:val="991"/>
-  </w:num>
-  <w:num w:numId="1002">
-    <w:abstractNumId w:val="991"/>
-  </w:num>
-  <w:num w:numId="1003">
     <w:abstractNumId w:val="991"/>
   </w:num>
 </w:numbering>

--- a/docs/submission/requirements_definition.docx
+++ b/docs/submission/requirements_definition.docx
@@ -2,7 +2,7 @@
 <file path=word/document.xml><?xml version="1.0" encoding="utf-8"?>
 <w:document xmlns:w="http://schemas.openxmlformats.org/wordprocessingml/2006/main" xmlns:m="http://schemas.openxmlformats.org/officeDocument/2006/math" xmlns:r="http://schemas.openxmlformats.org/officeDocument/2006/relationships" xmlns:o="urn:schemas-microsoft-com:office:office" xmlns:v="urn:schemas-microsoft-com:vml" xmlns:w10="urn:schemas-microsoft-com:office:word" xmlns:a="http://schemas.openxmlformats.org/drawingml/2006/main" xmlns:pic="http://schemas.openxmlformats.org/drawingml/2006/picture" xmlns:wp="http://schemas.openxmlformats.org/drawingml/2006/wordprocessingDrawing">
   <w:body>
-    <w:bookmarkStart w:id="16" w:name="요구사항-정의서"/>
+    <w:bookmarkStart w:id="17" w:name="요구사항-정의서"/>
     <w:p>
       <w:pPr>
         <w:pStyle w:val="Heading1"/>
@@ -19,13 +19,13 @@
         <w:t xml:space="preserve">영문 제목: Requirements Definition</w:t>
       </w:r>
     </w:p>
-    <w:bookmarkStart w:id="9" w:name="목적"/>
+    <w:bookmarkStart w:id="9" w:name="문서-목적"/>
     <w:p>
       <w:pPr>
         <w:pStyle w:val="Heading2"/>
       </w:pPr>
       <w:r>
-        <w:t xml:space="preserve">1. 목적</w:t>
+        <w:t xml:space="preserve">1. 문서 목적</w:t>
       </w:r>
     </w:p>
     <w:p>
@@ -46,186 +46,17 @@
         <w:t xml:space="preserve">AI 기반 서비스 제어 및 관리 자동화 프레임워크</w:t>
       </w:r>
       <w:r>
-        <w:t xml:space="preserve">가 갖추어야 할 필수 요구사항을 정의합니다. 구현 결과 나열이 아니라, 과제 수행과 프로토타입 검증을 위해 필요한 조건을 정리합니다.</w:t>
+        <w:t xml:space="preserve">의 요구사항을 정의합니다. 목적은 구현 결과를 단순 나열하는 것이 아니라, 연구 과제 수행에 필요한 기능, 품질, 검증 기준, 제외 범위를 명확히 정리하는 것입니다.</w:t>
       </w:r>
     </w:p>
     <w:bookmarkEnd w:id="9"/>
-    <w:bookmarkStart w:id="10" w:name="핵심-요구-범위"/>
+    <w:bookmarkStart w:id="10" w:name="과제-적용-범위"/>
     <w:p>
       <w:pPr>
         <w:pStyle w:val="Heading2"/>
       </w:pPr>
       <w:r>
-        <w:t xml:space="preserve">2. 핵심 요구 범위</w:t>
-      </w:r>
-    </w:p>
-    <w:tbl>
-      <w:tblPr>
-        <w:tblStyle w:val="Table"/>
-        <w:tblW w:type="pct" w:w="5000"/>
-        <w:tblLayout w:type="fixed"/>
-        <w:tblLook w:firstRow="1" w:lastRow="0" w:firstColumn="0" w:lastColumn="0" w:noHBand="0" w:noVBand="0" w:val="0020"/>
-      </w:tblPr>
-      <w:tblGrid>
-        <w:gridCol w:w="3960"/>
-        <w:gridCol w:w="3960"/>
-      </w:tblGrid>
-      <w:tr>
-        <w:trPr>
-          <w:tblHeader w:val="on"/>
-        </w:trPr>
-        <w:tc>
-          <w:tcPr/>
-          <w:p>
-            <w:pPr>
-              <w:pStyle w:val="Compact"/>
-            </w:pPr>
-            <w:r>
-              <w:t xml:space="preserve">구분</w:t>
-            </w:r>
-          </w:p>
-        </w:tc>
-        <w:tc>
-          <w:tcPr/>
-          <w:p>
-            <w:pPr>
-              <w:pStyle w:val="Compact"/>
-            </w:pPr>
-            <w:r>
-              <w:t xml:space="preserve">요구 내용</w:t>
-            </w:r>
-          </w:p>
-        </w:tc>
-      </w:tr>
-      <w:tr>
-        <w:tc>
-          <w:tcPr/>
-          <w:p>
-            <w:pPr>
-              <w:pStyle w:val="Compact"/>
-            </w:pPr>
-            <w:r>
-              <w:t xml:space="preserve">LLM 운영 관리</w:t>
-            </w:r>
-          </w:p>
-        </w:tc>
-        <w:tc>
-          <w:tcPr/>
-          <w:p>
-            <w:pPr>
-              <w:pStyle w:val="Compact"/>
-            </w:pPr>
-            <w:r>
-              <w:t xml:space="preserve">Ops 분석 시험을 위한 LLM 후보, 선정 기준, 운영 관리 흐름을 정의해야 한다.</w:t>
-            </w:r>
-          </w:p>
-        </w:tc>
-      </w:tr>
-      <w:tr>
-        <w:tc>
-          <w:tcPr/>
-          <w:p>
-            <w:pPr>
-              <w:pStyle w:val="Compact"/>
-            </w:pPr>
-            <w:r>
-              <w:t xml:space="preserve">에이전트 등록 관리</w:t>
-            </w:r>
-          </w:p>
-        </w:tc>
-        <w:tc>
-          <w:tcPr/>
-          <w:p>
-            <w:pPr>
-              <w:pStyle w:val="Compact"/>
-            </w:pPr>
-            <w:r>
-              <w:t xml:space="preserve">AI 에이전트의 역할, 책임, 허용 action 경계를 관리해야 한다.</w:t>
-            </w:r>
-          </w:p>
-        </w:tc>
-      </w:tr>
-      <w:tr>
-        <w:tc>
-          <w:tcPr/>
-          <w:p>
-            <w:pPr>
-              <w:pStyle w:val="Compact"/>
-            </w:pPr>
-            <w:r>
-              <w:t xml:space="preserve">AI 응용 배포·제어</w:t>
-            </w:r>
-          </w:p>
-        </w:tc>
-        <w:tc>
-          <w:tcPr/>
-          <w:p>
-            <w:pPr>
-              <w:pStyle w:val="Compact"/>
-            </w:pPr>
-            <w:r>
-              <w:t xml:space="preserve">CPU/GPU VM 기반으로 AI workload 배치와 배포 계획을 판단해야 한다.</w:t>
-            </w:r>
-          </w:p>
-        </w:tc>
-      </w:tr>
-      <w:tr>
-        <w:tc>
-          <w:tcPr/>
-          <w:p>
-            <w:pPr>
-              <w:pStyle w:val="Compact"/>
-            </w:pPr>
-            <w:r>
-              <w:t xml:space="preserve">검증 방식</w:t>
-            </w:r>
-          </w:p>
-        </w:tc>
-        <w:tc>
-          <w:tcPr/>
-          <w:p>
-            <w:pPr>
-              <w:pStyle w:val="Compact"/>
-            </w:pPr>
-            <w:r>
-              <w:t xml:space="preserve">로컬 Go API/CLI로 반복 가능한 검증 결과를 생성해야 한다.</w:t>
-            </w:r>
-          </w:p>
-        </w:tc>
-      </w:tr>
-      <w:tr>
-        <w:tc>
-          <w:tcPr/>
-          <w:p>
-            <w:pPr>
-              <w:pStyle w:val="Compact"/>
-            </w:pPr>
-            <w:r>
-              <w:t xml:space="preserve">외부 연동 경계</w:t>
-            </w:r>
-          </w:p>
-        </w:tc>
-        <w:tc>
-          <w:tcPr/>
-          <w:p>
-            <w:pPr>
-              <w:pStyle w:val="Compact"/>
-            </w:pPr>
-            <w:r>
-              <w:t xml:space="preserve">실제 GPU VM 생성과 CB-Tumblebug 연동은 기본 로컬 검증 범위 밖으로 둔다.</w:t>
-            </w:r>
-          </w:p>
-        </w:tc>
-      </w:tr>
-    </w:tbl>
-    <w:bookmarkEnd w:id="10"/>
-    <w:bookmarkStart w:id="11" w:name="기능-요구사항"/>
-    <w:p>
-      <w:pPr>
-        <w:pStyle w:val="Heading2"/>
-      </w:pPr>
-      <w:r>
-        <w:t xml:space="preserve">3. 기능 요구사항</w:t>
+        <w:t xml:space="preserve">2. 과제 적용 범위</w:t>
       </w:r>
     </w:p>
     <w:tbl>
@@ -251,357 +82,217 @@
               <w:pStyle w:val="Compact"/>
             </w:pPr>
             <w:r>
-              <w:t xml:space="preserve">ID</w:t>
-            </w:r>
-          </w:p>
-        </w:tc>
-        <w:tc>
-          <w:tcPr/>
-          <w:p>
-            <w:pPr>
-              <w:pStyle w:val="Compact"/>
-            </w:pPr>
-            <w:r>
-              <w:t xml:space="preserve">요구사항</w:t>
-            </w:r>
-          </w:p>
-        </w:tc>
-        <w:tc>
-          <w:tcPr/>
-          <w:p>
-            <w:pPr>
-              <w:pStyle w:val="Compact"/>
-            </w:pPr>
-            <w:r>
-              <w:t xml:space="preserve">수용 기준</w:t>
-            </w:r>
-          </w:p>
-        </w:tc>
-      </w:tr>
-      <w:tr>
-        <w:tc>
-          <w:tcPr/>
-          <w:p>
-            <w:pPr>
-              <w:pStyle w:val="Compact"/>
-            </w:pPr>
-            <w:r>
-              <w:t xml:space="preserve">FR-01</w:t>
-            </w:r>
-          </w:p>
-        </w:tc>
-        <w:tc>
-          <w:tcPr/>
-          <w:p>
-            <w:pPr>
-              <w:pStyle w:val="Compact"/>
-            </w:pPr>
-            <w:r>
-              <w:t xml:space="preserve">Ops LLM 후보와 선정 policy를 정의해야 한다.</w:t>
-            </w:r>
-          </w:p>
-        </w:tc>
-        <w:tc>
-          <w:tcPr/>
-          <w:p>
-            <w:pPr>
-              <w:pStyle w:val="Compact"/>
-            </w:pPr>
-            <w:r>
-              <w:t xml:space="preserve">candidate, metric, weight가 설정으로 분리되고 ranking 결과를 산출해야 한다.</w:t>
-            </w:r>
-          </w:p>
-        </w:tc>
-      </w:tr>
-      <w:tr>
-        <w:tc>
-          <w:tcPr/>
-          <w:p>
-            <w:pPr>
-              <w:pStyle w:val="Compact"/>
-            </w:pPr>
-            <w:r>
-              <w:t xml:space="preserve">FR-02</w:t>
-            </w:r>
-          </w:p>
-        </w:tc>
-        <w:tc>
-          <w:tcPr/>
-          <w:p>
-            <w:pPr>
-              <w:pStyle w:val="Compact"/>
-            </w:pPr>
-            <w:r>
-              <w:t xml:space="preserve">LLM 선정 결과를 설명 가능하게 제공해야 한다.</w:t>
-            </w:r>
-          </w:p>
-        </w:tc>
-        <w:tc>
-          <w:tcPr/>
-          <w:p>
-            <w:pPr>
-              <w:pStyle w:val="Compact"/>
-            </w:pPr>
-            <w:r>
-              <w:t xml:space="preserve">선택 candidate, score, ranking, 선정 사유가 포함되어야 한다.</w:t>
-            </w:r>
-          </w:p>
-        </w:tc>
-      </w:tr>
-      <w:tr>
-        <w:tc>
-          <w:tcPr/>
-          <w:p>
-            <w:pPr>
-              <w:pStyle w:val="Compact"/>
-            </w:pPr>
-            <w:r>
-              <w:t xml:space="preserve">FR-03</w:t>
-            </w:r>
-          </w:p>
-        </w:tc>
-        <w:tc>
-          <w:tcPr/>
-          <w:p>
-            <w:pPr>
-              <w:pStyle w:val="Compact"/>
-            </w:pPr>
-            <w:r>
-              <w:t xml:space="preserve">AI 에이전트 registry를 제공해야 한다.</w:t>
-            </w:r>
-          </w:p>
-        </w:tc>
-        <w:tc>
-          <w:tcPr/>
-          <w:p>
-            <w:pPr>
-              <w:pStyle w:val="Compact"/>
-            </w:pPr>
-            <w:r>
-              <w:t xml:space="preserve">agent name, role, responsibility, bounded action을 조회할 수 있어야 한다.</w:t>
-            </w:r>
-          </w:p>
-        </w:tc>
-      </w:tr>
-      <w:tr>
-        <w:tc>
-          <w:tcPr/>
-          <w:p>
-            <w:pPr>
-              <w:pStyle w:val="Compact"/>
-            </w:pPr>
-            <w:r>
-              <w:t xml:space="preserve">FR-04</w:t>
-            </w:r>
-          </w:p>
-        </w:tc>
-        <w:tc>
-          <w:tcPr/>
-          <w:p>
-            <w:pPr>
-              <w:pStyle w:val="Compact"/>
-            </w:pPr>
-            <w:r>
-              <w:t xml:space="preserve">에이전트 action boundary를 검증해야 한다.</w:t>
-            </w:r>
-          </w:p>
-        </w:tc>
-        <w:tc>
-          <w:tcPr/>
-          <w:p>
-            <w:pPr>
-              <w:pStyle w:val="Compact"/>
-            </w:pPr>
-            <w:r>
-              <w:t xml:space="preserve">허용되지 않은 action은 ready 상태로 처리하지 않아야 한다.</w:t>
-            </w:r>
-          </w:p>
-        </w:tc>
-      </w:tr>
-      <w:tr>
-        <w:tc>
-          <w:tcPr/>
-          <w:p>
-            <w:pPr>
-              <w:pStyle w:val="Compact"/>
-            </w:pPr>
-            <w:r>
-              <w:t xml:space="preserve">FR-05</w:t>
-            </w:r>
-          </w:p>
-        </w:tc>
-        <w:tc>
-          <w:tcPr/>
-          <w:p>
-            <w:pPr>
-              <w:pStyle w:val="Compact"/>
-            </w:pPr>
-            <w:r>
-              <w:t xml:space="preserve">CPU/GPU VM 배치 판단 기준을 제공해야 한다.</w:t>
-            </w:r>
-          </w:p>
-        </w:tc>
-        <w:tc>
-          <w:tcPr/>
-          <w:p>
-            <w:pPr>
-              <w:pStyle w:val="Compact"/>
-            </w:pPr>
-            <w:r>
-              <w:t xml:space="preserve">accelerator, VRAM, latency SLO, throughput, cost, capacity를 고려해야 한다.</w:t>
-            </w:r>
-          </w:p>
-        </w:tc>
-      </w:tr>
-      <w:tr>
-        <w:tc>
-          <w:tcPr/>
-          <w:p>
-            <w:pPr>
-              <w:pStyle w:val="Compact"/>
-            </w:pPr>
-            <w:r>
-              <w:t xml:space="preserve">FR-06</w:t>
-            </w:r>
-          </w:p>
-        </w:tc>
-        <w:tc>
-          <w:tcPr/>
-          <w:p>
-            <w:pPr>
-              <w:pStyle w:val="Compact"/>
-            </w:pPr>
-            <w:r>
-              <w:t xml:space="preserve">AI 응용 배포·제어 계획을 생성해야 한다.</w:t>
-            </w:r>
-          </w:p>
-        </w:tc>
-        <w:tc>
-          <w:tcPr/>
-          <w:p>
-            <w:pPr>
-              <w:pStyle w:val="Compact"/>
-            </w:pPr>
-            <w:r>
-              <w:t xml:space="preserve">선택 resource, deployment, node selector, resource limit, monitoring metric이 포함되어야 한다.</w:t>
-            </w:r>
-          </w:p>
-        </w:tc>
-      </w:tr>
-      <w:tr>
-        <w:tc>
-          <w:tcPr/>
-          <w:p>
-            <w:pPr>
-              <w:pStyle w:val="Compact"/>
-            </w:pPr>
-            <w:r>
-              <w:t xml:space="preserve">FR-07</w:t>
-            </w:r>
-          </w:p>
-        </w:tc>
-        <w:tc>
-          <w:tcPr/>
-          <w:p>
-            <w:pPr>
-              <w:pStyle w:val="Compact"/>
-            </w:pPr>
-            <w:r>
-              <w:t xml:space="preserve">통합 서비스 운영 준비도 결과를 제공해야 한다.</w:t>
-            </w:r>
-          </w:p>
-        </w:tc>
-        <w:tc>
-          <w:tcPr/>
-          <w:p>
-            <w:pPr>
-              <w:pStyle w:val="Compact"/>
-            </w:pPr>
-            <w:r>
-              <w:t xml:space="preserve">LLM 선정, agent 검증, 배치 판단, 배포 계획, guard 검증 결과를 함께 보고해야 한다.</w:t>
-            </w:r>
-          </w:p>
-        </w:tc>
-      </w:tr>
-      <w:tr>
-        <w:tc>
-          <w:tcPr/>
-          <w:p>
-            <w:pPr>
-              <w:pStyle w:val="Compact"/>
-            </w:pPr>
-            <w:r>
-              <w:t xml:space="preserve">FR-08</w:t>
-            </w:r>
-          </w:p>
-        </w:tc>
-        <w:tc>
-          <w:tcPr/>
-          <w:p>
-            <w:pPr>
-              <w:pStyle w:val="Compact"/>
-            </w:pPr>
-            <w:r>
-              <w:t xml:space="preserve">CLI와 HTTP API를 모두 제공해야 한다.</w:t>
-            </w:r>
-          </w:p>
-        </w:tc>
-        <w:tc>
-          <w:tcPr/>
-          <w:p>
-            <w:pPr>
-              <w:pStyle w:val="Compact"/>
-            </w:pPr>
-            <w:r>
-              <w:t xml:space="preserve">같은 핵심 기능을 command와 API endpoint로 실행할 수 있어야 한다.</w:t>
-            </w:r>
-          </w:p>
-        </w:tc>
-      </w:tr>
-      <w:tr>
-        <w:tc>
-          <w:tcPr/>
-          <w:p>
-            <w:pPr>
-              <w:pStyle w:val="Compact"/>
-            </w:pPr>
-            <w:r>
-              <w:t xml:space="preserve">FR-09</w:t>
-            </w:r>
-          </w:p>
-        </w:tc>
-        <w:tc>
-          <w:tcPr/>
-          <w:p>
-            <w:pPr>
-              <w:pStyle w:val="Compact"/>
-            </w:pPr>
-            <w:r>
-              <w:t xml:space="preserve">API 계약을 표준 형식으로 제공해야 한다.</w:t>
-            </w:r>
-          </w:p>
-        </w:tc>
-        <w:tc>
-          <w:tcPr/>
-          <w:p>
-            <w:pPr>
-              <w:pStyle w:val="Compact"/>
-            </w:pPr>
-            <w:r>
-              <w:t xml:space="preserve">OpenAPI 또는 Swagger 문서가 제공되어야 한다.</w:t>
+              <w:t xml:space="preserve">구분</w:t>
+            </w:r>
+          </w:p>
+        </w:tc>
+        <w:tc>
+          <w:tcPr/>
+          <w:p>
+            <w:pPr>
+              <w:pStyle w:val="Compact"/>
+            </w:pPr>
+            <w:r>
+              <w:t xml:space="preserve">요구 범위</w:t>
+            </w:r>
+          </w:p>
+        </w:tc>
+        <w:tc>
+          <w:tcPr/>
+          <w:p>
+            <w:pPr>
+              <w:pStyle w:val="Compact"/>
+            </w:pPr>
+            <w:r>
+              <w:t xml:space="preserve">설명</w:t>
+            </w:r>
+          </w:p>
+        </w:tc>
+      </w:tr>
+      <w:tr>
+        <w:tc>
+          <w:tcPr/>
+          <w:p>
+            <w:pPr>
+              <w:pStyle w:val="Compact"/>
+            </w:pPr>
+            <w:r>
+              <w:t xml:space="preserve">AI LLM 운영 관리</w:t>
+            </w:r>
+          </w:p>
+        </w:tc>
+        <w:tc>
+          <w:tcPr/>
+          <w:p>
+            <w:pPr>
+              <w:pStyle w:val="Compact"/>
+            </w:pPr>
+            <w:r>
+              <w:t xml:space="preserve">Ops LLM 선정과 운영 관리 구조</w:t>
+            </w:r>
+          </w:p>
+        </w:tc>
+        <w:tc>
+          <w:tcPr/>
+          <w:p>
+            <w:pPr>
+              <w:pStyle w:val="Compact"/>
+            </w:pPr>
+            <w:r>
+              <w:t xml:space="preserve">Ops 분석 시험 결과를 기반으로 사용할 LLM 후보를 선정하고 운영 관리 흐름에 연결해야 한다.</w:t>
+            </w:r>
+          </w:p>
+        </w:tc>
+      </w:tr>
+      <w:tr>
+        <w:tc>
+          <w:tcPr/>
+          <w:p>
+            <w:pPr>
+              <w:pStyle w:val="Compact"/>
+            </w:pPr>
+            <w:r>
+              <w:t xml:space="preserve">에이전트 등록 관리</w:t>
+            </w:r>
+          </w:p>
+        </w:tc>
+        <w:tc>
+          <w:tcPr/>
+          <w:p>
+            <w:pPr>
+              <w:pStyle w:val="Compact"/>
+            </w:pPr>
+            <w:r>
+              <w:t xml:space="preserve">AI agent registry와 action boundary</w:t>
+            </w:r>
+          </w:p>
+        </w:tc>
+        <w:tc>
+          <w:tcPr/>
+          <w:p>
+            <w:pPr>
+              <w:pStyle w:val="Compact"/>
+            </w:pPr>
+            <w:r>
+              <w:t xml:space="preserve">서비스 제어에 참여하는 agent의 역할, 책임, 허용 action을 관리해야 한다.</w:t>
+            </w:r>
+          </w:p>
+        </w:tc>
+      </w:tr>
+      <w:tr>
+        <w:tc>
+          <w:tcPr/>
+          <w:p>
+            <w:pPr>
+              <w:pStyle w:val="Compact"/>
+            </w:pPr>
+            <w:r>
+              <w:t xml:space="preserve">AI 응용 배포·제어</w:t>
+            </w:r>
+          </w:p>
+        </w:tc>
+        <w:tc>
+          <w:tcPr/>
+          <w:p>
+            <w:pPr>
+              <w:pStyle w:val="Compact"/>
+            </w:pPr>
+            <w:r>
+              <w:t xml:space="preserve">CPU/GPU VM 기반 추론 배치 판단</w:t>
+            </w:r>
+          </w:p>
+        </w:tc>
+        <w:tc>
+          <w:tcPr/>
+          <w:p>
+            <w:pPr>
+              <w:pStyle w:val="Compact"/>
+            </w:pPr>
+            <w:r>
+              <w:t xml:space="preserve">AI workload 요구사항을 기반으로 CPU/GPU VM 배치를 추천하고 배포 계획을 생성해야 한다.</w:t>
+            </w:r>
+          </w:p>
+        </w:tc>
+      </w:tr>
+      <w:tr>
+        <w:tc>
+          <w:tcPr/>
+          <w:p>
+            <w:pPr>
+              <w:pStyle w:val="Compact"/>
+            </w:pPr>
+            <w:r>
+              <w:t xml:space="preserve">실행 방식</w:t>
+            </w:r>
+          </w:p>
+        </w:tc>
+        <w:tc>
+          <w:tcPr/>
+          <w:p>
+            <w:pPr>
+              <w:pStyle w:val="Compact"/>
+            </w:pPr>
+            <w:r>
+              <w:t xml:space="preserve">Go API/CLI</w:t>
+            </w:r>
+          </w:p>
+        </w:tc>
+        <w:tc>
+          <w:tcPr/>
+          <w:p>
+            <w:pPr>
+              <w:pStyle w:val="Compact"/>
+            </w:pPr>
+            <w:r>
+              <w:t xml:space="preserve">제출 및 시연 경로의 핵심 로직은 Go 기반으로 실행 가능해야 한다.</w:t>
+            </w:r>
+          </w:p>
+        </w:tc>
+      </w:tr>
+      <w:tr>
+        <w:tc>
+          <w:tcPr/>
+          <w:p>
+            <w:pPr>
+              <w:pStyle w:val="Compact"/>
+            </w:pPr>
+            <w:r>
+              <w:t xml:space="preserve">검증 방식</w:t>
+            </w:r>
+          </w:p>
+        </w:tc>
+        <w:tc>
+          <w:tcPr/>
+          <w:p>
+            <w:pPr>
+              <w:pStyle w:val="Compact"/>
+            </w:pPr>
+            <w:r>
+              <w:t xml:space="preserve">로컬 반복 검증</w:t>
+            </w:r>
+          </w:p>
+        </w:tc>
+        <w:tc>
+          <w:tcPr/>
+          <w:p>
+            <w:pPr>
+              <w:pStyle w:val="Compact"/>
+            </w:pPr>
+            <w:r>
+              <w:t xml:space="preserve">cloud credential 없이도 mock 또는 dry-run으로 기능 흐름을 검증할 수 있어야 한다.</w:t>
             </w:r>
           </w:p>
         </w:tc>
       </w:tr>
     </w:tbl>
-    <w:bookmarkEnd w:id="11"/>
-    <w:bookmarkStart w:id="12" w:name="비기능-요구사항"/>
+    <w:bookmarkEnd w:id="10"/>
+    <w:bookmarkStart w:id="11" w:name="핵심-입력-데이터"/>
     <w:p>
       <w:pPr>
         <w:pStyle w:val="Heading2"/>
       </w:pPr>
       <w:r>
-        <w:t xml:space="preserve">4. 비기능 요구사항</w:t>
+        <w:t xml:space="preserve">3. 핵심 입력 데이터</w:t>
       </w:r>
     </w:p>
     <w:tbl>
@@ -627,7 +318,18 @@
               <w:pStyle w:val="Compact"/>
             </w:pPr>
             <w:r>
-              <w:t xml:space="preserve">ID</w:t>
+              <w:t xml:space="preserve">입력</w:t>
+            </w:r>
+          </w:p>
+        </w:tc>
+        <w:tc>
+          <w:tcPr/>
+          <w:p>
+            <w:pPr>
+              <w:pStyle w:val="Compact"/>
+            </w:pPr>
+            <w:r>
+              <w:t xml:space="preserve">위치</w:t>
             </w:r>
           </w:p>
         </w:tc>
@@ -642,237 +344,777 @@
             </w:r>
           </w:p>
         </w:tc>
-        <w:tc>
-          <w:tcPr/>
-          <w:p>
-            <w:pPr>
-              <w:pStyle w:val="Compact"/>
-            </w:pPr>
-            <w:r>
-              <w:t xml:space="preserve">수용 기준</w:t>
-            </w:r>
-          </w:p>
-        </w:tc>
-      </w:tr>
-      <w:tr>
-        <w:tc>
-          <w:tcPr/>
-          <w:p>
-            <w:pPr>
-              <w:pStyle w:val="Compact"/>
-            </w:pPr>
-            <w:r>
-              <w:t xml:space="preserve">NFR-01</w:t>
-            </w:r>
-          </w:p>
-        </w:tc>
-        <w:tc>
-          <w:tcPr/>
-          <w:p>
-            <w:pPr>
-              <w:pStyle w:val="Compact"/>
-            </w:pPr>
-            <w:r>
-              <w:t xml:space="preserve">핵심 구현은 Go 중심이어야 한다.</w:t>
-            </w:r>
-          </w:p>
-        </w:tc>
-        <w:tc>
-          <w:tcPr/>
-          <w:p>
-            <w:pPr>
-              <w:pStyle w:val="Compact"/>
-            </w:pPr>
-            <w:r>
-              <w:t xml:space="preserve">주요 판단 로직과 API/CLI 실행 경로가 Go module에 있어야 한다.</w:t>
-            </w:r>
-          </w:p>
-        </w:tc>
-      </w:tr>
-      <w:tr>
-        <w:tc>
-          <w:tcPr/>
-          <w:p>
-            <w:pPr>
-              <w:pStyle w:val="Compact"/>
-            </w:pPr>
-            <w:r>
-              <w:t xml:space="preserve">NFR-02</w:t>
-            </w:r>
-          </w:p>
-        </w:tc>
-        <w:tc>
-          <w:tcPr/>
-          <w:p>
-            <w:pPr>
-              <w:pStyle w:val="Compact"/>
-            </w:pPr>
-            <w:r>
-              <w:t xml:space="preserve">정책과 입력 데이터는 재현 가능해야 한다.</w:t>
-            </w:r>
-          </w:p>
-        </w:tc>
-        <w:tc>
-          <w:tcPr/>
-          <w:p>
-            <w:pPr>
-              <w:pStyle w:val="Compact"/>
-            </w:pPr>
-            <w:r>
-              <w:t xml:space="preserve">LLM policy, agent registry, VM profile이 설정 파일로 관리되어야 한다.</w:t>
-            </w:r>
-          </w:p>
-        </w:tc>
-      </w:tr>
-      <w:tr>
-        <w:tc>
-          <w:tcPr/>
-          <w:p>
-            <w:pPr>
-              <w:pStyle w:val="Compact"/>
-            </w:pPr>
-            <w:r>
-              <w:t xml:space="preserve">NFR-03</w:t>
-            </w:r>
-          </w:p>
-        </w:tc>
-        <w:tc>
-          <w:tcPr/>
-          <w:p>
-            <w:pPr>
-              <w:pStyle w:val="Compact"/>
-            </w:pPr>
-            <w:r>
-              <w:t xml:space="preserve">기본 검증은 로컬에서 가능해야 한다.</w:t>
-            </w:r>
-          </w:p>
-        </w:tc>
-        <w:tc>
-          <w:tcPr/>
-          <w:p>
-            <w:pPr>
-              <w:pStyle w:val="Compact"/>
-            </w:pPr>
-            <w:r>
-              <w:t xml:space="preserve">cloud credential 없이 mock 또는 dry-run 방식으로 검증되어야 한다.</w:t>
-            </w:r>
-          </w:p>
-        </w:tc>
-      </w:tr>
-      <w:tr>
-        <w:tc>
-          <w:tcPr/>
-          <w:p>
-            <w:pPr>
-              <w:pStyle w:val="Compact"/>
-            </w:pPr>
-            <w:r>
-              <w:t xml:space="preserve">NFR-04</w:t>
-            </w:r>
-          </w:p>
-        </w:tc>
-        <w:tc>
-          <w:tcPr/>
-          <w:p>
-            <w:pPr>
-              <w:pStyle w:val="Compact"/>
-            </w:pPr>
-            <w:r>
-              <w:t xml:space="preserve">prototype과 production을 구분해야 한다.</w:t>
-            </w:r>
-          </w:p>
-        </w:tc>
-        <w:tc>
-          <w:tcPr/>
-          <w:p>
-            <w:pPr>
-              <w:pStyle w:val="Compact"/>
-            </w:pPr>
-            <w:r>
-              <w:t xml:space="preserve">실제 운영 배포, live cluster 변경, GPU VM 생성을 과장해 표현하지 않아야 한다.</w:t>
-            </w:r>
-          </w:p>
-        </w:tc>
-      </w:tr>
-      <w:tr>
-        <w:tc>
-          <w:tcPr/>
-          <w:p>
-            <w:pPr>
-              <w:pStyle w:val="Compact"/>
-            </w:pPr>
-            <w:r>
-              <w:t xml:space="preserve">NFR-05</w:t>
-            </w:r>
-          </w:p>
-        </w:tc>
-        <w:tc>
-          <w:tcPr/>
-          <w:p>
-            <w:pPr>
-              <w:pStyle w:val="Compact"/>
-            </w:pPr>
-            <w:r>
-              <w:t xml:space="preserve">benchmark 경계를 명확히 해야 한다.</w:t>
-            </w:r>
-          </w:p>
-        </w:tc>
-        <w:tc>
-          <w:tcPr/>
-          <w:p>
-            <w:pPr>
-              <w:pStyle w:val="Compact"/>
-            </w:pPr>
-            <w:r>
-              <w:t xml:space="preserve">수동 policy baseline과 최종 정량 benchmark를 구분해야 한다.</w:t>
-            </w:r>
-          </w:p>
-        </w:tc>
-      </w:tr>
-      <w:tr>
-        <w:tc>
-          <w:tcPr/>
-          <w:p>
-            <w:pPr>
-              <w:pStyle w:val="Compact"/>
-            </w:pPr>
-            <w:r>
-              <w:t xml:space="preserve">NFR-06</w:t>
-            </w:r>
-          </w:p>
-        </w:tc>
-        <w:tc>
-          <w:tcPr/>
-          <w:p>
-            <w:pPr>
-              <w:pStyle w:val="Compact"/>
-            </w:pPr>
-            <w:r>
-              <w:t xml:space="preserve">검증 결과를 추적 가능하게 남겨야 한다.</w:t>
-            </w:r>
-          </w:p>
-        </w:tc>
-        <w:tc>
-          <w:tcPr/>
-          <w:p>
-            <w:pPr>
-              <w:pStyle w:val="Compact"/>
-            </w:pPr>
-            <w:r>
-              <w:t xml:space="preserve">주요 실행 결과는 JSON 또는 문서화 가능한 출력으로 보존되어야 한다.</w:t>
+      </w:tr>
+      <w:tr>
+        <w:tc>
+          <w:tcPr/>
+          <w:p>
+            <w:pPr>
+              <w:pStyle w:val="Compact"/>
+            </w:pPr>
+            <w:r>
+              <w:t xml:space="preserve">LLM 정책 후보</w:t>
+            </w:r>
+          </w:p>
+        </w:tc>
+        <w:tc>
+          <w:tcPr/>
+          <w:p>
+            <w:pPr>
+              <w:pStyle w:val="Compact"/>
+            </w:pPr>
+            <w:r>
+              <w:rPr>
+                <w:rStyle w:val="VerbatimChar"/>
+              </w:rPr>
+              <w:t xml:space="preserve">config/ops_llm_benchmark.json</w:t>
+            </w:r>
+          </w:p>
+        </w:tc>
+        <w:tc>
+          <w:tcPr/>
+          <w:p>
+            <w:pPr>
+              <w:pStyle w:val="Compact"/>
+            </w:pPr>
+            <w:r>
+              <w:t xml:space="preserve">LLM candidate, metric, policy weight를 재현 가능한 형태로 정의해야 한다.</w:t>
+            </w:r>
+          </w:p>
+        </w:tc>
+      </w:tr>
+      <w:tr>
+        <w:tc>
+          <w:tcPr/>
+          <w:p>
+            <w:pPr>
+              <w:pStyle w:val="Compact"/>
+            </w:pPr>
+            <w:r>
+              <w:t xml:space="preserve">Agent registry</w:t>
+            </w:r>
+          </w:p>
+        </w:tc>
+        <w:tc>
+          <w:tcPr/>
+          <w:p>
+            <w:pPr>
+              <w:pStyle w:val="Compact"/>
+            </w:pPr>
+            <w:r>
+              <w:rPr>
+                <w:rStyle w:val="VerbatimChar"/>
+              </w:rPr>
+              <w:t xml:space="preserve">config/agent_registry.json</w:t>
+            </w:r>
+          </w:p>
+        </w:tc>
+        <w:tc>
+          <w:tcPr/>
+          <w:p>
+            <w:pPr>
+              <w:pStyle w:val="Compact"/>
+            </w:pPr>
+            <w:r>
+              <w:t xml:space="preserve">agent role, responsibility, bounded action, reward signal을 정의해야 한다.</w:t>
+            </w:r>
+          </w:p>
+        </w:tc>
+      </w:tr>
+      <w:tr>
+        <w:tc>
+          <w:tcPr/>
+          <w:p>
+            <w:pPr>
+              <w:pStyle w:val="Compact"/>
+            </w:pPr>
+            <w:r>
+              <w:t xml:space="preserve">추론 배치 정책</w:t>
+            </w:r>
+          </w:p>
+        </w:tc>
+        <w:tc>
+          <w:tcPr/>
+          <w:p>
+            <w:pPr>
+              <w:pStyle w:val="Compact"/>
+            </w:pPr>
+            <w:r>
+              <w:rPr>
+                <w:rStyle w:val="VerbatimChar"/>
+              </w:rPr>
+              <w:t xml:space="preserve">config/inference_optimization.json</w:t>
+            </w:r>
+          </w:p>
+        </w:tc>
+        <w:tc>
+          <w:tcPr/>
+          <w:p>
+            <w:pPr>
+              <w:pStyle w:val="Compact"/>
+            </w:pPr>
+            <w:r>
+              <w:t xml:space="preserve">workload와 CPU/GPU VM resource profile을 정의해야 한다.</w:t>
             </w:r>
           </w:p>
         </w:tc>
       </w:tr>
     </w:tbl>
-    <w:bookmarkEnd w:id="12"/>
-    <w:bookmarkStart w:id="13" w:name="산출물-요구사항"/>
+    <w:bookmarkEnd w:id="11"/>
+    <w:bookmarkStart w:id="12" w:name="기능-요구사항"/>
     <w:p>
       <w:pPr>
         <w:pStyle w:val="Heading2"/>
       </w:pPr>
       <w:r>
-        <w:t xml:space="preserve">5. 산출물 요구사항</w:t>
+        <w:t xml:space="preserve">4. 기능 요구사항</w:t>
+      </w:r>
+    </w:p>
+    <w:tbl>
+      <w:tblPr>
+        <w:tblStyle w:val="Table"/>
+        <w:tblW w:type="pct" w:w="5000"/>
+        <w:tblLayout w:type="fixed"/>
+        <w:tblLook w:firstRow="1" w:lastRow="0" w:firstColumn="0" w:lastColumn="0" w:noHBand="0" w:noVBand="0" w:val="0020"/>
+      </w:tblPr>
+      <w:tblGrid>
+        <w:gridCol w:w="2640"/>
+        <w:gridCol w:w="2640"/>
+        <w:gridCol w:w="2640"/>
+      </w:tblGrid>
+      <w:tr>
+        <w:trPr>
+          <w:tblHeader w:val="on"/>
+        </w:trPr>
+        <w:tc>
+          <w:tcPr/>
+          <w:p>
+            <w:pPr>
+              <w:pStyle w:val="Compact"/>
+            </w:pPr>
+            <w:r>
+              <w:t xml:space="preserve">ID</w:t>
+            </w:r>
+          </w:p>
+        </w:tc>
+        <w:tc>
+          <w:tcPr/>
+          <w:p>
+            <w:pPr>
+              <w:pStyle w:val="Compact"/>
+            </w:pPr>
+            <w:r>
+              <w:t xml:space="preserve">요구사항</w:t>
+            </w:r>
+          </w:p>
+        </w:tc>
+        <w:tc>
+          <w:tcPr/>
+          <w:p>
+            <w:pPr>
+              <w:pStyle w:val="Compact"/>
+            </w:pPr>
+            <w:r>
+              <w:t xml:space="preserve">수용 기준</w:t>
+            </w:r>
+          </w:p>
+        </w:tc>
+      </w:tr>
+      <w:tr>
+        <w:tc>
+          <w:tcPr/>
+          <w:p>
+            <w:pPr>
+              <w:pStyle w:val="Compact"/>
+            </w:pPr>
+            <w:r>
+              <w:t xml:space="preserve">FR-01</w:t>
+            </w:r>
+          </w:p>
+        </w:tc>
+        <w:tc>
+          <w:tcPr/>
+          <w:p>
+            <w:pPr>
+              <w:pStyle w:val="Compact"/>
+            </w:pPr>
+            <w:r>
+              <w:t xml:space="preserve">Ops LLM 후보와 선정 policy를 정의해야 한다.</w:t>
+            </w:r>
+          </w:p>
+        </w:tc>
+        <w:tc>
+          <w:tcPr/>
+          <w:p>
+            <w:pPr>
+              <w:pStyle w:val="Compact"/>
+            </w:pPr>
+            <w:r>
+              <w:t xml:space="preserve">policy 요청 시 candidate ranking과 selected model을 산출해야 한다.</w:t>
+            </w:r>
+          </w:p>
+        </w:tc>
+      </w:tr>
+      <w:tr>
+        <w:tc>
+          <w:tcPr/>
+          <w:p>
+            <w:pPr>
+              <w:pStyle w:val="Compact"/>
+            </w:pPr>
+            <w:r>
+              <w:t xml:space="preserve">FR-02</w:t>
+            </w:r>
+          </w:p>
+        </w:tc>
+        <w:tc>
+          <w:tcPr/>
+          <w:p>
+            <w:pPr>
+              <w:pStyle w:val="Compact"/>
+            </w:pPr>
+            <w:r>
+              <w:t xml:space="preserve">LLM 선정 결과는 설명 가능해야 한다.</w:t>
+            </w:r>
+          </w:p>
+        </w:tc>
+        <w:tc>
+          <w:tcPr/>
+          <w:p>
+            <w:pPr>
+              <w:pStyle w:val="Compact"/>
+            </w:pPr>
+            <w:r>
+              <w:t xml:space="preserve">selected model, score, ranking, rationale을 제공해야 한다.</w:t>
+            </w:r>
+          </w:p>
+        </w:tc>
+      </w:tr>
+      <w:tr>
+        <w:tc>
+          <w:tcPr/>
+          <w:p>
+            <w:pPr>
+              <w:pStyle w:val="Compact"/>
+            </w:pPr>
+            <w:r>
+              <w:t xml:space="preserve">FR-03</w:t>
+            </w:r>
+          </w:p>
+        </w:tc>
+        <w:tc>
+          <w:tcPr/>
+          <w:p>
+            <w:pPr>
+              <w:pStyle w:val="Compact"/>
+            </w:pPr>
+            <w:r>
+              <w:t xml:space="preserve">AI agent registry를 제공해야 한다.</w:t>
+            </w:r>
+          </w:p>
+        </w:tc>
+        <w:tc>
+          <w:tcPr/>
+          <w:p>
+            <w:pPr>
+              <w:pStyle w:val="Compact"/>
+            </w:pPr>
+            <w:r>
+              <w:t xml:space="preserve">agent 목록과 단일 agent 상세 정보를 조회할 수 있어야 한다.</w:t>
+            </w:r>
+          </w:p>
+        </w:tc>
+      </w:tr>
+      <w:tr>
+        <w:tc>
+          <w:tcPr/>
+          <w:p>
+            <w:pPr>
+              <w:pStyle w:val="Compact"/>
+            </w:pPr>
+            <w:r>
+              <w:t xml:space="preserve">FR-04</w:t>
+            </w:r>
+          </w:p>
+        </w:tc>
+        <w:tc>
+          <w:tcPr/>
+          <w:p>
+            <w:pPr>
+              <w:pStyle w:val="Compact"/>
+            </w:pPr>
+            <w:r>
+              <w:t xml:space="preserve">Agent action boundary를 검증해야 한다.</w:t>
+            </w:r>
+          </w:p>
+        </w:tc>
+        <w:tc>
+          <w:tcPr/>
+          <w:p>
+            <w:pPr>
+              <w:pStyle w:val="Compact"/>
+            </w:pPr>
+            <w:r>
+              <w:t xml:space="preserve">허용 action만 valid 처리하고, 거부 사유를 제공해야 한다.</w:t>
+            </w:r>
+          </w:p>
+        </w:tc>
+      </w:tr>
+      <w:tr>
+        <w:tc>
+          <w:tcPr/>
+          <w:p>
+            <w:pPr>
+              <w:pStyle w:val="Compact"/>
+            </w:pPr>
+            <w:r>
+              <w:t xml:space="preserve">FR-05</w:t>
+            </w:r>
+          </w:p>
+        </w:tc>
+        <w:tc>
+          <w:tcPr/>
+          <w:p>
+            <w:pPr>
+              <w:pStyle w:val="Compact"/>
+            </w:pPr>
+            <w:r>
+              <w:t xml:space="preserve">CPU/GPU VM 배치 판단 기준을 제공해야 한다.</w:t>
+            </w:r>
+          </w:p>
+        </w:tc>
+        <w:tc>
+          <w:tcPr/>
+          <w:p>
+            <w:pPr>
+              <w:pStyle w:val="Compact"/>
+            </w:pPr>
+            <w:r>
+              <w:t xml:space="preserve">accelerator, VRAM, latency SLO, throughput, cost, capacity를 고려해야 한다.</w:t>
+            </w:r>
+          </w:p>
+        </w:tc>
+      </w:tr>
+      <w:tr>
+        <w:tc>
+          <w:tcPr/>
+          <w:p>
+            <w:pPr>
+              <w:pStyle w:val="Compact"/>
+            </w:pPr>
+            <w:r>
+              <w:t xml:space="preserve">FR-06</w:t>
+            </w:r>
+          </w:p>
+        </w:tc>
+        <w:tc>
+          <w:tcPr/>
+          <w:p>
+            <w:pPr>
+              <w:pStyle w:val="Compact"/>
+            </w:pPr>
+            <w:r>
+              <w:t xml:space="preserve">AI 응용 배포·제어 계획을 생성해야 한다.</w:t>
+            </w:r>
+          </w:p>
+        </w:tc>
+        <w:tc>
+          <w:tcPr/>
+          <w:p>
+            <w:pPr>
+              <w:pStyle w:val="Compact"/>
+            </w:pPr>
+            <w:r>
+              <w:t xml:space="preserve">deployment name, namespace, node selector, resource limit, monitoring metric을 포함해야 한다.</w:t>
+            </w:r>
+          </w:p>
+        </w:tc>
+      </w:tr>
+      <w:tr>
+        <w:tc>
+          <w:tcPr/>
+          <w:p>
+            <w:pPr>
+              <w:pStyle w:val="Compact"/>
+            </w:pPr>
+            <w:r>
+              <w:t xml:space="preserve">FR-07</w:t>
+            </w:r>
+          </w:p>
+        </w:tc>
+        <w:tc>
+          <w:tcPr/>
+          <w:p>
+            <w:pPr>
+              <w:pStyle w:val="Compact"/>
+            </w:pPr>
+            <w:r>
+              <w:t xml:space="preserve">서비스 운영 준비도를 통합 보고해야 한다.</w:t>
+            </w:r>
+          </w:p>
+        </w:tc>
+        <w:tc>
+          <w:tcPr/>
+          <w:p>
+            <w:pPr>
+              <w:pStyle w:val="Compact"/>
+            </w:pPr>
+            <w:r>
+              <w:t xml:space="preserve">LLM 선정, agent 검증, 배치 판단, 배포 계획, guard 검증 결과를 함께 제공해야 한다.</w:t>
+            </w:r>
+          </w:p>
+        </w:tc>
+      </w:tr>
+      <w:tr>
+        <w:tc>
+          <w:tcPr/>
+          <w:p>
+            <w:pPr>
+              <w:pStyle w:val="Compact"/>
+            </w:pPr>
+            <w:r>
+              <w:t xml:space="preserve">FR-08</w:t>
+            </w:r>
+          </w:p>
+        </w:tc>
+        <w:tc>
+          <w:tcPr/>
+          <w:p>
+            <w:pPr>
+              <w:pStyle w:val="Compact"/>
+            </w:pPr>
+            <w:r>
+              <w:t xml:space="preserve">CLI와 HTTP API를 모두 제공해야 한다.</w:t>
+            </w:r>
+          </w:p>
+        </w:tc>
+        <w:tc>
+          <w:tcPr/>
+          <w:p>
+            <w:pPr>
+              <w:pStyle w:val="Compact"/>
+            </w:pPr>
+            <w:r>
+              <w:t xml:space="preserve">동일 기능을 command와 API endpoint로 실행할 수 있어야 한다.</w:t>
+            </w:r>
+          </w:p>
+        </w:tc>
+      </w:tr>
+      <w:tr>
+        <w:tc>
+          <w:tcPr/>
+          <w:p>
+            <w:pPr>
+              <w:pStyle w:val="Compact"/>
+            </w:pPr>
+            <w:r>
+              <w:t xml:space="preserve">FR-09</w:t>
+            </w:r>
+          </w:p>
+        </w:tc>
+        <w:tc>
+          <w:tcPr/>
+          <w:p>
+            <w:pPr>
+              <w:pStyle w:val="Compact"/>
+            </w:pPr>
+            <w:r>
+              <w:t xml:space="preserve">API 계약을 표준 형식으로 제공해야 한다.</w:t>
+            </w:r>
+          </w:p>
+        </w:tc>
+        <w:tc>
+          <w:tcPr/>
+          <w:p>
+            <w:pPr>
+              <w:pStyle w:val="Compact"/>
+            </w:pPr>
+            <w:r>
+              <w:t xml:space="preserve">OpenAPI 또는 Swagger 문서로 request/response 구조를 확인할 수 있어야 한다.</w:t>
+            </w:r>
+          </w:p>
+        </w:tc>
+      </w:tr>
+    </w:tbl>
+    <w:bookmarkEnd w:id="12"/>
+    <w:bookmarkStart w:id="13" w:name="비기능-요구사항"/>
+    <w:p>
+      <w:pPr>
+        <w:pStyle w:val="Heading2"/>
+      </w:pPr>
+      <w:r>
+        <w:t xml:space="preserve">5. 비기능 요구사항</w:t>
+      </w:r>
+    </w:p>
+    <w:tbl>
+      <w:tblPr>
+        <w:tblStyle w:val="Table"/>
+        <w:tblW w:type="pct" w:w="5000"/>
+        <w:tblLayout w:type="fixed"/>
+        <w:tblLook w:firstRow="1" w:lastRow="0" w:firstColumn="0" w:lastColumn="0" w:noHBand="0" w:noVBand="0" w:val="0020"/>
+      </w:tblPr>
+      <w:tblGrid>
+        <w:gridCol w:w="2640"/>
+        <w:gridCol w:w="2640"/>
+        <w:gridCol w:w="2640"/>
+      </w:tblGrid>
+      <w:tr>
+        <w:trPr>
+          <w:tblHeader w:val="on"/>
+        </w:trPr>
+        <w:tc>
+          <w:tcPr/>
+          <w:p>
+            <w:pPr>
+              <w:pStyle w:val="Compact"/>
+            </w:pPr>
+            <w:r>
+              <w:t xml:space="preserve">ID</w:t>
+            </w:r>
+          </w:p>
+        </w:tc>
+        <w:tc>
+          <w:tcPr/>
+          <w:p>
+            <w:pPr>
+              <w:pStyle w:val="Compact"/>
+            </w:pPr>
+            <w:r>
+              <w:t xml:space="preserve">요구사항</w:t>
+            </w:r>
+          </w:p>
+        </w:tc>
+        <w:tc>
+          <w:tcPr/>
+          <w:p>
+            <w:pPr>
+              <w:pStyle w:val="Compact"/>
+            </w:pPr>
+            <w:r>
+              <w:t xml:space="preserve">수용 기준</w:t>
+            </w:r>
+          </w:p>
+        </w:tc>
+      </w:tr>
+      <w:tr>
+        <w:tc>
+          <w:tcPr/>
+          <w:p>
+            <w:pPr>
+              <w:pStyle w:val="Compact"/>
+            </w:pPr>
+            <w:r>
+              <w:t xml:space="preserve">NFR-01</w:t>
+            </w:r>
+          </w:p>
+        </w:tc>
+        <w:tc>
+          <w:tcPr/>
+          <w:p>
+            <w:pPr>
+              <w:pStyle w:val="Compact"/>
+            </w:pPr>
+            <w:r>
+              <w:t xml:space="preserve">Go 중심 구현</w:t>
+            </w:r>
+          </w:p>
+        </w:tc>
+        <w:tc>
+          <w:tcPr/>
+          <w:p>
+            <w:pPr>
+              <w:pStyle w:val="Compact"/>
+            </w:pPr>
+            <w:r>
+              <w:t xml:space="preserve">주요 판단 로직과 실행 경로가 Go module에 있어야 한다.</w:t>
+            </w:r>
+          </w:p>
+        </w:tc>
+      </w:tr>
+      <w:tr>
+        <w:tc>
+          <w:tcPr/>
+          <w:p>
+            <w:pPr>
+              <w:pStyle w:val="Compact"/>
+            </w:pPr>
+            <w:r>
+              <w:t xml:space="preserve">NFR-02</w:t>
+            </w:r>
+          </w:p>
+        </w:tc>
+        <w:tc>
+          <w:tcPr/>
+          <w:p>
+            <w:pPr>
+              <w:pStyle w:val="Compact"/>
+            </w:pPr>
+            <w:r>
+              <w:t xml:space="preserve">재현 가능성</w:t>
+            </w:r>
+          </w:p>
+        </w:tc>
+        <w:tc>
+          <w:tcPr/>
+          <w:p>
+            <w:pPr>
+              <w:pStyle w:val="Compact"/>
+            </w:pPr>
+            <w:r>
+              <w:t xml:space="preserve">정책과 입력 데이터가 JSON 설정으로 관리되어야 한다.</w:t>
+            </w:r>
+          </w:p>
+        </w:tc>
+      </w:tr>
+      <w:tr>
+        <w:tc>
+          <w:tcPr/>
+          <w:p>
+            <w:pPr>
+              <w:pStyle w:val="Compact"/>
+            </w:pPr>
+            <w:r>
+              <w:t xml:space="preserve">NFR-03</w:t>
+            </w:r>
+          </w:p>
+        </w:tc>
+        <w:tc>
+          <w:tcPr/>
+          <w:p>
+            <w:pPr>
+              <w:pStyle w:val="Compact"/>
+            </w:pPr>
+            <w:r>
+              <w:t xml:space="preserve">로컬 검증 가능성</w:t>
+            </w:r>
+          </w:p>
+        </w:tc>
+        <w:tc>
+          <w:tcPr/>
+          <w:p>
+            <w:pPr>
+              <w:pStyle w:val="Compact"/>
+            </w:pPr>
+            <w:r>
+              <w:t xml:space="preserve">기본 검증은 cloud credential 없이 실행 가능해야 한다.</w:t>
+            </w:r>
+          </w:p>
+        </w:tc>
+      </w:tr>
+      <w:tr>
+        <w:tc>
+          <w:tcPr/>
+          <w:p>
+            <w:pPr>
+              <w:pStyle w:val="Compact"/>
+            </w:pPr>
+            <w:r>
+              <w:t xml:space="preserve">NFR-04</w:t>
+            </w:r>
+          </w:p>
+        </w:tc>
+        <w:tc>
+          <w:tcPr/>
+          <w:p>
+            <w:pPr>
+              <w:pStyle w:val="Compact"/>
+            </w:pPr>
+            <w:r>
+              <w:t xml:space="preserve">안전한 action 처리</w:t>
+            </w:r>
+          </w:p>
+        </w:tc>
+        <w:tc>
+          <w:tcPr/>
+          <w:p>
+            <w:pPr>
+              <w:pStyle w:val="Compact"/>
+            </w:pPr>
+            <w:r>
+              <w:t xml:space="preserve">agent action과 service-control action은 허용 범위 안에서만 ready 처리되어야 한다.</w:t>
+            </w:r>
+          </w:p>
+        </w:tc>
+      </w:tr>
+      <w:tr>
+        <w:tc>
+          <w:tcPr/>
+          <w:p>
+            <w:pPr>
+              <w:pStyle w:val="Compact"/>
+            </w:pPr>
+            <w:r>
+              <w:t xml:space="preserve">NFR-05</w:t>
+            </w:r>
+          </w:p>
+        </w:tc>
+        <w:tc>
+          <w:tcPr/>
+          <w:p>
+            <w:pPr>
+              <w:pStyle w:val="Compact"/>
+            </w:pPr>
+            <w:r>
+              <w:t xml:space="preserve">경계 명확화</w:t>
+            </w:r>
+          </w:p>
+        </w:tc>
+        <w:tc>
+          <w:tcPr/>
+          <w:p>
+            <w:pPr>
+              <w:pStyle w:val="Compact"/>
+            </w:pPr>
+            <w:r>
+              <w:t xml:space="preserve">prototype baseline과 최종 benchmark 결과를 구분해야 한다.</w:t>
+            </w:r>
+          </w:p>
+        </w:tc>
+      </w:tr>
+      <w:tr>
+        <w:tc>
+          <w:tcPr/>
+          <w:p>
+            <w:pPr>
+              <w:pStyle w:val="Compact"/>
+            </w:pPr>
+            <w:r>
+              <w:t xml:space="preserve">NFR-06</w:t>
+            </w:r>
+          </w:p>
+        </w:tc>
+        <w:tc>
+          <w:tcPr/>
+          <w:p>
+            <w:pPr>
+              <w:pStyle w:val="Compact"/>
+            </w:pPr>
+            <w:r>
+              <w:t xml:space="preserve">검토 가능성</w:t>
+            </w:r>
+          </w:p>
+        </w:tc>
+        <w:tc>
+          <w:tcPr/>
+          <w:p>
+            <w:pPr>
+              <w:pStyle w:val="Compact"/>
+            </w:pPr>
+            <w:r>
+              <w:t xml:space="preserve">실행 결과와 산출물은 reviewer가 추적 가능한 형태로 남아야 한다.</w:t>
+            </w:r>
+          </w:p>
+        </w:tc>
+      </w:tr>
+    </w:tbl>
+    <w:bookmarkEnd w:id="13"/>
+    <w:bookmarkStart w:id="14" w:name="제출-산출물-요구사항"/>
+    <w:p>
+      <w:pPr>
+        <w:pStyle w:val="Heading2"/>
+      </w:pPr>
+      <w:r>
+        <w:t xml:space="preserve">6. 제출 산출물 요구사항</w:t>
       </w:r>
     </w:p>
     <w:tbl>
@@ -932,7 +1174,7 @@
               <w:pStyle w:val="Compact"/>
             </w:pPr>
             <w:r>
-              <w:t xml:space="preserve">범위, 기능 요구사항, 비기능 요구사항, 검증 기준, 제외 범위를 정의해야 한다.</w:t>
+              <w:t xml:space="preserve">과제 범위, 기능 요구사항, 비기능 요구사항, 검증 기준, 제외 범위를 정의한다.</w:t>
             </w:r>
           </w:p>
         </w:tc>
@@ -956,7 +1198,7 @@
               <w:pStyle w:val="Compact"/>
             </w:pPr>
             <w:r>
-              <w:t xml:space="preserve">LLM 후보 선정 기준과 운영 관리 구조를 설명해야 한다.</w:t>
+              <w:t xml:space="preserve">LLM 선정 기준, 운영 흐름, score 해석, 검증 방법을 설명한다.</w:t>
             </w:r>
           </w:p>
         </w:tc>
@@ -980,7 +1222,7 @@
               <w:pStyle w:val="Compact"/>
             </w:pPr>
             <w:r>
-              <w:t xml:space="preserve">agent registry와 bounded action 검증 방식을 설명해야 한다.</w:t>
+              <w:t xml:space="preserve">agent registry 구조, agent 역할, bounded action 검증을 설명한다.</w:t>
             </w:r>
           </w:p>
         </w:tc>
@@ -1004,7 +1246,7 @@
               <w:pStyle w:val="Compact"/>
             </w:pPr>
             <w:r>
-              <w:t xml:space="preserve">CPU/GPU VM 기반 배치 판단과 배포·제어 전략을 설명해야 한다.</w:t>
+              <w:t xml:space="preserve">CPU/GPU VM 배치 기준, scoring, deployment plan, 검증 방식을 설명한다.</w:t>
             </w:r>
           </w:p>
         </w:tc>
@@ -1028,7 +1270,7 @@
               <w:pStyle w:val="Compact"/>
             </w:pPr>
             <w:r>
-              <w:t xml:space="preserve">API 실행 방법과 request/response 구조를 설명해야 한다.</w:t>
+              <w:t xml:space="preserve">endpoint, request/response, 실행 예시를 설명한다.</w:t>
             </w:r>
           </w:p>
         </w:tc>
@@ -1052,20 +1294,228 @@
               <w:pStyle w:val="Compact"/>
             </w:pPr>
             <w:r>
-              <w:t xml:space="preserve">Go test, team-validation, 실패 로그 보존 방법을 설명해야 한다.</w:t>
+              <w:t xml:space="preserve">Go test, team-validation, 실패 로그 보존 기준을 설명한다.</w:t>
             </w:r>
           </w:p>
         </w:tc>
       </w:tr>
     </w:tbl>
-    <w:bookmarkEnd w:id="13"/>
-    <w:bookmarkStart w:id="14" w:name="검증-기준"/>
+    <w:bookmarkEnd w:id="14"/>
+    <w:bookmarkStart w:id="15" w:name="검증-요구사항"/>
     <w:p>
       <w:pPr>
         <w:pStyle w:val="Heading2"/>
       </w:pPr>
       <w:r>
-        <w:t xml:space="preserve">6. 검증 기준</w:t>
+        <w:t xml:space="preserve">7. 검증 요구사항</w:t>
+      </w:r>
+    </w:p>
+    <w:tbl>
+      <w:tblPr>
+        <w:tblStyle w:val="Table"/>
+        <w:tblW w:type="pct" w:w="5000"/>
+        <w:tblLayout w:type="fixed"/>
+        <w:tblLook w:firstRow="1" w:lastRow="0" w:firstColumn="0" w:lastColumn="0" w:noHBand="0" w:noVBand="0" w:val="0020"/>
+      </w:tblPr>
+      <w:tblGrid>
+        <w:gridCol w:w="3960"/>
+        <w:gridCol w:w="3960"/>
+      </w:tblGrid>
+      <w:tr>
+        <w:trPr>
+          <w:tblHeader w:val="on"/>
+        </w:trPr>
+        <w:tc>
+          <w:tcPr/>
+          <w:p>
+            <w:pPr>
+              <w:pStyle w:val="Compact"/>
+            </w:pPr>
+            <w:r>
+              <w:t xml:space="preserve">검증 항목</w:t>
+            </w:r>
+          </w:p>
+        </w:tc>
+        <w:tc>
+          <w:tcPr/>
+          <w:p>
+            <w:pPr>
+              <w:pStyle w:val="Compact"/>
+            </w:pPr>
+            <w:r>
+              <w:t xml:space="preserve">요구 결과</w:t>
+            </w:r>
+          </w:p>
+        </w:tc>
+      </w:tr>
+      <w:tr>
+        <w:tc>
+          <w:tcPr/>
+          <w:p>
+            <w:pPr>
+              <w:pStyle w:val="Compact"/>
+            </w:pPr>
+            <w:r>
+              <w:t xml:space="preserve">Go guard test</w:t>
+            </w:r>
+          </w:p>
+        </w:tc>
+        <w:tc>
+          <w:tcPr/>
+          <w:p>
+            <w:pPr>
+              <w:pStyle w:val="Compact"/>
+            </w:pPr>
+            <w:r>
+              <w:t xml:space="preserve">bounded action validation이 정상 동작해야 한다.</w:t>
+            </w:r>
+          </w:p>
+        </w:tc>
+      </w:tr>
+      <w:tr>
+        <w:tc>
+          <w:tcPr/>
+          <w:p>
+            <w:pPr>
+              <w:pStyle w:val="Compact"/>
+            </w:pPr>
+            <w:r>
+              <w:t xml:space="preserve">Service-control API test</w:t>
+            </w:r>
+          </w:p>
+        </w:tc>
+        <w:tc>
+          <w:tcPr/>
+          <w:p>
+            <w:pPr>
+              <w:pStyle w:val="Compact"/>
+            </w:pPr>
+            <w:r>
+              <w:t xml:space="preserve">LLM 선정, agent registry, placement, deployment plan 로직이 검증되어야 한다.</w:t>
+            </w:r>
+          </w:p>
+        </w:tc>
+      </w:tr>
+      <w:tr>
+        <w:tc>
+          <w:tcPr/>
+          <w:p>
+            <w:pPr>
+              <w:pStyle w:val="Compact"/>
+            </w:pPr>
+            <w:r>
+              <w:t xml:space="preserve">Team validation</w:t>
+            </w:r>
+          </w:p>
+        </w:tc>
+        <w:tc>
+          <w:tcPr/>
+          <w:p>
+            <w:pPr>
+              <w:pStyle w:val="Compact"/>
+            </w:pPr>
+            <w:r>
+              <w:t xml:space="preserve">주요 기능이 순차 실행되고 전체</w:t>
+            </w:r>
+            <w:r>
+              <w:t xml:space="preserve"> </w:t>
+            </w:r>
+            <w:r>
+              <w:rPr>
+                <w:rStyle w:val="VerbatimChar"/>
+              </w:rPr>
+              <w:t xml:space="preserve">valid=true</w:t>
+            </w:r>
+            <w:r>
+              <w:t xml:space="preserve"> </w:t>
+            </w:r>
+            <w:r>
+              <w:t xml:space="preserve">결과를 생성해야 한다.</w:t>
+            </w:r>
+          </w:p>
+        </w:tc>
+      </w:tr>
+      <w:tr>
+        <w:tc>
+          <w:tcPr/>
+          <w:p>
+            <w:pPr>
+              <w:pStyle w:val="Compact"/>
+            </w:pPr>
+            <w:r>
+              <w:t xml:space="preserve">DOCX 확인</w:t>
+            </w:r>
+          </w:p>
+        </w:tc>
+        <w:tc>
+          <w:tcPr/>
+          <w:p>
+            <w:pPr>
+              <w:pStyle w:val="Compact"/>
+            </w:pPr>
+            <w:r>
+              <w:t xml:space="preserve">제출본 DOCX가 Markdown 원본과 동일한 제목과 핵심 내용을 포함해야 한다.</w:t>
+            </w:r>
+          </w:p>
+        </w:tc>
+      </w:tr>
+    </w:tbl>
+    <w:p>
+      <w:pPr>
+        <w:pStyle w:val="BodyText"/>
+      </w:pPr>
+      <w:r>
+        <w:t xml:space="preserve">기본 검증 명령:</w:t>
+      </w:r>
+    </w:p>
+    <w:p>
+      <w:pPr>
+        <w:pStyle w:val="SourceCode"/>
+      </w:pPr>
+      <w:r>
+        <w:rPr>
+          <w:rStyle w:val="VerbatimChar"/>
+        </w:rPr>
+        <w:t xml:space="preserve">cd go/aiops-guard</w:t>
+      </w:r>
+      <w:r>
+        <w:br/>
+      </w:r>
+      <w:r>
+        <w:rPr>
+          <w:rStyle w:val="VerbatimChar"/>
+        </w:rPr>
+        <w:t xml:space="preserve">go test ./...</w:t>
+      </w:r>
+      <w:r>
+        <w:br/>
+      </w:r>
+      <w:r>
+        <w:br/>
+      </w:r>
+      <w:r>
+        <w:rPr>
+          <w:rStyle w:val="VerbatimChar"/>
+        </w:rPr>
+        <w:t xml:space="preserve">cd ../service-control-api</w:t>
+      </w:r>
+      <w:r>
+        <w:br/>
+      </w:r>
+      <w:r>
+        <w:rPr>
+          <w:rStyle w:val="VerbatimChar"/>
+        </w:rPr>
+        <w:t xml:space="preserve">go test ./...</w:t>
+      </w:r>
+      <w:r>
+        <w:br/>
+      </w:r>
+      <w:r>
+        <w:rPr>
+          <w:rStyle w:val="VerbatimChar"/>
+        </w:rPr>
+        <w:t xml:space="preserve">go run ./cmd/aiops-service-control team-validation</w:t>
       </w:r>
     </w:p>
     <w:p>
@@ -1073,7 +1523,7 @@
         <w:pStyle w:val="FirstParagraph"/>
       </w:pPr>
       <w:r>
-        <w:t xml:space="preserve">기본 검증은 다음 Go 명령으로 수행할 수 있어야 합니다.</w:t>
+        <w:t xml:space="preserve">기대 신호:</w:t>
       </w:r>
     </w:p>
     <w:p>
@@ -1084,64 +1534,6 @@
         <w:rPr>
           <w:rStyle w:val="VerbatimChar"/>
         </w:rPr>
-        <w:t xml:space="preserve">cd go/aiops-guard</w:t>
-      </w:r>
-      <w:r>
-        <w:br/>
-      </w:r>
-      <w:r>
-        <w:rPr>
-          <w:rStyle w:val="VerbatimChar"/>
-        </w:rPr>
-        <w:t xml:space="preserve">go test ./...</w:t>
-      </w:r>
-      <w:r>
-        <w:br/>
-      </w:r>
-      <w:r>
-        <w:br/>
-      </w:r>
-      <w:r>
-        <w:rPr>
-          <w:rStyle w:val="VerbatimChar"/>
-        </w:rPr>
-        <w:t xml:space="preserve">cd ../service-control-api</w:t>
-      </w:r>
-      <w:r>
-        <w:br/>
-      </w:r>
-      <w:r>
-        <w:rPr>
-          <w:rStyle w:val="VerbatimChar"/>
-        </w:rPr>
-        <w:t xml:space="preserve">go test ./...</w:t>
-      </w:r>
-      <w:r>
-        <w:br/>
-      </w:r>
-      <w:r>
-        <w:rPr>
-          <w:rStyle w:val="VerbatimChar"/>
-        </w:rPr>
-        <w:t xml:space="preserve">go run ./cmd/aiops-service-control team-validation</w:t>
-      </w:r>
-    </w:p>
-    <w:p>
-      <w:pPr>
-        <w:pStyle w:val="FirstParagraph"/>
-      </w:pPr>
-      <w:r>
-        <w:t xml:space="preserve">기대 신호:</w:t>
-      </w:r>
-    </w:p>
-    <w:p>
-      <w:pPr>
-        <w:pStyle w:val="SourceCode"/>
-      </w:pPr>
-      <w:r>
-        <w:rPr>
-          <w:rStyle w:val="VerbatimChar"/>
-        </w:rPr>
         <w:t xml:space="preserve">valid = true</w:t>
       </w:r>
       <w:r>
@@ -1181,81 +1573,168 @@
         <w:t xml:space="preserve">guard_validation.valid = true</w:t>
       </w:r>
     </w:p>
-    <w:bookmarkEnd w:id="14"/>
-    <w:bookmarkStart w:id="15" w:name="제외-및-주의-범위"/>
+    <w:bookmarkEnd w:id="15"/>
+    <w:bookmarkStart w:id="16" w:name="제외-및-제약"/>
     <w:p>
       <w:pPr>
         <w:pStyle w:val="Heading2"/>
       </w:pPr>
       <w:r>
-        <w:t xml:space="preserve">7. 제외 및 주의 범위</w:t>
+        <w:t xml:space="preserve">8. 제외 및 제약</w:t>
       </w:r>
     </w:p>
-    <w:p>
-      <w:pPr>
-        <w:pStyle w:val="Compact"/>
-        <w:numPr>
-          <w:ilvl w:val="0"/>
-          <w:numId w:val="1001"/>
-        </w:numPr>
-      </w:pPr>
-      <w:r>
-        <w:t xml:space="preserve">최종 표준 LLM benchmark 결과를 주장하지 않는다.</w:t>
-      </w:r>
-    </w:p>
-    <w:p>
-      <w:pPr>
-        <w:pStyle w:val="Compact"/>
-        <w:numPr>
-          <w:ilvl w:val="0"/>
-          <w:numId w:val="1001"/>
-        </w:numPr>
-      </w:pPr>
-      <w:r>
-        <w:t xml:space="preserve">실제 GPU VM provisioning 완료를 주장하지 않는다.</w:t>
-      </w:r>
-    </w:p>
-    <w:p>
-      <w:pPr>
-        <w:pStyle w:val="Compact"/>
-        <w:numPr>
-          <w:ilvl w:val="0"/>
-          <w:numId w:val="1001"/>
-        </w:numPr>
-      </w:pPr>
-      <w:r>
-        <w:t xml:space="preserve">기본</w:t>
-      </w:r>
-      <w:r>
-        <w:t xml:space="preserve"> </w:t>
-      </w:r>
-      <w:r>
-        <w:rPr>
-          <w:rStyle w:val="VerbatimChar"/>
-        </w:rPr>
-        <w:t xml:space="preserve">mock</w:t>
-      </w:r>
-      <w:r>
-        <w:t xml:space="preserve"> </w:t>
-      </w:r>
-      <w:r>
-        <w:t xml:space="preserve">mode는 live Kubernetes cluster를 변경하지 않는다.</w:t>
-      </w:r>
-    </w:p>
-    <w:p>
-      <w:pPr>
-        <w:pStyle w:val="Compact"/>
-        <w:numPr>
-          <w:ilvl w:val="0"/>
-          <w:numId w:val="1001"/>
-        </w:numPr>
-      </w:pPr>
-      <w:r>
-        <w:t xml:space="preserve">CB-Tumblebug과 AI-Infra는 대체 대상이 아니라 향후 연동 대상이다.</w:t>
-      </w:r>
-    </w:p>
-    <w:bookmarkEnd w:id="15"/>
+    <w:tbl>
+      <w:tblPr>
+        <w:tblStyle w:val="Table"/>
+        <w:tblW w:type="pct" w:w="5000"/>
+        <w:tblLayout w:type="fixed"/>
+        <w:tblLook w:firstRow="1" w:lastRow="0" w:firstColumn="0" w:lastColumn="0" w:noHBand="0" w:noVBand="0" w:val="0020"/>
+      </w:tblPr>
+      <w:tblGrid>
+        <w:gridCol w:w="3960"/>
+        <w:gridCol w:w="3960"/>
+      </w:tblGrid>
+      <w:tr>
+        <w:trPr>
+          <w:tblHeader w:val="on"/>
+        </w:trPr>
+        <w:tc>
+          <w:tcPr/>
+          <w:p>
+            <w:pPr>
+              <w:pStyle w:val="Compact"/>
+            </w:pPr>
+            <w:r>
+              <w:t xml:space="preserve">항목</w:t>
+            </w:r>
+          </w:p>
+        </w:tc>
+        <w:tc>
+          <w:tcPr/>
+          <w:p>
+            <w:pPr>
+              <w:pStyle w:val="Compact"/>
+            </w:pPr>
+            <w:r>
+              <w:t xml:space="preserve">설명</w:t>
+            </w:r>
+          </w:p>
+        </w:tc>
+      </w:tr>
+      <w:tr>
+        <w:tc>
+          <w:tcPr/>
+          <w:p>
+            <w:pPr>
+              <w:pStyle w:val="Compact"/>
+            </w:pPr>
+            <w:r>
+              <w:t xml:space="preserve">최종 LLM benchmark</w:t>
+            </w:r>
+          </w:p>
+        </w:tc>
+        <w:tc>
+          <w:tcPr/>
+          <w:p>
+            <w:pPr>
+              <w:pStyle w:val="Compact"/>
+            </w:pPr>
+            <w:r>
+              <w:t xml:space="preserve">현재 LLM score는 prototype baseline이며 최종 정량 benchmark가 아니다.</w:t>
+            </w:r>
+          </w:p>
+        </w:tc>
+      </w:tr>
+      <w:tr>
+        <w:tc>
+          <w:tcPr/>
+          <w:p>
+            <w:pPr>
+              <w:pStyle w:val="Compact"/>
+            </w:pPr>
+            <w:r>
+              <w:t xml:space="preserve">실제 GPU VM 생성</w:t>
+            </w:r>
+          </w:p>
+        </w:tc>
+        <w:tc>
+          <w:tcPr/>
+          <w:p>
+            <w:pPr>
+              <w:pStyle w:val="Compact"/>
+            </w:pPr>
+            <w:r>
+              <w:t xml:space="preserve">기본 로컬 검증은 실제 AWS GPU VM을 생성하지 않는다.</w:t>
+            </w:r>
+          </w:p>
+        </w:tc>
+      </w:tr>
+      <w:tr>
+        <w:tc>
+          <w:tcPr/>
+          <w:p>
+            <w:pPr>
+              <w:pStyle w:val="Compact"/>
+            </w:pPr>
+            <w:r>
+              <w:t xml:space="preserve">Live cluster 변경</w:t>
+            </w:r>
+          </w:p>
+        </w:tc>
+        <w:tc>
+          <w:tcPr/>
+          <w:p>
+            <w:pPr>
+              <w:pStyle w:val="Compact"/>
+            </w:pPr>
+            <w:r>
+              <w:t xml:space="preserve">기본</w:t>
+            </w:r>
+            <w:r>
+              <w:t xml:space="preserve"> </w:t>
+            </w:r>
+            <w:r>
+              <w:rPr>
+                <w:rStyle w:val="VerbatimChar"/>
+              </w:rPr>
+              <w:t xml:space="preserve">mock</w:t>
+            </w:r>
+            <w:r>
+              <w:t xml:space="preserve"> </w:t>
+            </w:r>
+            <w:r>
+              <w:t xml:space="preserve">mode는 live Kubernetes cluster를 변경하지 않는다.</w:t>
+            </w:r>
+          </w:p>
+        </w:tc>
+      </w:tr>
+      <w:tr>
+        <w:tc>
+          <w:tcPr/>
+          <w:p>
+            <w:pPr>
+              <w:pStyle w:val="Compact"/>
+            </w:pPr>
+            <w:r>
+              <w:t xml:space="preserve">CB-Tumblebug 대체</w:t>
+            </w:r>
+          </w:p>
+        </w:tc>
+        <w:tc>
+          <w:tcPr/>
+          <w:p>
+            <w:pPr>
+              <w:pStyle w:val="Compact"/>
+            </w:pPr>
+            <w:r>
+              <w:t xml:space="preserve">CB-Tumblebug은 대체 대상이 아니라 향후 AI-Infra 연동 대상이다.</w:t>
+            </w:r>
+          </w:p>
+        </w:tc>
+      </w:tr>
+    </w:tbl>
     <w:bookmarkEnd w:id="16"/>
+    <w:bookmarkEnd w:id="17"/>
     <w:sectPr>
       <w:footnotePr>
         <w:numRestart w:val="eachSect"/>
@@ -1366,114 +1845,8 @@
       </w:pPr>
     </w:lvl>
   </w:abstractNum>
-  <w:abstractNum w:abstractNumId="991">
-    <w:nsid w:val="0000A991"/>
-    <w:multiLevelType w:val="multilevel"/>
-    <w:lvl w:ilvl="0">
-      <w:numFmt w:val="bullet"/>
-      <w:lvlText w:val=""/>
-      <w:lvlJc w:val="left"/>
-      <w:pPr>
-        <w:ind w:left="720" w:hanging="360"/>
-      </w:pPr>
-      <w:rPr>
-        <w:rFonts w:ascii="Symbol" w:hAnsi="Symbol" w:cs="Symbol" w:hint="default"/>
-      </w:rPr>
-    </w:lvl>
-    <w:lvl w:ilvl="1">
-      <w:numFmt w:val="bullet"/>
-      <w:lvlText w:val="o"/>
-      <w:lvlJc w:val="left"/>
-      <w:pPr>
-        <w:ind w:left="1440" w:hanging="360"/>
-      </w:pPr>
-      <w:rPr>
-        <w:rFonts w:ascii="Courier New" w:hAnsi="Courier New" w:cs="Courier New" w:hint="default"/>
-      </w:rPr>
-    </w:lvl>
-    <w:lvl w:ilvl="2">
-      <w:numFmt w:val="bullet"/>
-      <w:lvlText w:val=""/>
-      <w:lvlJc w:val="left"/>
-      <w:pPr>
-        <w:ind w:left="2160" w:hanging="360"/>
-      </w:pPr>
-      <w:rPr>
-        <w:rFonts w:ascii="Wingdings" w:hAnsi="Wingdings" w:cs="Wingdings" w:hint="default"/>
-      </w:rPr>
-    </w:lvl>
-    <w:lvl w:ilvl="3">
-      <w:numFmt w:val="bullet"/>
-      <w:lvlText w:val=""/>
-      <w:lvlJc w:val="left"/>
-      <w:pPr>
-        <w:ind w:left="2880" w:hanging="360"/>
-      </w:pPr>
-      <w:rPr>
-        <w:rFonts w:ascii="Symbol" w:hAnsi="Symbol" w:cs="Symbol" w:hint="default"/>
-      </w:rPr>
-    </w:lvl>
-    <w:lvl w:ilvl="4">
-      <w:numFmt w:val="bullet"/>
-      <w:lvlText w:val="o"/>
-      <w:lvlJc w:val="left"/>
-      <w:pPr>
-        <w:ind w:left="3600" w:hanging="360"/>
-      </w:pPr>
-      <w:rPr>
-        <w:rFonts w:ascii="Courier New" w:hAnsi="Courier New" w:cs="Courier New" w:hint="default"/>
-      </w:rPr>
-    </w:lvl>
-    <w:lvl w:ilvl="5">
-      <w:numFmt w:val="bullet"/>
-      <w:lvlText w:val=""/>
-      <w:lvlJc w:val="left"/>
-      <w:pPr>
-        <w:ind w:left="4320" w:hanging="360"/>
-      </w:pPr>
-      <w:rPr>
-        <w:rFonts w:ascii="Wingdings" w:hAnsi="Wingdings" w:cs="Wingdings" w:hint="default"/>
-      </w:rPr>
-    </w:lvl>
-    <w:lvl w:ilvl="6">
-      <w:numFmt w:val="bullet"/>
-      <w:lvlText w:val=""/>
-      <w:lvlJc w:val="left"/>
-      <w:pPr>
-        <w:ind w:left="5040" w:hanging="360"/>
-      </w:pPr>
-      <w:rPr>
-        <w:rFonts w:ascii="Symbol" w:hAnsi="Symbol" w:cs="Symbol" w:hint="default"/>
-      </w:rPr>
-    </w:lvl>
-    <w:lvl w:ilvl="7">
-      <w:numFmt w:val="bullet"/>
-      <w:lvlText w:val="o"/>
-      <w:lvlJc w:val="left"/>
-      <w:pPr>
-        <w:ind w:left="5760" w:hanging="360"/>
-      </w:pPr>
-      <w:rPr>
-        <w:rFonts w:ascii="Courier New" w:hAnsi="Courier New" w:cs="Courier New" w:hint="default"/>
-      </w:rPr>
-    </w:lvl>
-    <w:lvl w:ilvl="8">
-      <w:numFmt w:val="bullet"/>
-      <w:lvlText w:val=""/>
-      <w:lvlJc w:val="left"/>
-      <w:pPr>
-        <w:ind w:left="6480" w:hanging="360"/>
-      </w:pPr>
-      <w:rPr>
-        <w:rFonts w:ascii="Wingdings" w:hAnsi="Wingdings" w:cs="Wingdings" w:hint="default"/>
-      </w:rPr>
-    </w:lvl>
-  </w:abstractNum>
   <w:num w:numId="1000">
     <w:abstractNumId w:val="990"/>
-  </w:num>
-  <w:num w:numId="1001">
-    <w:abstractNumId w:val="991"/>
   </w:num>
 </w:numbering>
 </file>

--- a/docs/submission/requirements_definition.docx
+++ b/docs/submission/requirements_definition.docx
@@ -1246,7 +1246,7 @@
               <w:pStyle w:val="Compact"/>
             </w:pPr>
             <w:r>
-              <w:t xml:space="preserve">CPU/GPU VM 배치 기준, scoring, deployment plan, 검증 방식을 설명한다.</w:t>
+              <w:t xml:space="preserve">CPU/GPU VM 배치 기준, scoring, AI 응용 배포·제어 계획, 검증 방식을 설명한다.</w:t>
             </w:r>
           </w:p>
         </w:tc>
@@ -1391,7 +1391,7 @@
               <w:pStyle w:val="Compact"/>
             </w:pPr>
             <w:r>
-              <w:t xml:space="preserve">LLM 선정, agent registry, placement, deployment plan 로직이 검증되어야 한다.</w:t>
+              <w:t xml:space="preserve">LLM 선정, agent registry, placement, AI 응용 배포·제어 계획 로직이 검증되어야 한다.</w:t>
             </w:r>
           </w:p>
         </w:tc>

--- a/docs/submission/requirements_definition.docx
+++ b/docs/submission/requirements_definition.docx
@@ -725,7 +725,7 @@
               <w:pStyle w:val="Compact"/>
             </w:pPr>
             <w:r>
-              <w:t xml:space="preserve">deployment name, namespace, node selector, resource limit, monitoring metric을 포함해야 한다.</w:t>
+              <w:t xml:space="preserve">service name, VM instance 수, placement constraint, resource capacity, monitoring metric을 포함해야 한다.</w:t>
             </w:r>
           </w:p>
         </w:tc>
@@ -1677,7 +1677,7 @@
               <w:pStyle w:val="Compact"/>
             </w:pPr>
             <w:r>
-              <w:t xml:space="preserve">Live cluster 변경</w:t>
+              <w:t xml:space="preserve">실제 인프라 변경</w:t>
             </w:r>
           </w:p>
         </w:tc>
@@ -1703,7 +1703,7 @@
               <w:t xml:space="preserve"> </w:t>
             </w:r>
             <w:r>
-              <w:t xml:space="preserve">mode는 live Kubernetes cluster를 변경하지 않는다.</w:t>
+              <w:t xml:space="preserve">mode는 실제 VM이나 서비스를 변경하지 않는다.</w:t>
             </w:r>
           </w:p>
         </w:tc>

--- a/docs/submission/requirements_definition.docx
+++ b/docs/submission/requirements_definition.docx
@@ -2,7 +2,7 @@
 <file path=word/document.xml><?xml version="1.0" encoding="utf-8"?>
 <w:document xmlns:w="http://schemas.openxmlformats.org/wordprocessingml/2006/main" xmlns:m="http://schemas.openxmlformats.org/officeDocument/2006/math" xmlns:r="http://schemas.openxmlformats.org/officeDocument/2006/relationships" xmlns:o="urn:schemas-microsoft-com:office:office" xmlns:v="urn:schemas-microsoft-com:vml" xmlns:w10="urn:schemas-microsoft-com:office:word" xmlns:a="http://schemas.openxmlformats.org/drawingml/2006/main" xmlns:pic="http://schemas.openxmlformats.org/drawingml/2006/picture" xmlns:wp="http://schemas.openxmlformats.org/drawingml/2006/wordprocessingDrawing">
   <w:body>
-    <w:bookmarkStart w:id="17" w:name="요구사항-정의서"/>
+    <w:bookmarkStart w:id="16" w:name="요구사항-정의서"/>
     <w:p>
       <w:pPr>
         <w:pStyle w:val="Heading1"/>
@@ -16,16 +16,16 @@
         <w:pStyle w:val="FirstParagraph"/>
       </w:pPr>
       <w:r>
-        <w:t xml:space="preserve">영문 제목: Requirements Definition</w:t>
+        <w:t xml:space="preserve">English title: Requirements Definition</w:t>
       </w:r>
     </w:p>
-    <w:bookmarkStart w:id="9" w:name="문서-목적"/>
+    <w:bookmarkStart w:id="9" w:name="목적"/>
     <w:p>
       <w:pPr>
         <w:pStyle w:val="Heading2"/>
       </w:pPr>
       <w:r>
-        <w:t xml:space="preserve">1. 문서 목적</w:t>
+        <w:t xml:space="preserve">1. 목적</w:t>
       </w:r>
     </w:p>
     <w:p>
@@ -46,17 +46,210 @@
         <w:t xml:space="preserve">AI 기반 서비스 제어 및 관리 자동화 프레임워크</w:t>
       </w:r>
       <w:r>
-        <w:t xml:space="preserve">의 요구사항을 정의합니다. 목적은 구현 결과를 단순 나열하는 것이 아니라, 연구 과제 수행에 필요한 기능, 품질, 검증 기준, 제외 범위를 명확히 정리하는 것입니다.</w:t>
+        <w:t xml:space="preserve">가 충족해야 할 기능, 검증 기준과 책임 경계를 정의합니다. 구현 결과를 나열하기보다 실제 연구 수행에 필요한 입력, 판단, 출력과 수용 조건을 중심으로 작성합니다.</w:t>
       </w:r>
     </w:p>
     <w:bookmarkEnd w:id="9"/>
-    <w:bookmarkStart w:id="10" w:name="과제-적용-범위"/>
+    <w:bookmarkStart w:id="10" w:name="적용-범위"/>
     <w:p>
       <w:pPr>
         <w:pStyle w:val="Heading2"/>
       </w:pPr>
       <w:r>
-        <w:t xml:space="preserve">2. 과제 적용 범위</w:t>
+        <w:t xml:space="preserve">2. 적용 범위</w:t>
+      </w:r>
+    </w:p>
+    <w:tbl>
+      <w:tblPr>
+        <w:tblStyle w:val="Table"/>
+        <w:tblW w:type="pct" w:w="5000"/>
+        <w:tblLayout w:type="fixed"/>
+        <w:tblLook w:firstRow="1" w:lastRow="0" w:firstColumn="0" w:lastColumn="0" w:noHBand="0" w:noVBand="0" w:val="0020"/>
+      </w:tblPr>
+      <w:tblGrid>
+        <w:gridCol w:w="3960"/>
+        <w:gridCol w:w="3960"/>
+      </w:tblGrid>
+      <w:tr>
+        <w:trPr>
+          <w:tblHeader w:val="on"/>
+        </w:trPr>
+        <w:tc>
+          <w:tcPr/>
+          <w:p>
+            <w:pPr>
+              <w:pStyle w:val="Compact"/>
+            </w:pPr>
+            <w:r>
+              <w:t xml:space="preserve">영역</w:t>
+            </w:r>
+          </w:p>
+        </w:tc>
+        <w:tc>
+          <w:tcPr/>
+          <w:p>
+            <w:pPr>
+              <w:pStyle w:val="Compact"/>
+            </w:pPr>
+            <w:r>
+              <w:t xml:space="preserve">요구 범위</w:t>
+            </w:r>
+          </w:p>
+        </w:tc>
+      </w:tr>
+      <w:tr>
+        <w:tc>
+          <w:tcPr/>
+          <w:p>
+            <w:pPr>
+              <w:pStyle w:val="Compact"/>
+            </w:pPr>
+            <w:r>
+              <w:t xml:space="preserve">AI LLM 운영 관리</w:t>
+            </w:r>
+          </w:p>
+        </w:tc>
+        <w:tc>
+          <w:tcPr/>
+          <w:p>
+            <w:pPr>
+              <w:pStyle w:val="Compact"/>
+            </w:pPr>
+            <w:r>
+              <w:t xml:space="preserve">Ops 시나리오 기반 LLM 후보 평가, 선정 근거와 실행 상태 관리</w:t>
+            </w:r>
+          </w:p>
+        </w:tc>
+      </w:tr>
+      <w:tr>
+        <w:tc>
+          <w:tcPr/>
+          <w:p>
+            <w:pPr>
+              <w:pStyle w:val="Compact"/>
+            </w:pPr>
+            <w:r>
+              <w:t xml:space="preserve">AI 응용 자동화 에이전트</w:t>
+            </w:r>
+          </w:p>
+        </w:tc>
+        <w:tc>
+          <w:tcPr/>
+          <w:p>
+            <w:pPr>
+              <w:pStyle w:val="Compact"/>
+            </w:pPr>
+            <w:r>
+              <w:t xml:space="preserve">실제 LLM 기반 bounded Action 제안과 Go 정책 검증</w:t>
+            </w:r>
+          </w:p>
+        </w:tc>
+      </w:tr>
+      <w:tr>
+        <w:tc>
+          <w:tcPr/>
+          <w:p>
+            <w:pPr>
+              <w:pStyle w:val="Compact"/>
+            </w:pPr>
+            <w:r>
+              <w:t xml:space="preserve">에이전트 등록 관리</w:t>
+            </w:r>
+          </w:p>
+        </w:tc>
+        <w:tc>
+          <w:tcPr/>
+          <w:p>
+            <w:pPr>
+              <w:pStyle w:val="Compact"/>
+            </w:pPr>
+            <w:r>
+              <w:t xml:space="preserve">내부 자동화 에이전트와 외부 실행 주체의 역할, capability, bounded Action과 endpoint 관리</w:t>
+            </w:r>
+          </w:p>
+        </w:tc>
+      </w:tr>
+      <w:tr>
+        <w:tc>
+          <w:tcPr/>
+          <w:p>
+            <w:pPr>
+              <w:pStyle w:val="Compact"/>
+            </w:pPr>
+            <w:r>
+              <w:t xml:space="preserve">VM 적합성 검증</w:t>
+            </w:r>
+          </w:p>
+        </w:tc>
+        <w:tc>
+          <w:tcPr/>
+          <w:p>
+            <w:pPr>
+              <w:pStyle w:val="Compact"/>
+            </w:pPr>
+            <w:r>
+              <w:t xml:space="preserve">인프라 계층이 제공한 실제 CPU/GPU VM 정보와 workload 요구사항 비교</w:t>
+            </w:r>
+          </w:p>
+        </w:tc>
+      </w:tr>
+      <w:tr>
+        <w:tc>
+          <w:tcPr/>
+          <w:p>
+            <w:pPr>
+              <w:pStyle w:val="Compact"/>
+            </w:pPr>
+            <w:r>
+              <w:t xml:space="preserve">배포·제어 계획</w:t>
+            </w:r>
+          </w:p>
+        </w:tc>
+        <w:tc>
+          <w:tcPr/>
+          <w:p>
+            <w:pPr>
+              <w:pStyle w:val="Compact"/>
+            </w:pPr>
+            <w:r>
+              <w:t xml:space="preserve">검증 결과를 범용 외부 실행 에이전트로 전달할 비실행 handoff 계획 생성</w:t>
+            </w:r>
+          </w:p>
+        </w:tc>
+      </w:tr>
+      <w:tr>
+        <w:tc>
+          <w:tcPr/>
+          <w:p>
+            <w:pPr>
+              <w:pStyle w:val="Compact"/>
+            </w:pPr>
+            <w:r>
+              <w:t xml:space="preserve">구현·검증</w:t>
+            </w:r>
+          </w:p>
+        </w:tc>
+        <w:tc>
+          <w:tcPr/>
+          <w:p>
+            <w:pPr>
+              <w:pStyle w:val="Compact"/>
+            </w:pPr>
+            <w:r>
+              <w:t xml:space="preserve">Go API/CLI, 테스트, 환경 증적과 실행 결과 저장</w:t>
+            </w:r>
+          </w:p>
+        </w:tc>
+      </w:tr>
+    </w:tbl>
+    <w:bookmarkEnd w:id="10"/>
+    <w:bookmarkStart w:id="11" w:name="핵심-입력"/>
+    <w:p>
+      <w:pPr>
+        <w:pStyle w:val="Heading2"/>
+      </w:pPr>
+      <w:r>
+        <w:t xml:space="preserve">3. 핵심 입력</w:t>
       </w:r>
     </w:p>
     <w:tbl>
@@ -82,242 +275,6 @@
               <w:pStyle w:val="Compact"/>
             </w:pPr>
             <w:r>
-              <w:t xml:space="preserve">구분</w:t>
-            </w:r>
-          </w:p>
-        </w:tc>
-        <w:tc>
-          <w:tcPr/>
-          <w:p>
-            <w:pPr>
-              <w:pStyle w:val="Compact"/>
-            </w:pPr>
-            <w:r>
-              <w:t xml:space="preserve">요구 범위</w:t>
-            </w:r>
-          </w:p>
-        </w:tc>
-        <w:tc>
-          <w:tcPr/>
-          <w:p>
-            <w:pPr>
-              <w:pStyle w:val="Compact"/>
-            </w:pPr>
-            <w:r>
-              <w:t xml:space="preserve">설명</w:t>
-            </w:r>
-          </w:p>
-        </w:tc>
-      </w:tr>
-      <w:tr>
-        <w:tc>
-          <w:tcPr/>
-          <w:p>
-            <w:pPr>
-              <w:pStyle w:val="Compact"/>
-            </w:pPr>
-            <w:r>
-              <w:t xml:space="preserve">AI LLM 운영 관리</w:t>
-            </w:r>
-          </w:p>
-        </w:tc>
-        <w:tc>
-          <w:tcPr/>
-          <w:p>
-            <w:pPr>
-              <w:pStyle w:val="Compact"/>
-            </w:pPr>
-            <w:r>
-              <w:t xml:space="preserve">Ops LLM 선정과 운영 관리 구조</w:t>
-            </w:r>
-          </w:p>
-        </w:tc>
-        <w:tc>
-          <w:tcPr/>
-          <w:p>
-            <w:pPr>
-              <w:pStyle w:val="Compact"/>
-            </w:pPr>
-            <w:r>
-              <w:t xml:space="preserve">Ops 분석 시험 결과를 기반으로 사용할 LLM 후보를 선정하고 운영 관리 흐름에 연결해야 한다.</w:t>
-            </w:r>
-          </w:p>
-        </w:tc>
-      </w:tr>
-      <w:tr>
-        <w:tc>
-          <w:tcPr/>
-          <w:p>
-            <w:pPr>
-              <w:pStyle w:val="Compact"/>
-            </w:pPr>
-            <w:r>
-              <w:t xml:space="preserve">에이전트 등록 관리</w:t>
-            </w:r>
-          </w:p>
-        </w:tc>
-        <w:tc>
-          <w:tcPr/>
-          <w:p>
-            <w:pPr>
-              <w:pStyle w:val="Compact"/>
-            </w:pPr>
-            <w:r>
-              <w:t xml:space="preserve">AI agent registry와 action boundary</w:t>
-            </w:r>
-          </w:p>
-        </w:tc>
-        <w:tc>
-          <w:tcPr/>
-          <w:p>
-            <w:pPr>
-              <w:pStyle w:val="Compact"/>
-            </w:pPr>
-            <w:r>
-              <w:t xml:space="preserve">서비스 제어에 참여하는 agent의 역할, 책임, 허용 action을 관리해야 한다.</w:t>
-            </w:r>
-          </w:p>
-        </w:tc>
-      </w:tr>
-      <w:tr>
-        <w:tc>
-          <w:tcPr/>
-          <w:p>
-            <w:pPr>
-              <w:pStyle w:val="Compact"/>
-            </w:pPr>
-            <w:r>
-              <w:t xml:space="preserve">AI 응용 배포·제어</w:t>
-            </w:r>
-          </w:p>
-        </w:tc>
-        <w:tc>
-          <w:tcPr/>
-          <w:p>
-            <w:pPr>
-              <w:pStyle w:val="Compact"/>
-            </w:pPr>
-            <w:r>
-              <w:t xml:space="preserve">CPU/GPU VM 기반 추론 배치 판단</w:t>
-            </w:r>
-          </w:p>
-        </w:tc>
-        <w:tc>
-          <w:tcPr/>
-          <w:p>
-            <w:pPr>
-              <w:pStyle w:val="Compact"/>
-            </w:pPr>
-            <w:r>
-              <w:t xml:space="preserve">AI workload 요구사항을 기반으로 CPU/GPU VM 배치를 추천하고 배포 계획을 생성해야 한다.</w:t>
-            </w:r>
-          </w:p>
-        </w:tc>
-      </w:tr>
-      <w:tr>
-        <w:tc>
-          <w:tcPr/>
-          <w:p>
-            <w:pPr>
-              <w:pStyle w:val="Compact"/>
-            </w:pPr>
-            <w:r>
-              <w:t xml:space="preserve">실행 방식</w:t>
-            </w:r>
-          </w:p>
-        </w:tc>
-        <w:tc>
-          <w:tcPr/>
-          <w:p>
-            <w:pPr>
-              <w:pStyle w:val="Compact"/>
-            </w:pPr>
-            <w:r>
-              <w:t xml:space="preserve">Go API/CLI</w:t>
-            </w:r>
-          </w:p>
-        </w:tc>
-        <w:tc>
-          <w:tcPr/>
-          <w:p>
-            <w:pPr>
-              <w:pStyle w:val="Compact"/>
-            </w:pPr>
-            <w:r>
-              <w:t xml:space="preserve">제출 및 시연 경로의 핵심 로직은 Go 기반으로 실행 가능해야 한다.</w:t>
-            </w:r>
-          </w:p>
-        </w:tc>
-      </w:tr>
-      <w:tr>
-        <w:tc>
-          <w:tcPr/>
-          <w:p>
-            <w:pPr>
-              <w:pStyle w:val="Compact"/>
-            </w:pPr>
-            <w:r>
-              <w:t xml:space="preserve">검증 방식</w:t>
-            </w:r>
-          </w:p>
-        </w:tc>
-        <w:tc>
-          <w:tcPr/>
-          <w:p>
-            <w:pPr>
-              <w:pStyle w:val="Compact"/>
-            </w:pPr>
-            <w:r>
-              <w:t xml:space="preserve">로컬 반복 검증</w:t>
-            </w:r>
-          </w:p>
-        </w:tc>
-        <w:tc>
-          <w:tcPr/>
-          <w:p>
-            <w:pPr>
-              <w:pStyle w:val="Compact"/>
-            </w:pPr>
-            <w:r>
-              <w:t xml:space="preserve">cloud credential 없이도 mock 또는 dry-run으로 기능 흐름을 검증할 수 있어야 한다.</w:t>
-            </w:r>
-          </w:p>
-        </w:tc>
-      </w:tr>
-    </w:tbl>
-    <w:bookmarkEnd w:id="10"/>
-    <w:bookmarkStart w:id="11" w:name="핵심-입력-데이터"/>
-    <w:p>
-      <w:pPr>
-        <w:pStyle w:val="Heading2"/>
-      </w:pPr>
-      <w:r>
-        <w:t xml:space="preserve">3. 핵심 입력 데이터</w:t>
-      </w:r>
-    </w:p>
-    <w:tbl>
-      <w:tblPr>
-        <w:tblStyle w:val="Table"/>
-        <w:tblW w:type="pct" w:w="5000"/>
-        <w:tblLayout w:type="fixed"/>
-        <w:tblLook w:firstRow="1" w:lastRow="0" w:firstColumn="0" w:lastColumn="0" w:noHBand="0" w:noVBand="0" w:val="0020"/>
-      </w:tblPr>
-      <w:tblGrid>
-        <w:gridCol w:w="2640"/>
-        <w:gridCol w:w="2640"/>
-        <w:gridCol w:w="2640"/>
-      </w:tblGrid>
-      <w:tr>
-        <w:trPr>
-          <w:tblHeader w:val="on"/>
-        </w:trPr>
-        <w:tc>
-          <w:tcPr/>
-          <w:p>
-            <w:pPr>
-              <w:pStyle w:val="Compact"/>
-            </w:pPr>
-            <w:r>
               <w:t xml:space="preserve">입력</w:t>
             </w:r>
           </w:p>
@@ -329,7 +286,7 @@
               <w:pStyle w:val="Compact"/>
             </w:pPr>
             <w:r>
-              <w:t xml:space="preserve">위치</w:t>
+              <w:t xml:space="preserve">위치 또는 형식</w:t>
             </w:r>
           </w:p>
         </w:tc>
@@ -353,7 +310,7 @@
               <w:pStyle w:val="Compact"/>
             </w:pPr>
             <w:r>
-              <w:t xml:space="preserve">LLM 정책 후보</w:t>
+              <w:t xml:space="preserve">LLM 정책·후보</w:t>
             </w:r>
           </w:p>
         </w:tc>
@@ -378,20 +335,55 @@
               <w:pStyle w:val="Compact"/>
             </w:pPr>
             <w:r>
-              <w:t xml:space="preserve">LLM candidate, metric, policy weight를 재현 가능한 형태로 정의해야 한다.</w:t>
-            </w:r>
-          </w:p>
-        </w:tc>
-      </w:tr>
-      <w:tr>
-        <w:tc>
-          <w:tcPr/>
-          <w:p>
-            <w:pPr>
-              <w:pStyle w:val="Compact"/>
-            </w:pPr>
-            <w:r>
-              <w:t xml:space="preserve">Agent registry</w:t>
+              <w:t xml:space="preserve">candidate, metric, policy weight와 평가 상태를 구분한다.</w:t>
+            </w:r>
+          </w:p>
+        </w:tc>
+      </w:tr>
+      <w:tr>
+        <w:tc>
+          <w:tcPr/>
+          <w:p>
+            <w:pPr>
+              <w:pStyle w:val="Compact"/>
+            </w:pPr>
+            <w:r>
+              <w:t xml:space="preserve">LLM 실행 candidate</w:t>
+            </w:r>
+          </w:p>
+        </w:tc>
+        <w:tc>
+          <w:tcPr/>
+          <w:p>
+            <w:pPr>
+              <w:pStyle w:val="Compact"/>
+            </w:pPr>
+            <w:r>
+              <w:t xml:space="preserve">OpenAI-compatible candidate config</w:t>
+            </w:r>
+          </w:p>
+        </w:tc>
+        <w:tc>
+          <w:tcPr/>
+          <w:p>
+            <w:pPr>
+              <w:pStyle w:val="Compact"/>
+            </w:pPr>
+            <w:r>
+              <w:t xml:space="preserve">provider, endpoint, actual model, timeout과 secret 환경 변수명을 분리한다.</w:t>
+            </w:r>
+          </w:p>
+        </w:tc>
+      </w:tr>
+      <w:tr>
+        <w:tc>
+          <w:tcPr/>
+          <w:p>
+            <w:pPr>
+              <w:pStyle w:val="Compact"/>
+            </w:pPr>
+            <w:r>
+              <w:t xml:space="preserve">에이전트 registry</w:t>
             </w:r>
           </w:p>
         </w:tc>
@@ -407,29 +399,32 @@
               </w:rPr>
               <w:t xml:space="preserve">config/agent_registry.json</w:t>
             </w:r>
-          </w:p>
-        </w:tc>
-        <w:tc>
-          <w:tcPr/>
-          <w:p>
-            <w:pPr>
-              <w:pStyle w:val="Compact"/>
-            </w:pPr>
-            <w:r>
-              <w:t xml:space="preserve">agent role, responsibility, bounded action, reward signal을 정의해야 한다.</w:t>
-            </w:r>
-          </w:p>
-        </w:tc>
-      </w:tr>
-      <w:tr>
-        <w:tc>
-          <w:tcPr/>
-          <w:p>
-            <w:pPr>
-              <w:pStyle w:val="Compact"/>
-            </w:pPr>
-            <w:r>
-              <w:t xml:space="preserve">추론 배치 정책</w:t>
+            <w:r>
+              <w:t xml:space="preserve">, 등록 API</w:t>
+            </w:r>
+          </w:p>
+        </w:tc>
+        <w:tc>
+          <w:tcPr/>
+          <w:p>
+            <w:pPr>
+              <w:pStyle w:val="Compact"/>
+            </w:pPr>
+            <w:r>
+              <w:t xml:space="preserve">capability와 허용 Action을 명시한다.</w:t>
+            </w:r>
+          </w:p>
+        </w:tc>
+      </w:tr>
+      <w:tr>
+        <w:tc>
+          <w:tcPr/>
+          <w:p>
+            <w:pPr>
+              <w:pStyle w:val="Compact"/>
+            </w:pPr>
+            <w:r>
+              <w:t xml:space="preserve">Workload 요구사항</w:t>
             </w:r>
           </w:p>
         </w:tc>
@@ -443,23 +438,81 @@
               <w:rPr>
                 <w:rStyle w:val="VerbatimChar"/>
               </w:rPr>
-              <w:t xml:space="preserve">config/inference_optimization.json</w:t>
-            </w:r>
-          </w:p>
-        </w:tc>
-        <w:tc>
-          <w:tcPr/>
-          <w:p>
-            <w:pPr>
-              <w:pStyle w:val="Compact"/>
-            </w:pPr>
-            <w:r>
-              <w:t xml:space="preserve">workload와 CPU/GPU VM resource profile을 정의해야 한다.</w:t>
+              <w:t xml:space="preserve">config/vm_workload_requirements.json</w:t>
+            </w:r>
+          </w:p>
+        </w:tc>
+        <w:tc>
+          <w:tcPr/>
+          <w:p>
+            <w:pPr>
+              <w:pStyle w:val="Compact"/>
+            </w:pPr>
+            <w:r>
+              <w:t xml:space="preserve">필요한 accelerator와 검증 가능한 최소 조건만 선언한다.</w:t>
+            </w:r>
+          </w:p>
+        </w:tc>
+      </w:tr>
+      <w:tr>
+        <w:tc>
+          <w:tcPr/>
+          <w:p>
+            <w:pPr>
+              <w:pStyle w:val="Compact"/>
+            </w:pPr>
+            <w:r>
+              <w:t xml:space="preserve">실제 VM snapshot</w:t>
+            </w:r>
+          </w:p>
+        </w:tc>
+        <w:tc>
+          <w:tcPr/>
+          <w:p>
+            <w:pPr>
+              <w:pStyle w:val="Compact"/>
+            </w:pPr>
+            <w:r>
+              <w:t xml:space="preserve">API body 또는</w:t>
+            </w:r>
+            <w:r>
+              <w:t xml:space="preserve"> </w:t>
+            </w:r>
+            <w:r>
+              <w:rPr>
+                <w:rStyle w:val="VerbatimChar"/>
+              </w:rPr>
+              <w:t xml:space="preserve">--vm-snapshot</w:t>
+            </w:r>
+            <w:r>
+              <w:t xml:space="preserve"> </w:t>
+            </w:r>
+            <w:r>
+              <w:t xml:space="preserve">JSON</w:t>
+            </w:r>
+          </w:p>
+        </w:tc>
+        <w:tc>
+          <w:tcPr/>
+          <w:p>
+            <w:pPr>
+              <w:pStyle w:val="Compact"/>
+            </w:pPr>
+            <w:r>
+              <w:t xml:space="preserve">출처, 수집 상태, instance type, CPU·메모리, GPU·VRAM, driver·CUDA를 사실값으로 기록한다.</w:t>
             </w:r>
           </w:p>
         </w:tc>
       </w:tr>
     </w:tbl>
+    <w:p>
+      <w:pPr>
+        <w:pStyle w:val="BodyText"/>
+      </w:pPr>
+      <w:r>
+        <w:t xml:space="preserve">VM 후보 목록과 예상 성능값을 임의로 생성하지 않습니다. VM 생성·조회는 CB-Tumblebug을 포함한 외부 인프라 계층의 책임이며, 본 prototype은 제공받은 VM만 검증합니다.</w:t>
+      </w:r>
+    </w:p>
     <w:bookmarkEnd w:id="11"/>
     <w:bookmarkStart w:id="12" w:name="기능-요구사항"/>
     <w:p>
@@ -539,18 +592,18 @@
               <w:pStyle w:val="Compact"/>
             </w:pPr>
             <w:r>
-              <w:t xml:space="preserve">Ops LLM 후보와 선정 policy를 정의해야 한다.</w:t>
-            </w:r>
-          </w:p>
-        </w:tc>
-        <w:tc>
-          <w:tcPr/>
-          <w:p>
-            <w:pPr>
-              <w:pStyle w:val="Compact"/>
-            </w:pPr>
-            <w:r>
-              <w:t xml:space="preserve">policy 요청 시 candidate ranking과 selected model을 산출해야 한다.</w:t>
+              <w:t xml:space="preserve">Ops LLM 후보를 정책에 따라 평가한다.</w:t>
+            </w:r>
+          </w:p>
+        </w:tc>
+        <w:tc>
+          <w:tcPr/>
+          <w:p>
+            <w:pPr>
+              <w:pStyle w:val="Compact"/>
+            </w:pPr>
+            <w:r>
+              <w:t xml:space="preserve">선정 결과에 model, provider, score, rationale, benchmark status가 포함된다.</w:t>
             </w:r>
           </w:p>
         </w:tc>
@@ -574,18 +627,30 @@
               <w:pStyle w:val="Compact"/>
             </w:pPr>
             <w:r>
-              <w:t xml:space="preserve">LLM 선정 결과는 설명 가능해야 한다.</w:t>
-            </w:r>
-          </w:p>
-        </w:tc>
-        <w:tc>
-          <w:tcPr/>
-          <w:p>
-            <w:pPr>
-              <w:pStyle w:val="Compact"/>
-            </w:pPr>
-            <w:r>
-              <w:t xml:space="preserve">selected model, score, ranking, rationale을 제공해야 한다.</w:t>
+              <w:t xml:space="preserve">실제 평가와 baseline을 구분한다.</w:t>
+            </w:r>
+          </w:p>
+        </w:tc>
+        <w:tc>
+          <w:tcPr/>
+          <w:p>
+            <w:pPr>
+              <w:pStyle w:val="Compact"/>
+            </w:pPr>
+            <w:r>
+              <w:t xml:space="preserve">실제 endpoint가 수행된 경우에만</w:t>
+            </w:r>
+            <w:r>
+              <w:t xml:space="preserve"> </w:t>
+            </w:r>
+            <w:r>
+              <w:rPr>
+                <w:rStyle w:val="VerbatimChar"/>
+              </w:rPr>
+              <w:t xml:space="preserve">benchmark_status=executed</w:t>
+            </w:r>
+            <w:r>
+              <w:t xml:space="preserve">를 기록한다.</w:t>
             </w:r>
           </w:p>
         </w:tc>
@@ -609,18 +674,30 @@
               <w:pStyle w:val="Compact"/>
             </w:pPr>
             <w:r>
-              <w:t xml:space="preserve">AI agent registry를 제공해야 한다.</w:t>
-            </w:r>
-          </w:p>
-        </w:tc>
-        <w:tc>
-          <w:tcPr/>
-          <w:p>
-            <w:pPr>
-              <w:pStyle w:val="Compact"/>
-            </w:pPr>
-            <w:r>
-              <w:t xml:space="preserve">agent 목록과 단일 agent 상세 정보를 조회할 수 있어야 한다.</w:t>
+              <w:t xml:space="preserve">실제 LLM이 자동화 Action을 제안한다.</w:t>
+            </w:r>
+          </w:p>
+        </w:tc>
+        <w:tc>
+          <w:tcPr/>
+          <w:p>
+            <w:pPr>
+              <w:pStyle w:val="Compact"/>
+            </w:pPr>
+            <w:r>
+              <w:t xml:space="preserve">endpoint 호출 성공 시 실제 model, latency, reason, confidence와</w:t>
+            </w:r>
+            <w:r>
+              <w:t xml:space="preserve"> </w:t>
+            </w:r>
+            <w:r>
+              <w:rPr>
+                <w:rStyle w:val="VerbatimChar"/>
+              </w:rPr>
+              <w:t xml:space="preserve">decision_execution_status=executed</w:t>
+            </w:r>
+            <w:r>
+              <w:t xml:space="preserve">를 기록한다.</w:t>
             </w:r>
           </w:p>
         </w:tc>
@@ -644,18 +721,45 @@
               <w:pStyle w:val="Compact"/>
             </w:pPr>
             <w:r>
-              <w:t xml:space="preserve">Agent action boundary를 검증해야 한다.</w:t>
-            </w:r>
-          </w:p>
-        </w:tc>
-        <w:tc>
-          <w:tcPr/>
-          <w:p>
-            <w:pPr>
-              <w:pStyle w:val="Compact"/>
-            </w:pPr>
-            <w:r>
-              <w:t xml:space="preserve">허용 action만 valid 처리하고, 거부 사유를 제공해야 한다.</w:t>
+              <w:t xml:space="preserve">LLM 실패를 성공으로 대체하지 않는다.</w:t>
+            </w:r>
+          </w:p>
+        </w:tc>
+        <w:tc>
+          <w:tcPr/>
+          <w:p>
+            <w:pPr>
+              <w:pStyle w:val="Compact"/>
+            </w:pPr>
+            <w:r>
+              <w:t xml:space="preserve">provider 실패, 잘못된 JSON, 허용 범위 밖 Action은</w:t>
+            </w:r>
+            <w:r>
+              <w:t xml:space="preserve"> </w:t>
+            </w:r>
+            <w:r>
+              <w:rPr>
+                <w:rStyle w:val="VerbatimChar"/>
+              </w:rPr>
+              <w:t xml:space="preserve">llm_failed</w:t>
+            </w:r>
+            <w:r>
+              <w:t xml:space="preserve"> </w:t>
+            </w:r>
+            <w:r>
+              <w:t xml:space="preserve">또는</w:t>
+            </w:r>
+            <w:r>
+              <w:t xml:space="preserve"> </w:t>
+            </w:r>
+            <w:r>
+              <w:rPr>
+                <w:rStyle w:val="VerbatimChar"/>
+              </w:rPr>
+              <w:t xml:space="preserve">rejected</w:t>
+            </w:r>
+            <w:r>
+              <w:t xml:space="preserve">로 반환한다.</w:t>
             </w:r>
           </w:p>
         </w:tc>
@@ -679,18 +783,18 @@
               <w:pStyle w:val="Compact"/>
             </w:pPr>
             <w:r>
-              <w:t xml:space="preserve">CPU/GPU VM 배치 판단 기준을 제공해야 한다.</w:t>
-            </w:r>
-          </w:p>
-        </w:tc>
-        <w:tc>
-          <w:tcPr/>
-          <w:p>
-            <w:pPr>
-              <w:pStyle w:val="Compact"/>
-            </w:pPr>
-            <w:r>
-              <w:t xml:space="preserve">accelerator, VRAM, latency SLO, throughput, cost, capacity를 고려해야 한다.</w:t>
+              <w:t xml:space="preserve">에이전트를 등록·조회한다.</w:t>
+            </w:r>
+          </w:p>
+        </w:tc>
+        <w:tc>
+          <w:tcPr/>
+          <w:p>
+            <w:pPr>
+              <w:pStyle w:val="Compact"/>
+            </w:pPr>
+            <w:r>
+              <w:t xml:space="preserve">내부 자동화 에이전트와 외부 실행 주체의 capability, endpoint와 bounded Action을 조회할 수 있다.</w:t>
             </w:r>
           </w:p>
         </w:tc>
@@ -714,18 +818,18 @@
               <w:pStyle w:val="Compact"/>
             </w:pPr>
             <w:r>
-              <w:t xml:space="preserve">AI 응용 배포·제어 계획을 생성해야 한다.</w:t>
-            </w:r>
-          </w:p>
-        </w:tc>
-        <w:tc>
-          <w:tcPr/>
-          <w:p>
-            <w:pPr>
-              <w:pStyle w:val="Compact"/>
-            </w:pPr>
-            <w:r>
-              <w:t xml:space="preserve">service name, VM instance 수, placement constraint, resource capacity, monitoring metric을 포함해야 한다.</w:t>
+              <w:t xml:space="preserve">에이전트 Action을 검증한다.</w:t>
+            </w:r>
+          </w:p>
+        </w:tc>
+        <w:tc>
+          <w:tcPr/>
+          <w:p>
+            <w:pPr>
+              <w:pStyle w:val="Compact"/>
+            </w:pPr>
+            <w:r>
+              <w:t xml:space="preserve">등록된 허용 Action만 승인하며 거부 사유를 반환한다.</w:t>
             </w:r>
           </w:p>
         </w:tc>
@@ -749,18 +853,18 @@
               <w:pStyle w:val="Compact"/>
             </w:pPr>
             <w:r>
-              <w:t xml:space="preserve">서비스 운영 준비도를 통합 보고해야 한다.</w:t>
-            </w:r>
-          </w:p>
-        </w:tc>
-        <w:tc>
-          <w:tcPr/>
-          <w:p>
-            <w:pPr>
-              <w:pStyle w:val="Compact"/>
-            </w:pPr>
-            <w:r>
-              <w:t xml:space="preserve">LLM 선정, agent 검증, 배치 판단, 배포 계획, guard 검증 결과를 함께 제공해야 한다.</w:t>
+              <w:t xml:space="preserve">실제 VM의 workload 적합성을 검증한다.</w:t>
+            </w:r>
+          </w:p>
+        </w:tc>
+        <w:tc>
+          <w:tcPr/>
+          <w:p>
+            <w:pPr>
+              <w:pStyle w:val="Compact"/>
+            </w:pPr>
+            <w:r>
+              <w:t xml:space="preserve">입력 snapshot의 출처와 수집 상태를 확인하고 선언된 accelerator·자원 조건을 비교한다.</w:t>
             </w:r>
           </w:p>
         </w:tc>
@@ -784,18 +888,42 @@
               <w:pStyle w:val="Compact"/>
             </w:pPr>
             <w:r>
-              <w:t xml:space="preserve">CLI와 HTTP API를 모두 제공해야 한다.</w:t>
-            </w:r>
-          </w:p>
-        </w:tc>
-        <w:tc>
-          <w:tcPr/>
-          <w:p>
-            <w:pPr>
-              <w:pStyle w:val="Compact"/>
-            </w:pPr>
-            <w:r>
-              <w:t xml:space="preserve">동일 기능을 command와 API endpoint로 실행할 수 있어야 한다.</w:t>
+              <w:t xml:space="preserve">미측정 성능을 구분한다.</w:t>
+            </w:r>
+          </w:p>
+        </w:tc>
+        <w:tc>
+          <w:tcPr/>
+          <w:p>
+            <w:pPr>
+              <w:pStyle w:val="Compact"/>
+            </w:pPr>
+            <w:r>
+              <w:t xml:space="preserve">latency, throughput, cost가 없으면</w:t>
+            </w:r>
+            <w:r>
+              <w:t xml:space="preserve"> </w:t>
+            </w:r>
+            <w:r>
+              <w:rPr>
+                <w:rStyle w:val="VerbatimChar"/>
+              </w:rPr>
+              <w:t xml:space="preserve">not_measured</w:t>
+            </w:r>
+            <w:r>
+              <w:t xml:space="preserve">와</w:t>
+            </w:r>
+            <w:r>
+              <w:t xml:space="preserve"> </w:t>
+            </w:r>
+            <w:r>
+              <w:rPr>
+                <w:rStyle w:val="VerbatimChar"/>
+              </w:rPr>
+              <w:t xml:space="preserve">provisionally_compatible</w:t>
+            </w:r>
+            <w:r>
+              <w:t xml:space="preserve">을 반환한다.</w:t>
             </w:r>
           </w:p>
         </w:tc>
@@ -819,18 +947,179 @@
               <w:pStyle w:val="Compact"/>
             </w:pPr>
             <w:r>
-              <w:t xml:space="preserve">API 계약을 표준 형식으로 제공해야 한다.</w:t>
-            </w:r>
-          </w:p>
-        </w:tc>
-        <w:tc>
-          <w:tcPr/>
-          <w:p>
-            <w:pPr>
-              <w:pStyle w:val="Compact"/>
-            </w:pPr>
-            <w:r>
-              <w:t xml:space="preserve">OpenAPI 또는 Swagger 문서로 request/response 구조를 확인할 수 있어야 한다.</w:t>
+              <w:t xml:space="preserve">범용 제어 handoff를 생성한다.</w:t>
+            </w:r>
+          </w:p>
+        </w:tc>
+        <w:tc>
+          <w:tcPr/>
+          <w:p>
+            <w:pPr>
+              <w:pStyle w:val="Compact"/>
+            </w:pPr>
+            <w:r>
+              <w:t xml:space="preserve">capability, Action, 선택된 실행 주체, correlation ID와</w:t>
+            </w:r>
+            <w:r>
+              <w:t xml:space="preserve"> </w:t>
+            </w:r>
+            <w:r>
+              <w:rPr>
+                <w:rStyle w:val="VerbatimChar"/>
+              </w:rPr>
+              <w:t xml:space="preserve">not_executed</w:t>
+            </w:r>
+            <w:r>
+              <w:t xml:space="preserve"> </w:t>
+            </w:r>
+            <w:r>
+              <w:t xml:space="preserve">상태를 제공한다.</w:t>
+            </w:r>
+          </w:p>
+        </w:tc>
+      </w:tr>
+      <w:tr>
+        <w:tc>
+          <w:tcPr/>
+          <w:p>
+            <w:pPr>
+              <w:pStyle w:val="Compact"/>
+            </w:pPr>
+            <w:r>
+              <w:t xml:space="preserve">FR-10</w:t>
+            </w:r>
+          </w:p>
+        </w:tc>
+        <w:tc>
+          <w:tcPr/>
+          <w:p>
+            <w:pPr>
+              <w:pStyle w:val="Compact"/>
+            </w:pPr>
+            <w:r>
+              <w:t xml:space="preserve">실행 feedback을 기록한다.</w:t>
+            </w:r>
+          </w:p>
+        </w:tc>
+        <w:tc>
+          <w:tcPr/>
+          <w:p>
+            <w:pPr>
+              <w:pStyle w:val="Compact"/>
+            </w:pPr>
+            <w:r>
+              <w:t xml:space="preserve">승인된 correlation ID에 대해 정규화된 상태와 선택적 성능값을 기록한다.</w:t>
+            </w:r>
+          </w:p>
+        </w:tc>
+      </w:tr>
+      <w:tr>
+        <w:tc>
+          <w:tcPr/>
+          <w:p>
+            <w:pPr>
+              <w:pStyle w:val="Compact"/>
+            </w:pPr>
+            <w:r>
+              <w:t xml:space="preserve">FR-11</w:t>
+            </w:r>
+          </w:p>
+        </w:tc>
+        <w:tc>
+          <w:tcPr/>
+          <w:p>
+            <w:pPr>
+              <w:pStyle w:val="Compact"/>
+            </w:pPr>
+            <w:r>
+              <w:t xml:space="preserve">특정 실행 프레임워크에 종속되지 않는다.</w:t>
+            </w:r>
+          </w:p>
+        </w:tc>
+        <w:tc>
+          <w:tcPr/>
+          <w:p>
+            <w:pPr>
+              <w:pStyle w:val="Compact"/>
+            </w:pPr>
+            <w:r>
+              <w:t xml:space="preserve">capability와 Action이 맞는 등록 외부 실행 주체를 동적으로 선택한다.</w:t>
+            </w:r>
+          </w:p>
+        </w:tc>
+      </w:tr>
+      <w:tr>
+        <w:tc>
+          <w:tcPr/>
+          <w:p>
+            <w:pPr>
+              <w:pStyle w:val="Compact"/>
+            </w:pPr>
+            <w:r>
+              <w:t xml:space="preserve">FR-12</w:t>
+            </w:r>
+          </w:p>
+        </w:tc>
+        <w:tc>
+          <w:tcPr/>
+          <w:p>
+            <w:pPr>
+              <w:pStyle w:val="Compact"/>
+            </w:pPr>
+            <w:r>
+              <w:t xml:space="preserve">CLI와 HTTP API를 제공한다.</w:t>
+            </w:r>
+          </w:p>
+        </w:tc>
+        <w:tc>
+          <w:tcPr/>
+          <w:p>
+            <w:pPr>
+              <w:pStyle w:val="Compact"/>
+            </w:pPr>
+            <w:r>
+              <w:t xml:space="preserve">LLM 선정·Action 제안, registry, VM 적합성, handoff를 두 방식으로 호출할 수 있다.</w:t>
+            </w:r>
+          </w:p>
+        </w:tc>
+      </w:tr>
+      <w:tr>
+        <w:tc>
+          <w:tcPr/>
+          <w:p>
+            <w:pPr>
+              <w:pStyle w:val="Compact"/>
+            </w:pPr>
+            <w:r>
+              <w:t xml:space="preserve">FR-13</w:t>
+            </w:r>
+          </w:p>
+        </w:tc>
+        <w:tc>
+          <w:tcPr/>
+          <w:p>
+            <w:pPr>
+              <w:pStyle w:val="Compact"/>
+            </w:pPr>
+            <w:r>
+              <w:t xml:space="preserve">VM 환경 증적을 수집한다.</w:t>
+            </w:r>
+          </w:p>
+        </w:tc>
+        <w:tc>
+          <w:tcPr/>
+          <w:p>
+            <w:pPr>
+              <w:pStyle w:val="Compact"/>
+            </w:pPr>
+            <w:r>
+              <w:rPr>
+                <w:rStyle w:val="VerbatimChar"/>
+              </w:rPr>
+              <w:t xml:space="preserve">validate-system --target vm</w:t>
+            </w:r>
+            <w:r>
+              <w:t xml:space="preserve">이 CPU·메모리·GPU·VRAM·driver·CUDA와 AWS metadata를 저장한다.</w:t>
             </w:r>
           </w:p>
         </w:tc>
@@ -926,7 +1215,7 @@
               <w:pStyle w:val="Compact"/>
             </w:pPr>
             <w:r>
-              <w:t xml:space="preserve">주요 판단 로직과 실행 경로가 Go module에 있어야 한다.</w:t>
+              <w:t xml:space="preserve">핵심 판단과 API/CLI가 Go module에 존재한다.</w:t>
             </w:r>
           </w:p>
         </w:tc>
@@ -961,7 +1250,7 @@
               <w:pStyle w:val="Compact"/>
             </w:pPr>
             <w:r>
-              <w:t xml:space="preserve">정책과 입력 데이터가 JSON 설정으로 관리되어야 한다.</w:t>
+              <w:t xml:space="preserve">설정과 입력 snapshot이 JSON으로 관리된다.</w:t>
             </w:r>
           </w:p>
         </w:tc>
@@ -985,18 +1274,18 @@
               <w:pStyle w:val="Compact"/>
             </w:pPr>
             <w:r>
-              <w:t xml:space="preserve">로컬 검증 가능성</w:t>
-            </w:r>
-          </w:p>
-        </w:tc>
-        <w:tc>
-          <w:tcPr/>
-          <w:p>
-            <w:pPr>
-              <w:pStyle w:val="Compact"/>
-            </w:pPr>
-            <w:r>
-              <w:t xml:space="preserve">기본 검증은 cloud credential 없이 실행 가능해야 한다.</w:t>
+              <w:t xml:space="preserve">안전한 제어</w:t>
+            </w:r>
+          </w:p>
+        </w:tc>
+        <w:tc>
+          <w:tcPr/>
+          <w:p>
+            <w:pPr>
+              <w:pStyle w:val="Compact"/>
+            </w:pPr>
+            <w:r>
+              <w:t xml:space="preserve">제어 Action은 registry와 Go Guard 경계를 통과해야 한다.</w:t>
             </w:r>
           </w:p>
         </w:tc>
@@ -1020,18 +1309,18 @@
               <w:pStyle w:val="Compact"/>
             </w:pPr>
             <w:r>
-              <w:t xml:space="preserve">안전한 action 처리</w:t>
-            </w:r>
-          </w:p>
-        </w:tc>
-        <w:tc>
-          <w:tcPr/>
-          <w:p>
-            <w:pPr>
-              <w:pStyle w:val="Compact"/>
-            </w:pPr>
-            <w:r>
-              <w:t xml:space="preserve">agent action과 service-control action은 허용 범위 안에서만 ready 처리되어야 한다.</w:t>
+              <w:t xml:space="preserve">사실 기반 보고</w:t>
+            </w:r>
+          </w:p>
+        </w:tc>
+        <w:tc>
+          <w:tcPr/>
+          <w:p>
+            <w:pPr>
+              <w:pStyle w:val="Compact"/>
+            </w:pPr>
+            <w:r>
+              <w:t xml:space="preserve">예상값, 측정값, 미측정값과 실행 여부를 혼합하지 않는다.</w:t>
             </w:r>
           </w:p>
         </w:tc>
@@ -1055,18 +1344,18 @@
               <w:pStyle w:val="Compact"/>
             </w:pPr>
             <w:r>
-              <w:t xml:space="preserve">경계 명확화</w:t>
-            </w:r>
-          </w:p>
-        </w:tc>
-        <w:tc>
-          <w:tcPr/>
-          <w:p>
-            <w:pPr>
-              <w:pStyle w:val="Compact"/>
-            </w:pPr>
-            <w:r>
-              <w:t xml:space="preserve">prototype baseline과 최종 benchmark 결과를 구분해야 한다.</w:t>
+              <w:t xml:space="preserve">민감정보 보호</w:t>
+            </w:r>
+          </w:p>
+        </w:tc>
+        <w:tc>
+          <w:tcPr/>
+          <w:p>
+            <w:pPr>
+              <w:pStyle w:val="Compact"/>
+            </w:pPr>
+            <w:r>
+              <w:t xml:space="preserve">credential, token, API key, kubeconfig를 저장소에 커밋하지 않는다.</w:t>
             </w:r>
           </w:p>
         </w:tc>
@@ -1090,31 +1379,31 @@
               <w:pStyle w:val="Compact"/>
             </w:pPr>
             <w:r>
-              <w:t xml:space="preserve">검토 가능성</w:t>
-            </w:r>
-          </w:p>
-        </w:tc>
-        <w:tc>
-          <w:tcPr/>
-          <w:p>
-            <w:pPr>
-              <w:pStyle w:val="Compact"/>
-            </w:pPr>
-            <w:r>
-              <w:t xml:space="preserve">실행 결과와 산출물은 reviewer가 추적 가능한 형태로 남아야 한다.</w:t>
+              <w:t xml:space="preserve">추적 가능성</w:t>
+            </w:r>
+          </w:p>
+        </w:tc>
+        <w:tc>
+          <w:tcPr/>
+          <w:p>
+            <w:pPr>
+              <w:pStyle w:val="Compact"/>
+            </w:pPr>
+            <w:r>
+              <w:t xml:space="preserve">branch, commit, Go test, VM 환경과 단계별 결과를 증적으로 남긴다.</w:t>
             </w:r>
           </w:p>
         </w:tc>
       </w:tr>
     </w:tbl>
     <w:bookmarkEnd w:id="13"/>
-    <w:bookmarkStart w:id="14" w:name="제출-산출물-요구사항"/>
+    <w:bookmarkStart w:id="14" w:name="검증-기준"/>
     <w:p>
       <w:pPr>
         <w:pStyle w:val="Heading2"/>
       </w:pPr>
       <w:r>
-        <w:t xml:space="preserve">6. 제출 산출물 요구사항</w:t>
+        <w:t xml:space="preserve">6. 검증 기준</w:t>
       </w:r>
     </w:p>
     <w:tbl>
@@ -1139,175 +1428,299 @@
               <w:pStyle w:val="Compact"/>
             </w:pPr>
             <w:r>
-              <w:t xml:space="preserve">산출물</w:t>
-            </w:r>
-          </w:p>
-        </w:tc>
-        <w:tc>
-          <w:tcPr/>
-          <w:p>
-            <w:pPr>
-              <w:pStyle w:val="Compact"/>
-            </w:pPr>
-            <w:r>
-              <w:t xml:space="preserve">요구사항</w:t>
-            </w:r>
-          </w:p>
-        </w:tc>
-      </w:tr>
-      <w:tr>
-        <w:tc>
-          <w:tcPr/>
-          <w:p>
-            <w:pPr>
-              <w:pStyle w:val="Compact"/>
-            </w:pPr>
-            <w:r>
-              <w:t xml:space="preserve">요구사항 정의서</w:t>
-            </w:r>
-          </w:p>
-        </w:tc>
-        <w:tc>
-          <w:tcPr/>
-          <w:p>
-            <w:pPr>
-              <w:pStyle w:val="Compact"/>
-            </w:pPr>
-            <w:r>
-              <w:t xml:space="preserve">과제 범위, 기능 요구사항, 비기능 요구사항, 검증 기준, 제외 범위를 정의한다.</w:t>
-            </w:r>
-          </w:p>
-        </w:tc>
-      </w:tr>
-      <w:tr>
-        <w:tc>
-          <w:tcPr/>
-          <w:p>
-            <w:pPr>
-              <w:pStyle w:val="Compact"/>
-            </w:pPr>
-            <w:r>
-              <w:t xml:space="preserve">LLM 운영 관리 구조 설계서</w:t>
-            </w:r>
-          </w:p>
-        </w:tc>
-        <w:tc>
-          <w:tcPr/>
-          <w:p>
-            <w:pPr>
-              <w:pStyle w:val="Compact"/>
-            </w:pPr>
-            <w:r>
-              <w:t xml:space="preserve">LLM 선정 기준, 운영 흐름, score 해석, 검증 방법을 설명한다.</w:t>
-            </w:r>
-          </w:p>
-        </w:tc>
-      </w:tr>
-      <w:tr>
-        <w:tc>
-          <w:tcPr/>
-          <w:p>
-            <w:pPr>
-              <w:pStyle w:val="Compact"/>
-            </w:pPr>
-            <w:r>
-              <w:t xml:space="preserve">에이전트 등록 관리 프로토타입</w:t>
-            </w:r>
-          </w:p>
-        </w:tc>
-        <w:tc>
-          <w:tcPr/>
-          <w:p>
-            <w:pPr>
-              <w:pStyle w:val="Compact"/>
-            </w:pPr>
-            <w:r>
-              <w:t xml:space="preserve">agent registry 구조, agent 역할, bounded action 검증을 설명한다.</w:t>
-            </w:r>
-          </w:p>
-        </w:tc>
-      </w:tr>
-      <w:tr>
-        <w:tc>
-          <w:tcPr/>
-          <w:p>
-            <w:pPr>
-              <w:pStyle w:val="Compact"/>
-            </w:pPr>
-            <w:r>
-              <w:t xml:space="preserve">AI 응용 배포·제어 추론 최적화 전략 설계서</w:t>
-            </w:r>
-          </w:p>
-        </w:tc>
-        <w:tc>
-          <w:tcPr/>
-          <w:p>
-            <w:pPr>
-              <w:pStyle w:val="Compact"/>
-            </w:pPr>
-            <w:r>
-              <w:t xml:space="preserve">CPU/GPU VM 배치 기준, scoring, AI 응용 배포·제어 계획, 검증 방식을 설명한다.</w:t>
-            </w:r>
-          </w:p>
-        </w:tc>
-      </w:tr>
-      <w:tr>
-        <w:tc>
-          <w:tcPr/>
-          <w:p>
-            <w:pPr>
-              <w:pStyle w:val="Compact"/>
-            </w:pPr>
-            <w:r>
-              <w:t xml:space="preserve">기능/API 가이드</w:t>
-            </w:r>
-          </w:p>
-        </w:tc>
-        <w:tc>
-          <w:tcPr/>
-          <w:p>
-            <w:pPr>
-              <w:pStyle w:val="Compact"/>
-            </w:pPr>
-            <w:r>
-              <w:t xml:space="preserve">endpoint, request/response, 실행 예시를 설명한다.</w:t>
-            </w:r>
-          </w:p>
-        </w:tc>
-      </w:tr>
-      <w:tr>
-        <w:tc>
-          <w:tcPr/>
-          <w:p>
-            <w:pPr>
-              <w:pStyle w:val="Compact"/>
-            </w:pPr>
-            <w:r>
-              <w:t xml:space="preserve">테스트 가이드</w:t>
-            </w:r>
-          </w:p>
-        </w:tc>
-        <w:tc>
-          <w:tcPr/>
-          <w:p>
-            <w:pPr>
-              <w:pStyle w:val="Compact"/>
-            </w:pPr>
-            <w:r>
-              <w:t xml:space="preserve">Go test, team-validation, 실패 로그 보존 기준을 설명한다.</w:t>
+              <w:t xml:space="preserve">검증</w:t>
+            </w:r>
+          </w:p>
+        </w:tc>
+        <w:tc>
+          <w:tcPr/>
+          <w:p>
+            <w:pPr>
+              <w:pStyle w:val="Compact"/>
+            </w:pPr>
+            <w:r>
+              <w:t xml:space="preserve">기대 결과</w:t>
+            </w:r>
+          </w:p>
+        </w:tc>
+      </w:tr>
+      <w:tr>
+        <w:tc>
+          <w:tcPr/>
+          <w:p>
+            <w:pPr>
+              <w:pStyle w:val="Compact"/>
+            </w:pPr>
+            <w:r>
+              <w:rPr>
+                <w:rStyle w:val="VerbatimChar"/>
+              </w:rPr>
+              <w:t xml:space="preserve">make test</w:t>
+            </w:r>
+          </w:p>
+        </w:tc>
+        <w:tc>
+          <w:tcPr/>
+          <w:p>
+            <w:pPr>
+              <w:pStyle w:val="Compact"/>
+            </w:pPr>
+            <w:r>
+              <w:t xml:space="preserve">두 Go module 테스트 통과</w:t>
+            </w:r>
+          </w:p>
+        </w:tc>
+      </w:tr>
+      <w:tr>
+        <w:tc>
+          <w:tcPr/>
+          <w:p>
+            <w:pPr>
+              <w:pStyle w:val="Compact"/>
+            </w:pPr>
+            <w:r>
+              <w:rPr>
+                <w:rStyle w:val="VerbatimChar"/>
+              </w:rPr>
+              <w:t xml:space="preserve">make vet</w:t>
+            </w:r>
+          </w:p>
+        </w:tc>
+        <w:tc>
+          <w:tcPr/>
+          <w:p>
+            <w:pPr>
+              <w:pStyle w:val="Compact"/>
+            </w:pPr>
+            <w:r>
+              <w:t xml:space="preserve">두 Go module 정적 검사 통과</w:t>
+            </w:r>
+          </w:p>
+        </w:tc>
+      </w:tr>
+      <w:tr>
+        <w:tc>
+          <w:tcPr/>
+          <w:p>
+            <w:pPr>
+              <w:pStyle w:val="Compact"/>
+            </w:pPr>
+            <w:r>
+              <w:rPr>
+                <w:rStyle w:val="VerbatimChar"/>
+              </w:rPr>
+              <w:t xml:space="preserve">team-validation</w:t>
+            </w:r>
+          </w:p>
+        </w:tc>
+        <w:tc>
+          <w:tcPr/>
+          <w:p>
+            <w:pPr>
+              <w:pStyle w:val="Compact"/>
+            </w:pPr>
+            <w:r>
+              <w:t xml:space="preserve">LLM 선정, registry, 실제 snapshot 적합성, handoff 계획 결과 생성</w:t>
+            </w:r>
+          </w:p>
+        </w:tc>
+      </w:tr>
+      <w:tr>
+        <w:tc>
+          <w:tcPr/>
+          <w:p>
+            <w:pPr>
+              <w:pStyle w:val="Compact"/>
+            </w:pPr>
+            <w:r>
+              <w:rPr>
+                <w:rStyle w:val="VerbatimChar"/>
+              </w:rPr>
+              <w:t xml:space="preserve">validate-system --target local</w:t>
+            </w:r>
+          </w:p>
+        </w:tc>
+        <w:tc>
+          <w:tcPr/>
+          <w:p>
+            <w:pPr>
+              <w:pStyle w:val="Compact"/>
+            </w:pPr>
+            <w:r>
+              <w:t xml:space="preserve">로컬 Go·API 흐름 검증</w:t>
+            </w:r>
+          </w:p>
+        </w:tc>
+      </w:tr>
+      <w:tr>
+        <w:tc>
+          <w:tcPr/>
+          <w:p>
+            <w:pPr>
+              <w:pStyle w:val="Compact"/>
+            </w:pPr>
+            <w:r>
+              <w:rPr>
+                <w:rStyle w:val="VerbatimChar"/>
+              </w:rPr>
+              <w:t xml:space="preserve">validate-system --target vm</w:t>
+            </w:r>
+          </w:p>
+        </w:tc>
+        <w:tc>
+          <w:tcPr/>
+          <w:p>
+            <w:pPr>
+              <w:pStyle w:val="Compact"/>
+            </w:pPr>
+            <w:r>
+              <w:t xml:space="preserve">라이브 VM 자원 snapshot과 환경 증적 생성</w:t>
+            </w:r>
+          </w:p>
+        </w:tc>
+      </w:tr>
+      <w:tr>
+        <w:tc>
+          <w:tcPr/>
+          <w:p>
+            <w:pPr>
+              <w:pStyle w:val="Compact"/>
+            </w:pPr>
+            <w:r>
+              <w:t xml:space="preserve">실제 LLM benchmark</w:t>
+            </w:r>
+          </w:p>
+        </w:tc>
+        <w:tc>
+          <w:tcPr/>
+          <w:p>
+            <w:pPr>
+              <w:pStyle w:val="Compact"/>
+            </w:pPr>
+            <w:r>
+              <w:t xml:space="preserve">endpoint 실행 시에만</w:t>
+            </w:r>
+            <w:r>
+              <w:t xml:space="preserve"> </w:t>
+            </w:r>
+            <w:r>
+              <w:rPr>
+                <w:rStyle w:val="VerbatimChar"/>
+              </w:rPr>
+              <w:t xml:space="preserve">benchmark_status=executed</w:t>
+            </w:r>
+          </w:p>
+        </w:tc>
+      </w:tr>
+      <w:tr>
+        <w:tc>
+          <w:tcPr/>
+          <w:p>
+            <w:pPr>
+              <w:pStyle w:val="Compact"/>
+            </w:pPr>
+            <w:r>
+              <w:t xml:space="preserve">실제 LLM Action 결정</w:t>
+            </w:r>
+          </w:p>
+        </w:tc>
+        <w:tc>
+          <w:tcPr/>
+          <w:p>
+            <w:pPr>
+              <w:pStyle w:val="Compact"/>
+            </w:pPr>
+            <w:r>
+              <w:rPr>
+                <w:rStyle w:val="VerbatimChar"/>
+              </w:rPr>
+              <w:t xml:space="preserve">--run-llm-decision</w:t>
+            </w:r>
+            <w:r>
+              <w:t xml:space="preserve"> </w:t>
+            </w:r>
+            <w:r>
+              <w:t xml:space="preserve">사용 시</w:t>
+            </w:r>
+            <w:r>
+              <w:t xml:space="preserve"> </w:t>
+            </w:r>
+            <w:r>
+              <w:rPr>
+                <w:rStyle w:val="VerbatimChar"/>
+              </w:rPr>
+              <w:t xml:space="preserve">decision_execution_status=executed</w:t>
+            </w:r>
+            <w:r>
+              <w:t xml:space="preserve">와 Go Guard 결과 저장</w:t>
             </w:r>
           </w:p>
         </w:tc>
       </w:tr>
     </w:tbl>
+    <w:p>
+      <w:pPr>
+        <w:pStyle w:val="BodyText"/>
+      </w:pPr>
+      <w:r>
+        <w:t xml:space="preserve">대표 명령:</w:t>
+      </w:r>
+    </w:p>
+    <w:p>
+      <w:pPr>
+        <w:pStyle w:val="SourceCode"/>
+      </w:pPr>
+      <w:r>
+        <w:rPr>
+          <w:rStyle w:val="VerbatimChar"/>
+        </w:rPr>
+        <w:t xml:space="preserve">cd go/service-control-api</w:t>
+      </w:r>
+      <w:r>
+        <w:br/>
+      </w:r>
+      <w:r>
+        <w:rPr>
+          <w:rStyle w:val="VerbatimChar"/>
+        </w:rPr>
+        <w:t xml:space="preserve">go run ./cmd/aiops-service-control validate-vm-suitability \</w:t>
+      </w:r>
+      <w:r>
+        <w:br/>
+      </w:r>
+      <w:r>
+        <w:rPr>
+          <w:rStyle w:val="VerbatimChar"/>
+        </w:rPr>
+        <w:t xml:space="preserve">  --requirements ../../config/vm_workload_requirements.json \</w:t>
+      </w:r>
+      <w:r>
+        <w:br/>
+      </w:r>
+      <w:r>
+        <w:rPr>
+          <w:rStyle w:val="VerbatimChar"/>
+        </w:rPr>
+        <w:t xml:space="preserve">  --vm-snapshot ../../docs/evidence/artifacts/vm_20260707_resource_snapshot.json \</w:t>
+      </w:r>
+      <w:r>
+        <w:br/>
+      </w:r>
+      <w:r>
+        <w:rPr>
+          <w:rStyle w:val="VerbatimChar"/>
+        </w:rPr>
+        <w:t xml:space="preserve">  --workload llm-chat-inference</w:t>
+      </w:r>
+    </w:p>
     <w:bookmarkEnd w:id="14"/>
-    <w:bookmarkStart w:id="15" w:name="검증-요구사항"/>
+    <w:bookmarkStart w:id="15" w:name="제외-범위와-한계"/>
     <w:p>
       <w:pPr>
         <w:pStyle w:val="Heading2"/>
       </w:pPr>
       <w:r>
-        <w:t xml:space="preserve">7. 검증 요구사항</w:t>
+        <w:t xml:space="preserve">7. 제외 범위와 한계</w:t>
       </w:r>
     </w:p>
     <w:tbl>
@@ -1332,90 +1745,66 @@
               <w:pStyle w:val="Compact"/>
             </w:pPr>
             <w:r>
-              <w:t xml:space="preserve">검증 항목</w:t>
-            </w:r>
-          </w:p>
-        </w:tc>
-        <w:tc>
-          <w:tcPr/>
-          <w:p>
-            <w:pPr>
-              <w:pStyle w:val="Compact"/>
-            </w:pPr>
-            <w:r>
-              <w:t xml:space="preserve">요구 결과</w:t>
-            </w:r>
-          </w:p>
-        </w:tc>
-      </w:tr>
-      <w:tr>
-        <w:tc>
-          <w:tcPr/>
-          <w:p>
-            <w:pPr>
-              <w:pStyle w:val="Compact"/>
-            </w:pPr>
-            <w:r>
-              <w:t xml:space="preserve">Go guard test</w:t>
-            </w:r>
-          </w:p>
-        </w:tc>
-        <w:tc>
-          <w:tcPr/>
-          <w:p>
-            <w:pPr>
-              <w:pStyle w:val="Compact"/>
-            </w:pPr>
-            <w:r>
-              <w:t xml:space="preserve">bounded action validation이 정상 동작해야 한다.</w:t>
-            </w:r>
-          </w:p>
-        </w:tc>
-      </w:tr>
-      <w:tr>
-        <w:tc>
-          <w:tcPr/>
-          <w:p>
-            <w:pPr>
-              <w:pStyle w:val="Compact"/>
-            </w:pPr>
-            <w:r>
-              <w:t xml:space="preserve">Service-control API test</w:t>
-            </w:r>
-          </w:p>
-        </w:tc>
-        <w:tc>
-          <w:tcPr/>
-          <w:p>
-            <w:pPr>
-              <w:pStyle w:val="Compact"/>
-            </w:pPr>
-            <w:r>
-              <w:t xml:space="preserve">LLM 선정, agent registry, placement, AI 응용 배포·제어 계획 로직이 검증되어야 한다.</w:t>
-            </w:r>
-          </w:p>
-        </w:tc>
-      </w:tr>
-      <w:tr>
-        <w:tc>
-          <w:tcPr/>
-          <w:p>
-            <w:pPr>
-              <w:pStyle w:val="Compact"/>
-            </w:pPr>
-            <w:r>
-              <w:t xml:space="preserve">Team validation</w:t>
-            </w:r>
-          </w:p>
-        </w:tc>
-        <w:tc>
-          <w:tcPr/>
-          <w:p>
-            <w:pPr>
-              <w:pStyle w:val="Compact"/>
-            </w:pPr>
-            <w:r>
-              <w:t xml:space="preserve">주요 기능이 순차 실행되고 전체</w:t>
+              <w:t xml:space="preserve">항목</w:t>
+            </w:r>
+          </w:p>
+        </w:tc>
+        <w:tc>
+          <w:tcPr/>
+          <w:p>
+            <w:pPr>
+              <w:pStyle w:val="Compact"/>
+            </w:pPr>
+            <w:r>
+              <w:t xml:space="preserve">경계</w:t>
+            </w:r>
+          </w:p>
+        </w:tc>
+      </w:tr>
+      <w:tr>
+        <w:tc>
+          <w:tcPr/>
+          <w:p>
+            <w:pPr>
+              <w:pStyle w:val="Compact"/>
+            </w:pPr>
+            <w:r>
+              <w:t xml:space="preserve">VM 프로비저닝</w:t>
+            </w:r>
+          </w:p>
+        </w:tc>
+        <w:tc>
+          <w:tcPr/>
+          <w:p>
+            <w:pPr>
+              <w:pStyle w:val="Compact"/>
+            </w:pPr>
+            <w:r>
+              <w:t xml:space="preserve">본 prototype이 수행하지 않으며 외부 인프라 계층 결과를 입력받는다.</w:t>
+            </w:r>
+          </w:p>
+        </w:tc>
+      </w:tr>
+      <w:tr>
+        <w:tc>
+          <w:tcPr/>
+          <w:p>
+            <w:pPr>
+              <w:pStyle w:val="Compact"/>
+            </w:pPr>
+            <w:r>
+              <w:t xml:space="preserve">실제 배포 실행</w:t>
+            </w:r>
+          </w:p>
+        </w:tc>
+        <w:tc>
+          <w:tcPr/>
+          <w:p>
+            <w:pPr>
+              <w:pStyle w:val="Compact"/>
+            </w:pPr>
+            <w:r>
+              <w:t xml:space="preserve">등록 에이전트 handoff 계획까지만 생성하며 결과는</w:t>
             </w:r>
             <w:r>
               <w:t xml:space="preserve"> </w:t>
@@ -1424,317 +1813,89 @@
               <w:rPr>
                 <w:rStyle w:val="VerbatimChar"/>
               </w:rPr>
-              <w:t xml:space="preserve">valid=true</w:t>
-            </w:r>
-            <w:r>
-              <w:t xml:space="preserve"> </w:t>
-            </w:r>
-            <w:r>
-              <w:t xml:space="preserve">결과를 생성해야 한다.</w:t>
-            </w:r>
-          </w:p>
-        </w:tc>
-      </w:tr>
-      <w:tr>
-        <w:tc>
-          <w:tcPr/>
-          <w:p>
-            <w:pPr>
-              <w:pStyle w:val="Compact"/>
-            </w:pPr>
-            <w:r>
-              <w:t xml:space="preserve">DOCX 확인</w:t>
-            </w:r>
-          </w:p>
-        </w:tc>
-        <w:tc>
-          <w:tcPr/>
-          <w:p>
-            <w:pPr>
-              <w:pStyle w:val="Compact"/>
-            </w:pPr>
-            <w:r>
-              <w:t xml:space="preserve">제출본 DOCX가 Markdown 원본과 동일한 제목과 핵심 내용을 포함해야 한다.</w:t>
+              <w:t xml:space="preserve">not_executed</w:t>
+            </w:r>
+            <w:r>
+              <w:t xml:space="preserve">이다.</w:t>
+            </w:r>
+          </w:p>
+        </w:tc>
+      </w:tr>
+      <w:tr>
+        <w:tc>
+          <w:tcPr/>
+          <w:p>
+            <w:pPr>
+              <w:pStyle w:val="Compact"/>
+            </w:pPr>
+            <w:r>
+              <w:t xml:space="preserve">최종 성능 최적화</w:t>
+            </w:r>
+          </w:p>
+        </w:tc>
+        <w:tc>
+          <w:tcPr/>
+          <w:p>
+            <w:pPr>
+              <w:pStyle w:val="Compact"/>
+            </w:pPr>
+            <w:r>
+              <w:t xml:space="preserve">workload latency·throughput·cost 측정 전에는 잠정 적합성만 판단한다.</w:t>
+            </w:r>
+          </w:p>
+        </w:tc>
+      </w:tr>
+      <w:tr>
+        <w:tc>
+          <w:tcPr/>
+          <w:p>
+            <w:pPr>
+              <w:pStyle w:val="Compact"/>
+            </w:pPr>
+            <w:r>
+              <w:t xml:space="preserve">특정 팀 프레임워크 고정</w:t>
+            </w:r>
+          </w:p>
+        </w:tc>
+        <w:tc>
+          <w:tcPr/>
+          <w:p>
+            <w:pPr>
+              <w:pStyle w:val="Compact"/>
+            </w:pPr>
+            <w:r>
+              <w:t xml:space="preserve">허용하지 않는다. 모든 실행 주체는 동일한 registry 계약으로 연결한다.</w:t>
+            </w:r>
+          </w:p>
+        </w:tc>
+      </w:tr>
+      <w:tr>
+        <w:tc>
+          <w:tcPr/>
+          <w:p>
+            <w:pPr>
+              <w:pStyle w:val="Compact"/>
+            </w:pPr>
+            <w:r>
+              <w:t xml:space="preserve">컨테이너·Kubernetes 배포</w:t>
+            </w:r>
+          </w:p>
+        </w:tc>
+        <w:tc>
+          <w:tcPr/>
+          <w:p>
+            <w:pPr>
+              <w:pStyle w:val="Compact"/>
+            </w:pPr>
+            <w:r>
+              <w:t xml:space="preserve">1차년도 VM-only 범위에서 제외한다.</w:t>
             </w:r>
           </w:p>
         </w:tc>
       </w:tr>
     </w:tbl>
-    <w:p>
-      <w:pPr>
-        <w:pStyle w:val="BodyText"/>
-      </w:pPr>
-      <w:r>
-        <w:t xml:space="preserve">기본 검증 명령:</w:t>
-      </w:r>
-    </w:p>
-    <w:p>
-      <w:pPr>
-        <w:pStyle w:val="SourceCode"/>
-      </w:pPr>
-      <w:r>
-        <w:rPr>
-          <w:rStyle w:val="VerbatimChar"/>
-        </w:rPr>
-        <w:t xml:space="preserve">cd go/aiops-guard</w:t>
-      </w:r>
-      <w:r>
-        <w:br/>
-      </w:r>
-      <w:r>
-        <w:rPr>
-          <w:rStyle w:val="VerbatimChar"/>
-        </w:rPr>
-        <w:t xml:space="preserve">go test ./...</w:t>
-      </w:r>
-      <w:r>
-        <w:br/>
-      </w:r>
-      <w:r>
-        <w:br/>
-      </w:r>
-      <w:r>
-        <w:rPr>
-          <w:rStyle w:val="VerbatimChar"/>
-        </w:rPr>
-        <w:t xml:space="preserve">cd ../service-control-api</w:t>
-      </w:r>
-      <w:r>
-        <w:br/>
-      </w:r>
-      <w:r>
-        <w:rPr>
-          <w:rStyle w:val="VerbatimChar"/>
-        </w:rPr>
-        <w:t xml:space="preserve">go test ./...</w:t>
-      </w:r>
-      <w:r>
-        <w:br/>
-      </w:r>
-      <w:r>
-        <w:rPr>
-          <w:rStyle w:val="VerbatimChar"/>
-        </w:rPr>
-        <w:t xml:space="preserve">go run ./cmd/aiops-service-control team-validation</w:t>
-      </w:r>
-    </w:p>
-    <w:p>
-      <w:pPr>
-        <w:pStyle w:val="FirstParagraph"/>
-      </w:pPr>
-      <w:r>
-        <w:t xml:space="preserve">기대 신호:</w:t>
-      </w:r>
-    </w:p>
-    <w:p>
-      <w:pPr>
-        <w:pStyle w:val="SourceCode"/>
-      </w:pPr>
-      <w:r>
-        <w:rPr>
-          <w:rStyle w:val="VerbatimChar"/>
-        </w:rPr>
-        <w:t xml:space="preserve">valid = true</w:t>
-      </w:r>
-      <w:r>
-        <w:br/>
-      </w:r>
-      <w:r>
-        <w:rPr>
-          <w:rStyle w:val="VerbatimChar"/>
-        </w:rPr>
-        <w:t xml:space="preserve">selected_model = primary-ops-llm</w:t>
-      </w:r>
-      <w:r>
-        <w:br/>
-      </w:r>
-      <w:r>
-        <w:rPr>
-          <w:rStyle w:val="VerbatimChar"/>
-        </w:rPr>
-        <w:t xml:space="preserve">selected_resource = gpu-vm-l4</w:t>
-      </w:r>
-      <w:r>
-        <w:br/>
-      </w:r>
-      <w:r>
-        <w:rPr>
-          <w:rStyle w:val="VerbatimChar"/>
-        </w:rPr>
-        <w:t xml:space="preserve">guard_backend = go</w:t>
-      </w:r>
-      <w:r>
-        <w:br/>
-      </w:r>
-      <w:r>
-        <w:rPr>
-          <w:rStyle w:val="VerbatimChar"/>
-        </w:rPr>
-        <w:t xml:space="preserve">guard_validation.valid = true</w:t>
-      </w:r>
-    </w:p>
     <w:bookmarkEnd w:id="15"/>
-    <w:bookmarkStart w:id="16" w:name="제외-및-제약"/>
-    <w:p>
-      <w:pPr>
-        <w:pStyle w:val="Heading2"/>
-      </w:pPr>
-      <w:r>
-        <w:t xml:space="preserve">8. 제외 및 제약</w:t>
-      </w:r>
-    </w:p>
-    <w:tbl>
-      <w:tblPr>
-        <w:tblStyle w:val="Table"/>
-        <w:tblW w:type="pct" w:w="5000"/>
-        <w:tblLayout w:type="fixed"/>
-        <w:tblLook w:firstRow="1" w:lastRow="0" w:firstColumn="0" w:lastColumn="0" w:noHBand="0" w:noVBand="0" w:val="0020"/>
-      </w:tblPr>
-      <w:tblGrid>
-        <w:gridCol w:w="3960"/>
-        <w:gridCol w:w="3960"/>
-      </w:tblGrid>
-      <w:tr>
-        <w:trPr>
-          <w:tblHeader w:val="on"/>
-        </w:trPr>
-        <w:tc>
-          <w:tcPr/>
-          <w:p>
-            <w:pPr>
-              <w:pStyle w:val="Compact"/>
-            </w:pPr>
-            <w:r>
-              <w:t xml:space="preserve">항목</w:t>
-            </w:r>
-          </w:p>
-        </w:tc>
-        <w:tc>
-          <w:tcPr/>
-          <w:p>
-            <w:pPr>
-              <w:pStyle w:val="Compact"/>
-            </w:pPr>
-            <w:r>
-              <w:t xml:space="preserve">설명</w:t>
-            </w:r>
-          </w:p>
-        </w:tc>
-      </w:tr>
-      <w:tr>
-        <w:tc>
-          <w:tcPr/>
-          <w:p>
-            <w:pPr>
-              <w:pStyle w:val="Compact"/>
-            </w:pPr>
-            <w:r>
-              <w:t xml:space="preserve">최종 LLM benchmark</w:t>
-            </w:r>
-          </w:p>
-        </w:tc>
-        <w:tc>
-          <w:tcPr/>
-          <w:p>
-            <w:pPr>
-              <w:pStyle w:val="Compact"/>
-            </w:pPr>
-            <w:r>
-              <w:t xml:space="preserve">현재 LLM score는 prototype baseline이며 최종 정량 benchmark가 아니다.</w:t>
-            </w:r>
-          </w:p>
-        </w:tc>
-      </w:tr>
-      <w:tr>
-        <w:tc>
-          <w:tcPr/>
-          <w:p>
-            <w:pPr>
-              <w:pStyle w:val="Compact"/>
-            </w:pPr>
-            <w:r>
-              <w:t xml:space="preserve">실제 GPU VM 생성</w:t>
-            </w:r>
-          </w:p>
-        </w:tc>
-        <w:tc>
-          <w:tcPr/>
-          <w:p>
-            <w:pPr>
-              <w:pStyle w:val="Compact"/>
-            </w:pPr>
-            <w:r>
-              <w:t xml:space="preserve">기본 로컬 검증은 실제 AWS GPU VM을 생성하지 않는다.</w:t>
-            </w:r>
-          </w:p>
-        </w:tc>
-      </w:tr>
-      <w:tr>
-        <w:tc>
-          <w:tcPr/>
-          <w:p>
-            <w:pPr>
-              <w:pStyle w:val="Compact"/>
-            </w:pPr>
-            <w:r>
-              <w:t xml:space="preserve">실제 인프라 변경</w:t>
-            </w:r>
-          </w:p>
-        </w:tc>
-        <w:tc>
-          <w:tcPr/>
-          <w:p>
-            <w:pPr>
-              <w:pStyle w:val="Compact"/>
-            </w:pPr>
-            <w:r>
-              <w:t xml:space="preserve">기본</w:t>
-            </w:r>
-            <w:r>
-              <w:t xml:space="preserve"> </w:t>
-            </w:r>
-            <w:r>
-              <w:rPr>
-                <w:rStyle w:val="VerbatimChar"/>
-              </w:rPr>
-              <w:t xml:space="preserve">mock</w:t>
-            </w:r>
-            <w:r>
-              <w:t xml:space="preserve"> </w:t>
-            </w:r>
-            <w:r>
-              <w:t xml:space="preserve">mode는 실제 VM이나 서비스를 변경하지 않는다.</w:t>
-            </w:r>
-          </w:p>
-        </w:tc>
-      </w:tr>
-      <w:tr>
-        <w:tc>
-          <w:tcPr/>
-          <w:p>
-            <w:pPr>
-              <w:pStyle w:val="Compact"/>
-            </w:pPr>
-            <w:r>
-              <w:t xml:space="preserve">CB-Tumblebug 대체</w:t>
-            </w:r>
-          </w:p>
-        </w:tc>
-        <w:tc>
-          <w:tcPr/>
-          <w:p>
-            <w:pPr>
-              <w:pStyle w:val="Compact"/>
-            </w:pPr>
-            <w:r>
-              <w:t xml:space="preserve">CB-Tumblebug은 대체 대상이 아니라 향후 AI-Infra 연동 대상이다.</w:t>
-            </w:r>
-          </w:p>
-        </w:tc>
-      </w:tr>
-    </w:tbl>
     <w:bookmarkEnd w:id="16"/>
-    <w:bookmarkEnd w:id="17"/>
     <w:sectPr>
       <w:footnotePr>
         <w:numRestart w:val="eachSect"/>
